--- a/Etapa Construcción - Iteración 1/Arquitectura del Sistema - Kairos - NexTech.docx
+++ b/Etapa Construcción - Iteración 1/Arquitectura del Sistema - Kairos - NexTech.docx
@@ -828,12 +828,12 @@
             <wp:extent cx="1200150" cy="1200150"/>
             <wp:effectExtent b="0" l="0" r="0" t="0"/>
             <wp:wrapSquare wrapText="bothSides" distB="0" distT="0" distL="114300" distR="114300"/>
-            <wp:docPr descr="psi-negro.png" id="18" name="image2.png"/>
+            <wp:docPr descr="psi-negro.png" id="18" name="image1.png"/>
             <a:graphic>
               <a:graphicData uri="http://schemas.openxmlformats.org/drawingml/2006/picture">
                 <pic:pic>
                   <pic:nvPicPr>
-                    <pic:cNvPr descr="psi-negro.png" id="0" name="image2.png"/>
+                    <pic:cNvPr descr="psi-negro.png" id="0" name="image1.png"/>
                     <pic:cNvPicPr preferRelativeResize="0"/>
                   </pic:nvPicPr>
                   <pic:blipFill>
@@ -883,12 +883,12 @@
             <wp:extent cx="1304925" cy="2019300"/>
             <wp:effectExtent b="0" l="0" r="0" t="0"/>
             <wp:wrapSquare wrapText="bothSides" distB="0" distT="0" distL="114300" distR="114300"/>
-            <wp:docPr descr="UNPA.JPG" id="13" name="image4.jpg"/>
+            <wp:docPr descr="UNPA.JPG" id="13" name="image2.jpg"/>
             <a:graphic>
               <a:graphicData uri="http://schemas.openxmlformats.org/drawingml/2006/picture">
                 <pic:pic>
                   <pic:nvPicPr>
-                    <pic:cNvPr descr="UNPA.JPG" id="0" name="image4.jpg"/>
+                    <pic:cNvPr descr="UNPA.JPG" id="0" name="image2.jpg"/>
                     <pic:cNvPicPr preferRelativeResize="0"/>
                   </pic:nvPicPr>
                   <pic:blipFill>
@@ -1204,12 +1204,12 @@
             <wp:extent cx="1200150" cy="1200150"/>
             <wp:effectExtent b="0" l="0" r="0" t="0"/>
             <wp:wrapSquare wrapText="bothSides" distB="0" distT="0" distL="114300" distR="114300"/>
-            <wp:docPr descr="psi-negro.png" id="12" name="image2.png"/>
+            <wp:docPr descr="psi-negro.png" id="12" name="image1.png"/>
             <a:graphic>
               <a:graphicData uri="http://schemas.openxmlformats.org/drawingml/2006/picture">
                 <pic:pic>
                   <pic:nvPicPr>
-                    <pic:cNvPr descr="psi-negro.png" id="0" name="image2.png"/>
+                    <pic:cNvPr descr="psi-negro.png" id="0" name="image1.png"/>
                     <pic:cNvPicPr preferRelativeResize="0"/>
                   </pic:nvPicPr>
                   <pic:blipFill>
@@ -1307,7 +1307,7 @@
     </w:p>
     <w:sdt>
       <w:sdtPr>
-        <w:id w:val="769351926"/>
+        <w:id w:val="-1959023798"/>
         <w:docPartObj>
           <w:docPartGallery w:val="Table of Contents"/>
           <w:docPartUnique w:val="1"/>
@@ -7847,12 +7847,12 @@
           <wp:extent cx="669290" cy="669290"/>
           <wp:effectExtent b="0" l="0" r="0" t="0"/>
           <wp:wrapSquare wrapText="bothSides" distB="0" distT="0" distL="114300" distR="114300"/>
-          <wp:docPr descr="psi-negro.png" id="14" name="image3.png"/>
+          <wp:docPr descr="psi-negro.png" id="14" name="image4.png"/>
           <a:graphic>
             <a:graphicData uri="http://schemas.openxmlformats.org/drawingml/2006/picture">
               <pic:pic>
                 <pic:nvPicPr>
-                  <pic:cNvPr descr="psi-negro.png" id="0" name="image3.png"/>
+                  <pic:cNvPr descr="psi-negro.png" id="0" name="image4.png"/>
                   <pic:cNvPicPr preferRelativeResize="0"/>
                 </pic:nvPicPr>
                 <pic:blipFill>
@@ -7892,12 +7892,12 @@
           <wp:extent cx="425450" cy="666750"/>
           <wp:effectExtent b="0" l="0" r="0" t="0"/>
           <wp:wrapSquare wrapText="bothSides" distB="0" distT="0" distL="114300" distR="114300"/>
-          <wp:docPr descr="UNPA.JPG" id="16" name="image1.jpg"/>
+          <wp:docPr descr="UNPA.JPG" id="16" name="image3.jpg"/>
           <a:graphic>
             <a:graphicData uri="http://schemas.openxmlformats.org/drawingml/2006/picture">
               <pic:pic>
                 <pic:nvPicPr>
-                  <pic:cNvPr descr="UNPA.JPG" id="0" name="image1.jpg"/>
+                  <pic:cNvPr descr="UNPA.JPG" id="0" name="image3.jpg"/>
                   <pic:cNvPicPr preferRelativeResize="0"/>
                 </pic:nvPicPr>
                 <pic:blipFill>

--- a/Etapa Construcción - Iteración 1/Arquitectura del Sistema - Kairos - NexTech.docx
+++ b/Etapa Construcción - Iteración 1/Arquitectura del Sistema - Kairos - NexTech.docx
@@ -883,12 +883,12 @@
             <wp:extent cx="1304925" cy="2019300"/>
             <wp:effectExtent b="0" l="0" r="0" t="0"/>
             <wp:wrapSquare wrapText="bothSides" distB="0" distT="0" distL="114300" distR="114300"/>
-            <wp:docPr descr="UNPA.JPG" id="13" name="image2.jpg"/>
+            <wp:docPr descr="UNPA.JPG" id="13" name="image4.jpg"/>
             <a:graphic>
               <a:graphicData uri="http://schemas.openxmlformats.org/drawingml/2006/picture">
                 <pic:pic>
                   <pic:nvPicPr>
-                    <pic:cNvPr descr="UNPA.JPG" id="0" name="image2.jpg"/>
+                    <pic:cNvPr descr="UNPA.JPG" id="0" name="image4.jpg"/>
                     <pic:cNvPicPr preferRelativeResize="0"/>
                   </pic:nvPicPr>
                   <pic:blipFill>
@@ -1307,7 +1307,7 @@
     </w:p>
     <w:sdt>
       <w:sdtPr>
-        <w:id w:val="-1959023798"/>
+        <w:id w:val="271094663"/>
         <w:docPartObj>
           <w:docPartGallery w:val="Table of Contents"/>
           <w:docPartUnique w:val="1"/>
@@ -7847,12 +7847,12 @@
           <wp:extent cx="669290" cy="669290"/>
           <wp:effectExtent b="0" l="0" r="0" t="0"/>
           <wp:wrapSquare wrapText="bothSides" distB="0" distT="0" distL="114300" distR="114300"/>
-          <wp:docPr descr="psi-negro.png" id="14" name="image4.png"/>
+          <wp:docPr descr="psi-negro.png" id="14" name="image3.png"/>
           <a:graphic>
             <a:graphicData uri="http://schemas.openxmlformats.org/drawingml/2006/picture">
               <pic:pic>
                 <pic:nvPicPr>
-                  <pic:cNvPr descr="psi-negro.png" id="0" name="image4.png"/>
+                  <pic:cNvPr descr="psi-negro.png" id="0" name="image3.png"/>
                   <pic:cNvPicPr preferRelativeResize="0"/>
                 </pic:nvPicPr>
                 <pic:blipFill>
@@ -7892,12 +7892,12 @@
           <wp:extent cx="425450" cy="666750"/>
           <wp:effectExtent b="0" l="0" r="0" t="0"/>
           <wp:wrapSquare wrapText="bothSides" distB="0" distT="0" distL="114300" distR="114300"/>
-          <wp:docPr descr="UNPA.JPG" id="16" name="image3.jpg"/>
+          <wp:docPr descr="UNPA.JPG" id="16" name="image2.jpg"/>
           <a:graphic>
             <a:graphicData uri="http://schemas.openxmlformats.org/drawingml/2006/picture">
               <pic:pic>
                 <pic:nvPicPr>
-                  <pic:cNvPr descr="UNPA.JPG" id="0" name="image3.jpg"/>
+                  <pic:cNvPr descr="UNPA.JPG" id="0" name="image2.jpg"/>
                   <pic:cNvPicPr preferRelativeResize="0"/>
                 </pic:nvPicPr>
                 <pic:blipFill>

--- a/Etapa Construcción - Iteración 1/Arquitectura del Sistema - Kairos - NexTech.docx
+++ b/Etapa Construcción - Iteración 1/Arquitectura del Sistema - Kairos - NexTech.docx
@@ -828,12 +828,12 @@
             <wp:extent cx="1200150" cy="1200150"/>
             <wp:effectExtent b="0" l="0" r="0" t="0"/>
             <wp:wrapSquare wrapText="bothSides" distB="0" distT="0" distL="114300" distR="114300"/>
-            <wp:docPr descr="psi-negro.png" id="18" name="image1.png"/>
+            <wp:docPr descr="psi-negro.png" id="18" name="image4.png"/>
             <a:graphic>
               <a:graphicData uri="http://schemas.openxmlformats.org/drawingml/2006/picture">
                 <pic:pic>
                   <pic:nvPicPr>
-                    <pic:cNvPr descr="psi-negro.png" id="0" name="image1.png"/>
+                    <pic:cNvPr descr="psi-negro.png" id="0" name="image4.png"/>
                     <pic:cNvPicPr preferRelativeResize="0"/>
                   </pic:nvPicPr>
                   <pic:blipFill>
@@ -883,12 +883,12 @@
             <wp:extent cx="1304925" cy="2019300"/>
             <wp:effectExtent b="0" l="0" r="0" t="0"/>
             <wp:wrapSquare wrapText="bothSides" distB="0" distT="0" distL="114300" distR="114300"/>
-            <wp:docPr descr="UNPA.JPG" id="13" name="image4.jpg"/>
+            <wp:docPr descr="UNPA.JPG" id="13" name="image3.jpg"/>
             <a:graphic>
               <a:graphicData uri="http://schemas.openxmlformats.org/drawingml/2006/picture">
                 <pic:pic>
                   <pic:nvPicPr>
-                    <pic:cNvPr descr="UNPA.JPG" id="0" name="image4.jpg"/>
+                    <pic:cNvPr descr="UNPA.JPG" id="0" name="image3.jpg"/>
                     <pic:cNvPicPr preferRelativeResize="0"/>
                   </pic:nvPicPr>
                   <pic:blipFill>
@@ -1204,12 +1204,12 @@
             <wp:extent cx="1200150" cy="1200150"/>
             <wp:effectExtent b="0" l="0" r="0" t="0"/>
             <wp:wrapSquare wrapText="bothSides" distB="0" distT="0" distL="114300" distR="114300"/>
-            <wp:docPr descr="psi-negro.png" id="12" name="image1.png"/>
+            <wp:docPr descr="psi-negro.png" id="12" name="image4.png"/>
             <a:graphic>
               <a:graphicData uri="http://schemas.openxmlformats.org/drawingml/2006/picture">
                 <pic:pic>
                   <pic:nvPicPr>
-                    <pic:cNvPr descr="psi-negro.png" id="0" name="image1.png"/>
+                    <pic:cNvPr descr="psi-negro.png" id="0" name="image4.png"/>
                     <pic:cNvPicPr preferRelativeResize="0"/>
                   </pic:nvPicPr>
                   <pic:blipFill>
@@ -1307,7 +1307,7 @@
     </w:p>
     <w:sdt>
       <w:sdtPr>
-        <w:id w:val="271094663"/>
+        <w:id w:val="-1503217773"/>
         <w:docPartObj>
           <w:docPartGallery w:val="Table of Contents"/>
           <w:docPartUnique w:val="1"/>
@@ -7847,12 +7847,12 @@
           <wp:extent cx="669290" cy="669290"/>
           <wp:effectExtent b="0" l="0" r="0" t="0"/>
           <wp:wrapSquare wrapText="bothSides" distB="0" distT="0" distL="114300" distR="114300"/>
-          <wp:docPr descr="psi-negro.png" id="14" name="image3.png"/>
+          <wp:docPr descr="psi-negro.png" id="14" name="image2.png"/>
           <a:graphic>
             <a:graphicData uri="http://schemas.openxmlformats.org/drawingml/2006/picture">
               <pic:pic>
                 <pic:nvPicPr>
-                  <pic:cNvPr descr="psi-negro.png" id="0" name="image3.png"/>
+                  <pic:cNvPr descr="psi-negro.png" id="0" name="image2.png"/>
                   <pic:cNvPicPr preferRelativeResize="0"/>
                 </pic:nvPicPr>
                 <pic:blipFill>
@@ -7892,12 +7892,12 @@
           <wp:extent cx="425450" cy="666750"/>
           <wp:effectExtent b="0" l="0" r="0" t="0"/>
           <wp:wrapSquare wrapText="bothSides" distB="0" distT="0" distL="114300" distR="114300"/>
-          <wp:docPr descr="UNPA.JPG" id="16" name="image2.jpg"/>
+          <wp:docPr descr="UNPA.JPG" id="16" name="image1.jpg"/>
           <a:graphic>
             <a:graphicData uri="http://schemas.openxmlformats.org/drawingml/2006/picture">
               <pic:pic>
                 <pic:nvPicPr>
-                  <pic:cNvPr descr="UNPA.JPG" id="0" name="image2.jpg"/>
+                  <pic:cNvPr descr="UNPA.JPG" id="0" name="image1.jpg"/>
                   <pic:cNvPicPr preferRelativeResize="0"/>
                 </pic:nvPicPr>
                 <pic:blipFill>

--- a/Etapa Construcción - Iteración 1/Arquitectura del Sistema - Kairos - NexTech.docx
+++ b/Etapa Construcción - Iteración 1/Arquitectura del Sistema - Kairos - NexTech.docx
@@ -196,12 +196,12 @@
                 <wp:extent cx="7940040" cy="810895"/>
                 <wp:effectExtent b="0" l="0" r="0" t="0"/>
                 <wp:wrapNone/>
-                <wp:docPr id="2" name="image8.png"/>
+                <wp:docPr id="2" name="image9.png"/>
                 <a:graphic>
                   <a:graphicData uri="http://schemas.openxmlformats.org/drawingml/2006/picture">
                     <pic:pic>
                       <pic:nvPicPr>
-                        <pic:cNvPr id="0" name="image8.png"/>
+                        <pic:cNvPr id="0" name="image9.png"/>
                         <pic:cNvPicPr preferRelativeResize="0"/>
                       </pic:nvPicPr>
                       <pic:blipFill>
@@ -316,12 +316,12 @@
                 <wp:extent cx="103505" cy="11228070"/>
                 <wp:effectExtent b="0" l="0" r="0" t="0"/>
                 <wp:wrapNone/>
-                <wp:docPr id="11" name="image17.png"/>
+                <wp:docPr id="11" name="image18.png"/>
                 <a:graphic>
                   <a:graphicData uri="http://schemas.openxmlformats.org/drawingml/2006/picture">
                     <pic:pic>
                       <pic:nvPicPr>
-                        <pic:cNvPr id="0" name="image17.png"/>
+                        <pic:cNvPr id="0" name="image18.png"/>
                         <pic:cNvPicPr preferRelativeResize="0"/>
                       </pic:nvPicPr>
                       <pic:blipFill>
@@ -436,12 +436,12 @@
                 <wp:extent cx="103505" cy="11228070"/>
                 <wp:effectExtent b="0" l="0" r="0" t="0"/>
                 <wp:wrapNone/>
-                <wp:docPr id="6" name="image12.png"/>
+                <wp:docPr id="6" name="image13.png"/>
                 <a:graphic>
                   <a:graphicData uri="http://schemas.openxmlformats.org/drawingml/2006/picture">
                     <pic:pic>
                       <pic:nvPicPr>
-                        <pic:cNvPr id="0" name="image12.png"/>
+                        <pic:cNvPr id="0" name="image13.png"/>
                         <pic:cNvPicPr preferRelativeResize="0"/>
                       </pic:nvPicPr>
                       <pic:blipFill>
@@ -556,12 +556,12 @@
                 <wp:extent cx="7940040" cy="810895"/>
                 <wp:effectExtent b="0" l="0" r="0" t="0"/>
                 <wp:wrapNone/>
-                <wp:docPr id="9" name="image15.png"/>
+                <wp:docPr id="9" name="image16.png"/>
                 <a:graphic>
                   <a:graphicData uri="http://schemas.openxmlformats.org/drawingml/2006/picture">
                     <pic:pic>
                       <pic:nvPicPr>
-                        <pic:cNvPr id="0" name="image15.png"/>
+                        <pic:cNvPr id="0" name="image16.png"/>
                         <pic:cNvPicPr preferRelativeResize="0"/>
                       </pic:nvPicPr>
                       <pic:blipFill>
@@ -828,12 +828,12 @@
             <wp:extent cx="1200150" cy="1200150"/>
             <wp:effectExtent b="0" l="0" r="0" t="0"/>
             <wp:wrapSquare wrapText="bothSides" distB="0" distT="0" distL="114300" distR="114300"/>
-            <wp:docPr descr="psi-negro.png" id="18" name="image4.png"/>
+            <wp:docPr descr="psi-negro.png" id="19" name="image5.png"/>
             <a:graphic>
               <a:graphicData uri="http://schemas.openxmlformats.org/drawingml/2006/picture">
                 <pic:pic>
                   <pic:nvPicPr>
-                    <pic:cNvPr descr="psi-negro.png" id="0" name="image4.png"/>
+                    <pic:cNvPr descr="psi-negro.png" id="0" name="image5.png"/>
                     <pic:cNvPicPr preferRelativeResize="0"/>
                   </pic:nvPicPr>
                   <pic:blipFill>
@@ -883,12 +883,12 @@
             <wp:extent cx="1304925" cy="2019300"/>
             <wp:effectExtent b="0" l="0" r="0" t="0"/>
             <wp:wrapSquare wrapText="bothSides" distB="0" distT="0" distL="114300" distR="114300"/>
-            <wp:docPr descr="UNPA.JPG" id="13" name="image3.jpg"/>
+            <wp:docPr descr="UNPA.JPG" id="13" name="image1.jpg"/>
             <a:graphic>
               <a:graphicData uri="http://schemas.openxmlformats.org/drawingml/2006/picture">
                 <pic:pic>
                   <pic:nvPicPr>
-                    <pic:cNvPr descr="UNPA.JPG" id="0" name="image3.jpg"/>
+                    <pic:cNvPr descr="UNPA.JPG" id="0" name="image1.jpg"/>
                     <pic:cNvPicPr preferRelativeResize="0"/>
                   </pic:nvPicPr>
                   <pic:blipFill>
@@ -1098,12 +1098,12 @@
                 <wp:extent cx="2060575" cy="7330709"/>
                 <wp:effectExtent b="0" l="0" r="0" t="0"/>
                 <wp:wrapSquare wrapText="bothSides" distB="0" distT="0" distL="114300" distR="114300"/>
-                <wp:docPr id="1" name="image7.png"/>
+                <wp:docPr id="1" name="image8.png"/>
                 <a:graphic>
                   <a:graphicData uri="http://schemas.openxmlformats.org/drawingml/2006/picture">
                     <pic:pic>
                       <pic:nvPicPr>
-                        <pic:cNvPr id="0" name="image7.png"/>
+                        <pic:cNvPr id="0" name="image8.png"/>
                         <pic:cNvPicPr preferRelativeResize="0"/>
                       </pic:nvPicPr>
                       <pic:blipFill>
@@ -1204,12 +1204,12 @@
             <wp:extent cx="1200150" cy="1200150"/>
             <wp:effectExtent b="0" l="0" r="0" t="0"/>
             <wp:wrapSquare wrapText="bothSides" distB="0" distT="0" distL="114300" distR="114300"/>
-            <wp:docPr descr="psi-negro.png" id="12" name="image4.png"/>
+            <wp:docPr descr="psi-negro.png" id="12" name="image5.png"/>
             <a:graphic>
               <a:graphicData uri="http://schemas.openxmlformats.org/drawingml/2006/picture">
                 <pic:pic>
                   <pic:nvPicPr>
-                    <pic:cNvPr descr="psi-negro.png" id="0" name="image4.png"/>
+                    <pic:cNvPr descr="psi-negro.png" id="0" name="image5.png"/>
                     <pic:cNvPicPr preferRelativeResize="0"/>
                   </pic:nvPicPr>
                   <pic:blipFill>
@@ -1307,7 +1307,7 @@
     </w:p>
     <w:sdt>
       <w:sdtPr>
-        <w:id w:val="-1503217773"/>
+        <w:id w:val="-577899064"/>
         <w:docPartObj>
           <w:docPartGallery w:val="Table of Contents"/>
           <w:docPartUnique w:val="1"/>
@@ -4514,83 +4514,26 @@
           </w:p>
         </w:tc>
       </w:tr>
-      <w:tr>
-        <w:trPr>
-          <w:cantSplit w:val="0"/>
-          <w:trHeight w:val="885" w:hRule="atLeast"/>
-          <w:tblHeader w:val="0"/>
-        </w:trPr>
-        <w:tc>
-          <w:tcPr>
-            <w:tcBorders>
-              <w:top w:color="3d444d" w:space="0" w:sz="4" w:val="single"/>
-              <w:left w:color="3d444d" w:space="0" w:sz="4" w:val="single"/>
-              <w:bottom w:color="3d444d" w:space="0" w:sz="4" w:val="single"/>
-              <w:right w:color="3d444d" w:space="0" w:sz="4" w:val="single"/>
-            </w:tcBorders>
-            <w:tcMar>
-              <w:top w:w="100.0" w:type="dxa"/>
-              <w:left w:w="200.0" w:type="dxa"/>
-              <w:bottom w:w="100.0" w:type="dxa"/>
-              <w:right w:w="200.0" w:type="dxa"/>
-            </w:tcMar>
-            <w:vAlign w:val="top"/>
-          </w:tcPr>
-          <w:p>
-            <w:pPr>
-              <w:tabs>
-                <w:tab w:val="left" w:leader="none" w:pos="0"/>
-              </w:tabs>
-              <w:spacing w:before="0" w:line="240" w:lineRule="auto"/>
-              <w:ind w:left="0"/>
-              <w:rPr>
-                <w:b w:val="1"/>
-              </w:rPr>
-            </w:pPr>
-            <w:r>
-              <w:rPr>
-                <w:b w:val="1"/>
-                <w:rtl w:val="0"/>
-              </w:rPr>
-              <w:t xml:space="preserve">Toggl Track</w:t>
-            </w:r>
-          </w:p>
-        </w:tc>
-        <w:tc>
-          <w:tcPr>
-            <w:tcBorders>
-              <w:top w:color="3d444d" w:space="0" w:sz="4" w:val="single"/>
-              <w:left w:color="3d444d" w:space="0" w:sz="4" w:val="single"/>
-              <w:bottom w:color="3d444d" w:space="0" w:sz="4" w:val="single"/>
-              <w:right w:color="3d444d" w:space="0" w:sz="4" w:val="single"/>
-            </w:tcBorders>
-            <w:tcMar>
-              <w:top w:w="100.0" w:type="dxa"/>
-              <w:left w:w="200.0" w:type="dxa"/>
-              <w:bottom w:w="100.0" w:type="dxa"/>
-              <w:right w:w="200.0" w:type="dxa"/>
-            </w:tcMar>
-            <w:vAlign w:val="top"/>
-          </w:tcPr>
-          <w:p>
-            <w:pPr>
-              <w:tabs>
-                <w:tab w:val="left" w:leader="none" w:pos="0"/>
-              </w:tabs>
-              <w:spacing w:before="0" w:line="240" w:lineRule="auto"/>
-              <w:ind w:left="0"/>
-              <w:rPr/>
-            </w:pPr>
-            <w:r>
-              <w:rPr>
-                <w:rtl w:val="0"/>
-              </w:rPr>
-              <w:t xml:space="preserve">Servicio externo de seguimiento automático de tiempos integrado con el sistema.</w:t>
-            </w:r>
-          </w:p>
-        </w:tc>
-      </w:tr>
     </w:tbl>
+    <w:p>
+      <w:pPr>
+        <w:rPr>
+          <w:sz w:val="24"/>
+          <w:szCs w:val="24"/>
+        </w:rPr>
+      </w:pPr>
+      <w:r>
+        <w:rPr>
+          <w:rtl w:val="0"/>
+        </w:rPr>
+        <w:t xml:space="preserve">La versión anterior de este documento incluía la API de toggl track como actor del sistema; este se eliminó por decisión del equipo, ya que el registro de tiempos por cronómetro  será tomado directamente desde el sistema Kairos. </w:t>
+      </w:r>
+      <w:r>
+        <w:rPr>
+          <w:rtl w:val="0"/>
+        </w:rPr>
+      </w:r>
+    </w:p>
     <w:p>
       <w:pPr>
         <w:pStyle w:val="Heading3"/>
@@ -4931,9 +4874,58 @@
     </w:p>
     <w:p>
       <w:pPr>
-        <w:ind w:left="0" w:firstLine="0"/>
+        <w:pStyle w:val="Heading2"/>
+        <w:ind w:left="0"/>
         <w:rPr/>
       </w:pPr>
+      <w:bookmarkStart w:colFirst="0" w:colLast="0" w:name="_h5vwa7uosvxb" w:id="17"/>
+      <w:bookmarkEnd w:id="17"/>
+      <w:r>
+        <w:rPr>
+          <w:rtl w:val="0"/>
+        </w:rPr>
+        <w:t xml:space="preserve">Diagrama de Casos de uso</w:t>
+      </w:r>
+    </w:p>
+    <w:p>
+      <w:pPr>
+        <w:rPr/>
+      </w:pPr>
+      <w:r>
+        <w:rPr/>
+        <w:drawing>
+          <wp:inline distB="114300" distT="114300" distL="114300" distR="114300">
+            <wp:extent cx="5399730" cy="4343400"/>
+            <wp:effectExtent b="0" l="0" r="0" t="0"/>
+            <wp:docPr id="16" name="image4.png"/>
+            <a:graphic>
+              <a:graphicData uri="http://schemas.openxmlformats.org/drawingml/2006/picture">
+                <pic:pic>
+                  <pic:nvPicPr>
+                    <pic:cNvPr id="0" name="image4.png"/>
+                    <pic:cNvPicPr preferRelativeResize="0"/>
+                  </pic:nvPicPr>
+                  <pic:blipFill>
+                    <a:blip r:embed="rId9"/>
+                    <a:srcRect b="0" l="0" r="0" t="0"/>
+                    <a:stretch>
+                      <a:fillRect/>
+                    </a:stretch>
+                  </pic:blipFill>
+                  <pic:spPr>
+                    <a:xfrm>
+                      <a:off x="0" y="0"/>
+                      <a:ext cx="5399730" cy="4343400"/>
+                    </a:xfrm>
+                    <a:prstGeom prst="rect"/>
+                    <a:ln/>
+                  </pic:spPr>
+                </pic:pic>
+              </a:graphicData>
+            </a:graphic>
+          </wp:inline>
+        </w:drawing>
+      </w:r>
       <w:r>
         <w:rPr>
           <w:rtl w:val="0"/>
@@ -4949,8 +4941,8 @@
           <w:vertAlign w:val="baseline"/>
         </w:rPr>
       </w:pPr>
-      <w:bookmarkStart w:colFirst="0" w:colLast="0" w:name="_w6rkxf4xu8p3" w:id="17"/>
-      <w:bookmarkEnd w:id="17"/>
+      <w:bookmarkStart w:colFirst="0" w:colLast="0" w:name="_w6rkxf4xu8p3" w:id="18"/>
+      <w:bookmarkEnd w:id="18"/>
       <w:r>
         <w:rPr>
           <w:vertAlign w:val="baseline"/>
@@ -5040,8 +5032,8 @@
           <w:vertAlign w:val="baseline"/>
         </w:rPr>
       </w:pPr>
-      <w:bookmarkStart w:colFirst="0" w:colLast="0" w:name="_1j05jkby0ste" w:id="18"/>
-      <w:bookmarkEnd w:id="18"/>
+      <w:bookmarkStart w:colFirst="0" w:colLast="0" w:name="_1j05jkby0ste" w:id="19"/>
+      <w:bookmarkEnd w:id="19"/>
       <w:r>
         <w:rPr>
           <w:vertAlign w:val="baseline"/>
@@ -5143,8 +5135,8 @@
           <w:vertAlign w:val="baseline"/>
         </w:rPr>
       </w:pPr>
-      <w:bookmarkStart w:colFirst="0" w:colLast="0" w:name="_sf59cjkiid7j" w:id="19"/>
-      <w:bookmarkEnd w:id="19"/>
+      <w:bookmarkStart w:colFirst="0" w:colLast="0" w:name="_sf59cjkiid7j" w:id="20"/>
+      <w:bookmarkEnd w:id="20"/>
       <w:r>
         <w:rPr>
           <w:vertAlign w:val="baseline"/>
@@ -5364,8 +5356,8 @@
           <w:vertAlign w:val="baseline"/>
         </w:rPr>
       </w:pPr>
-      <w:bookmarkStart w:colFirst="0" w:colLast="0" w:name="_blhkfp3s41qc" w:id="20"/>
-      <w:bookmarkEnd w:id="20"/>
+      <w:bookmarkStart w:colFirst="0" w:colLast="0" w:name="_blhkfp3s41qc" w:id="21"/>
+      <w:bookmarkEnd w:id="21"/>
       <w:r>
         <w:rPr>
           <w:vertAlign w:val="baseline"/>
@@ -5847,8 +5839,8 @@
           <w:vertAlign w:val="baseline"/>
         </w:rPr>
       </w:pPr>
-      <w:bookmarkStart w:colFirst="0" w:colLast="0" w:name="_lyay6f36587s" w:id="21"/>
-      <w:bookmarkEnd w:id="21"/>
+      <w:bookmarkStart w:colFirst="0" w:colLast="0" w:name="_lyay6f36587s" w:id="22"/>
+      <w:bookmarkEnd w:id="22"/>
       <w:r>
         <w:rPr>
           <w:vertAlign w:val="baseline"/>
@@ -6598,8 +6590,8 @@
           <w:vertAlign w:val="baseline"/>
         </w:rPr>
       </w:pPr>
-      <w:bookmarkStart w:colFirst="0" w:colLast="0" w:name="_ym0a0cc9jm0" w:id="22"/>
-      <w:bookmarkEnd w:id="22"/>
+      <w:bookmarkStart w:colFirst="0" w:colLast="0" w:name="_ym0a0cc9jm0" w:id="23"/>
+      <w:bookmarkEnd w:id="23"/>
       <w:r>
         <w:rPr>
           <w:vertAlign w:val="baseline"/>
@@ -6743,8 +6735,8 @@
           <w:vertAlign w:val="baseline"/>
         </w:rPr>
       </w:pPr>
-      <w:bookmarkStart w:colFirst="0" w:colLast="0" w:name="_cvb8cydg74m9" w:id="23"/>
-      <w:bookmarkEnd w:id="23"/>
+      <w:bookmarkStart w:colFirst="0" w:colLast="0" w:name="_cvb8cydg74m9" w:id="24"/>
+      <w:bookmarkEnd w:id="24"/>
       <w:r>
         <w:rPr>
           <w:vertAlign w:val="baseline"/>
@@ -6912,8 +6904,8 @@
           <w:vertAlign w:val="baseline"/>
         </w:rPr>
       </w:pPr>
-      <w:bookmarkStart w:colFirst="0" w:colLast="0" w:name="_n57yxtebwpyn" w:id="24"/>
-      <w:bookmarkEnd w:id="24"/>
+      <w:bookmarkStart w:colFirst="0" w:colLast="0" w:name="_n57yxtebwpyn" w:id="25"/>
+      <w:bookmarkEnd w:id="25"/>
       <w:r>
         <w:rPr>
           <w:vertAlign w:val="baseline"/>
@@ -7066,8 +7058,8 @@
           <w:vertAlign w:val="baseline"/>
         </w:rPr>
       </w:pPr>
-      <w:bookmarkStart w:colFirst="0" w:colLast="0" w:name="_7805pnasfes" w:id="25"/>
-      <w:bookmarkEnd w:id="25"/>
+      <w:bookmarkStart w:colFirst="0" w:colLast="0" w:name="_7805pnasfes" w:id="26"/>
+      <w:bookmarkEnd w:id="26"/>
       <w:r>
         <w:rPr>
           <w:vertAlign w:val="baseline"/>
@@ -7085,8 +7077,8 @@
           <w:vertAlign w:val="baseline"/>
         </w:rPr>
       </w:pPr>
-      <w:bookmarkStart w:colFirst="0" w:colLast="0" w:name="_q5y08597mezs" w:id="26"/>
-      <w:bookmarkEnd w:id="26"/>
+      <w:bookmarkStart w:colFirst="0" w:colLast="0" w:name="_q5y08597mezs" w:id="27"/>
+      <w:bookmarkEnd w:id="27"/>
       <w:r>
         <w:rPr>
           <w:vertAlign w:val="baseline"/>
@@ -7109,16 +7101,16 @@
           <wp:inline distB="114300" distT="114300" distL="114300" distR="114300">
             <wp:extent cx="5399730" cy="2400300"/>
             <wp:effectExtent b="0" l="0" r="0" t="0"/>
-            <wp:docPr id="15" name="image6.png"/>
+            <wp:docPr id="15" name="image7.png"/>
             <a:graphic>
               <a:graphicData uri="http://schemas.openxmlformats.org/drawingml/2006/picture">
                 <pic:pic>
                   <pic:nvPicPr>
-                    <pic:cNvPr id="0" name="image6.png"/>
+                    <pic:cNvPr id="0" name="image7.png"/>
                     <pic:cNvPicPr preferRelativeResize="0"/>
                   </pic:nvPicPr>
                   <pic:blipFill>
-                    <a:blip r:embed="rId9"/>
+                    <a:blip r:embed="rId10"/>
                     <a:srcRect b="0" l="8" r="8" t="0"/>
                     <a:stretch>
                       <a:fillRect/>
@@ -7154,8 +7146,8 @@
           <w:color w:val="548dd4"/>
         </w:rPr>
       </w:pPr>
-      <w:bookmarkStart w:colFirst="0" w:colLast="0" w:name="_g8lkzod0eszb" w:id="27"/>
-      <w:bookmarkEnd w:id="27"/>
+      <w:bookmarkStart w:colFirst="0" w:colLast="0" w:name="_g8lkzod0eszb" w:id="28"/>
+      <w:bookmarkEnd w:id="28"/>
       <w:r>
         <w:rPr>
           <w:vertAlign w:val="baseline"/>
@@ -7252,16 +7244,16 @@
           <wp:inline distB="114300" distT="114300" distL="114300" distR="114300">
             <wp:extent cx="5399730" cy="3162300"/>
             <wp:effectExtent b="0" l="0" r="0" t="0"/>
-            <wp:docPr id="17" name="image5.png"/>
+            <wp:docPr id="18" name="image6.png"/>
             <a:graphic>
               <a:graphicData uri="http://schemas.openxmlformats.org/drawingml/2006/picture">
                 <pic:pic>
                   <pic:nvPicPr>
-                    <pic:cNvPr id="0" name="image5.png"/>
+                    <pic:cNvPr id="0" name="image6.png"/>
                     <pic:cNvPicPr preferRelativeResize="0"/>
                   </pic:nvPicPr>
                   <pic:blipFill>
-                    <a:blip r:embed="rId10"/>
+                    <a:blip r:embed="rId11"/>
                     <a:srcRect b="0" l="0" r="0" t="0"/>
                     <a:stretch>
                       <a:fillRect/>
@@ -7293,8 +7285,8 @@
         <w:ind w:left="0" w:firstLine="0"/>
         <w:rPr/>
       </w:pPr>
-      <w:bookmarkStart w:colFirst="0" w:colLast="0" w:name="_xfbvtxvcorkg" w:id="28"/>
-      <w:bookmarkEnd w:id="28"/>
+      <w:bookmarkStart w:colFirst="0" w:colLast="0" w:name="_xfbvtxvcorkg" w:id="29"/>
+      <w:bookmarkEnd w:id="29"/>
       <w:r>
         <w:rPr>
           <w:rtl w:val="0"/>
@@ -7302,8 +7294,8 @@
       </w:r>
     </w:p>
     <w:sectPr>
-      <w:headerReference r:id="rId11" w:type="default"/>
-      <w:footerReference r:id="rId12" w:type="default"/>
+      <w:headerReference r:id="rId12" w:type="default"/>
+      <w:footerReference r:id="rId13" w:type="default"/>
       <w:pgSz w:h="16838" w:w="11906" w:orient="portrait"/>
       <w:pgMar w:bottom="1417" w:top="1535" w:left="1701" w:right="1701" w:header="567" w:footer="572"/>
       <w:pgNumType w:start="1"/>
@@ -7528,12 +7520,12 @@
               <wp:extent cx="7761605" cy="822325"/>
               <wp:effectExtent b="0" l="0" r="0" t="0"/>
               <wp:wrapNone/>
-              <wp:docPr id="7" name="image13.png"/>
+              <wp:docPr id="7" name="image14.png"/>
               <a:graphic>
                 <a:graphicData uri="http://schemas.openxmlformats.org/drawingml/2006/picture">
                   <pic:pic>
                     <pic:nvPicPr>
-                      <pic:cNvPr id="0" name="image13.png"/>
+                      <pic:cNvPr id="0" name="image14.png"/>
                       <pic:cNvPicPr preferRelativeResize="0"/>
                     </pic:nvPicPr>
                     <pic:blipFill>
@@ -7635,12 +7627,12 @@
               <wp:extent cx="103505" cy="824865"/>
               <wp:effectExtent b="0" l="0" r="0" t="0"/>
               <wp:wrapNone/>
-              <wp:docPr id="3" name="image9.png"/>
+              <wp:docPr id="3" name="image10.png"/>
               <a:graphic>
                 <a:graphicData uri="http://schemas.openxmlformats.org/drawingml/2006/picture">
                   <pic:pic>
                     <pic:nvPicPr>
-                      <pic:cNvPr id="0" name="image9.png"/>
+                      <pic:cNvPr id="0" name="image10.png"/>
                       <pic:cNvPicPr preferRelativeResize="0"/>
                     </pic:nvPicPr>
                     <pic:blipFill>
@@ -7742,12 +7734,12 @@
               <wp:extent cx="103505" cy="824865"/>
               <wp:effectExtent b="0" l="0" r="0" t="0"/>
               <wp:wrapNone/>
-              <wp:docPr id="10" name="image16.png"/>
+              <wp:docPr id="10" name="image17.png"/>
               <a:graphic>
                 <a:graphicData uri="http://schemas.openxmlformats.org/drawingml/2006/picture">
                   <pic:pic>
                     <pic:nvPicPr>
-                      <pic:cNvPr id="0" name="image16.png"/>
+                      <pic:cNvPr id="0" name="image17.png"/>
                       <pic:cNvPicPr preferRelativeResize="0"/>
                     </pic:nvPicPr>
                     <pic:blipFill>
@@ -7847,12 +7839,12 @@
           <wp:extent cx="669290" cy="669290"/>
           <wp:effectExtent b="0" l="0" r="0" t="0"/>
           <wp:wrapSquare wrapText="bothSides" distB="0" distT="0" distL="114300" distR="114300"/>
-          <wp:docPr descr="psi-negro.png" id="14" name="image2.png"/>
+          <wp:docPr descr="psi-negro.png" id="14" name="image3.png"/>
           <a:graphic>
             <a:graphicData uri="http://schemas.openxmlformats.org/drawingml/2006/picture">
               <pic:pic>
                 <pic:nvPicPr>
-                  <pic:cNvPr descr="psi-negro.png" id="0" name="image2.png"/>
+                  <pic:cNvPr descr="psi-negro.png" id="0" name="image3.png"/>
                   <pic:cNvPicPr preferRelativeResize="0"/>
                 </pic:nvPicPr>
                 <pic:blipFill>
@@ -7892,12 +7884,12 @@
           <wp:extent cx="425450" cy="666750"/>
           <wp:effectExtent b="0" l="0" r="0" t="0"/>
           <wp:wrapSquare wrapText="bothSides" distB="0" distT="0" distL="114300" distR="114300"/>
-          <wp:docPr descr="UNPA.JPG" id="16" name="image1.jpg"/>
+          <wp:docPr descr="UNPA.JPG" id="17" name="image2.jpg"/>
           <a:graphic>
             <a:graphicData uri="http://schemas.openxmlformats.org/drawingml/2006/picture">
               <pic:pic>
                 <pic:nvPicPr>
-                  <pic:cNvPr descr="UNPA.JPG" id="0" name="image1.jpg"/>
+                  <pic:cNvPr descr="UNPA.JPG" id="0" name="image2.jpg"/>
                   <pic:cNvPicPr preferRelativeResize="0"/>
                 </pic:nvPicPr>
                 <pic:blipFill>
@@ -8000,12 +7992,12 @@
               <wp:extent cx="103505" cy="811530"/>
               <wp:effectExtent b="0" l="0" r="0" t="0"/>
               <wp:wrapNone/>
-              <wp:docPr id="8" name="image14.png"/>
+              <wp:docPr id="8" name="image15.png"/>
               <a:graphic>
                 <a:graphicData uri="http://schemas.openxmlformats.org/drawingml/2006/picture">
                   <pic:pic>
                     <pic:nvPicPr>
-                      <pic:cNvPr id="0" name="image14.png"/>
+                      <pic:cNvPr id="0" name="image15.png"/>
                       <pic:cNvPicPr preferRelativeResize="0"/>
                     </pic:nvPicPr>
                     <pic:blipFill>
@@ -8110,12 +8102,12 @@
               <wp:extent cx="103505" cy="812165"/>
               <wp:effectExtent b="0" l="0" r="0" t="0"/>
               <wp:wrapNone/>
-              <wp:docPr id="5" name="image11.png"/>
+              <wp:docPr id="5" name="image12.png"/>
               <a:graphic>
                 <a:graphicData uri="http://schemas.openxmlformats.org/drawingml/2006/picture">
                   <pic:pic>
                     <pic:nvPicPr>
-                      <pic:cNvPr id="0" name="image11.png"/>
+                      <pic:cNvPr id="0" name="image12.png"/>
                       <pic:cNvPicPr preferRelativeResize="0"/>
                     </pic:nvPicPr>
                     <pic:blipFill>
@@ -8311,12 +8303,12 @@
               <wp:extent cx="7549515" cy="815340"/>
               <wp:effectExtent b="0" l="0" r="0" t="0"/>
               <wp:wrapNone/>
-              <wp:docPr id="4" name="image10.png"/>
+              <wp:docPr id="4" name="image11.png"/>
               <a:graphic>
                 <a:graphicData uri="http://schemas.openxmlformats.org/drawingml/2006/picture">
                   <pic:pic>
                     <pic:nvPicPr>
-                      <pic:cNvPr id="0" name="image10.png"/>
+                      <pic:cNvPr id="0" name="image11.png"/>
                       <pic:cNvPicPr preferRelativeResize="0"/>
                     </pic:nvPicPr>
                     <pic:blipFill>

--- a/Etapa Construcción - Iteración 1/Arquitectura del Sistema - Kairos - NexTech.docx
+++ b/Etapa Construcción - Iteración 1/Arquitectura del Sistema - Kairos - NexTech.docx
@@ -828,12 +828,12 @@
             <wp:extent cx="1200150" cy="1200150"/>
             <wp:effectExtent b="0" l="0" r="0" t="0"/>
             <wp:wrapSquare wrapText="bothSides" distB="0" distT="0" distL="114300" distR="114300"/>
-            <wp:docPr descr="psi-negro.png" id="19" name="image5.png"/>
+            <wp:docPr descr="psi-negro.png" id="19" name="image4.png"/>
             <a:graphic>
               <a:graphicData uri="http://schemas.openxmlformats.org/drawingml/2006/picture">
                 <pic:pic>
                   <pic:nvPicPr>
-                    <pic:cNvPr descr="psi-negro.png" id="0" name="image5.png"/>
+                    <pic:cNvPr descr="psi-negro.png" id="0" name="image4.png"/>
                     <pic:cNvPicPr preferRelativeResize="0"/>
                   </pic:nvPicPr>
                   <pic:blipFill>
@@ -883,12 +883,12 @@
             <wp:extent cx="1304925" cy="2019300"/>
             <wp:effectExtent b="0" l="0" r="0" t="0"/>
             <wp:wrapSquare wrapText="bothSides" distB="0" distT="0" distL="114300" distR="114300"/>
-            <wp:docPr descr="UNPA.JPG" id="13" name="image1.jpg"/>
+            <wp:docPr descr="UNPA.JPG" id="13" name="image3.jpg"/>
             <a:graphic>
               <a:graphicData uri="http://schemas.openxmlformats.org/drawingml/2006/picture">
                 <pic:pic>
                   <pic:nvPicPr>
-                    <pic:cNvPr descr="UNPA.JPG" id="0" name="image1.jpg"/>
+                    <pic:cNvPr descr="UNPA.JPG" id="0" name="image3.jpg"/>
                     <pic:cNvPicPr preferRelativeResize="0"/>
                   </pic:nvPicPr>
                   <pic:blipFill>
@@ -1204,12 +1204,12 @@
             <wp:extent cx="1200150" cy="1200150"/>
             <wp:effectExtent b="0" l="0" r="0" t="0"/>
             <wp:wrapSquare wrapText="bothSides" distB="0" distT="0" distL="114300" distR="114300"/>
-            <wp:docPr descr="psi-negro.png" id="12" name="image5.png"/>
+            <wp:docPr descr="psi-negro.png" id="12" name="image4.png"/>
             <a:graphic>
               <a:graphicData uri="http://schemas.openxmlformats.org/drawingml/2006/picture">
                 <pic:pic>
                   <pic:nvPicPr>
-                    <pic:cNvPr descr="psi-negro.png" id="0" name="image5.png"/>
+                    <pic:cNvPr descr="psi-negro.png" id="0" name="image4.png"/>
                     <pic:cNvPicPr preferRelativeResize="0"/>
                   </pic:nvPicPr>
                   <pic:blipFill>
@@ -1307,7 +1307,7 @@
     </w:p>
     <w:sdt>
       <w:sdtPr>
-        <w:id w:val="-577899064"/>
+        <w:id w:val="-1688261659"/>
         <w:docPartObj>
           <w:docPartGallery w:val="Table of Contents"/>
           <w:docPartUnique w:val="1"/>
@@ -4897,12 +4897,12 @@
           <wp:inline distB="114300" distT="114300" distL="114300" distR="114300">
             <wp:extent cx="5399730" cy="4343400"/>
             <wp:effectExtent b="0" l="0" r="0" t="0"/>
-            <wp:docPr id="16" name="image4.png"/>
+            <wp:docPr id="16" name="image6.png"/>
             <a:graphic>
               <a:graphicData uri="http://schemas.openxmlformats.org/drawingml/2006/picture">
                 <pic:pic>
                   <pic:nvPicPr>
-                    <pic:cNvPr id="0" name="image4.png"/>
+                    <pic:cNvPr id="0" name="image6.png"/>
                     <pic:cNvPicPr preferRelativeResize="0"/>
                   </pic:nvPicPr>
                   <pic:blipFill>
@@ -7244,12 +7244,12 @@
           <wp:inline distB="114300" distT="114300" distL="114300" distR="114300">
             <wp:extent cx="5399730" cy="3162300"/>
             <wp:effectExtent b="0" l="0" r="0" t="0"/>
-            <wp:docPr id="18" name="image6.png"/>
+            <wp:docPr id="18" name="image5.png"/>
             <a:graphic>
               <a:graphicData uri="http://schemas.openxmlformats.org/drawingml/2006/picture">
                 <pic:pic>
                   <pic:nvPicPr>
-                    <pic:cNvPr id="0" name="image6.png"/>
+                    <pic:cNvPr id="0" name="image5.png"/>
                     <pic:cNvPicPr preferRelativeResize="0"/>
                   </pic:nvPicPr>
                   <pic:blipFill>
@@ -7839,12 +7839,12 @@
           <wp:extent cx="669290" cy="669290"/>
           <wp:effectExtent b="0" l="0" r="0" t="0"/>
           <wp:wrapSquare wrapText="bothSides" distB="0" distT="0" distL="114300" distR="114300"/>
-          <wp:docPr descr="psi-negro.png" id="14" name="image3.png"/>
+          <wp:docPr descr="psi-negro.png" id="14" name="image2.png"/>
           <a:graphic>
             <a:graphicData uri="http://schemas.openxmlformats.org/drawingml/2006/picture">
               <pic:pic>
                 <pic:nvPicPr>
-                  <pic:cNvPr descr="psi-negro.png" id="0" name="image3.png"/>
+                  <pic:cNvPr descr="psi-negro.png" id="0" name="image2.png"/>
                   <pic:cNvPicPr preferRelativeResize="0"/>
                 </pic:nvPicPr>
                 <pic:blipFill>
@@ -7884,12 +7884,12 @@
           <wp:extent cx="425450" cy="666750"/>
           <wp:effectExtent b="0" l="0" r="0" t="0"/>
           <wp:wrapSquare wrapText="bothSides" distB="0" distT="0" distL="114300" distR="114300"/>
-          <wp:docPr descr="UNPA.JPG" id="17" name="image2.jpg"/>
+          <wp:docPr descr="UNPA.JPG" id="17" name="image1.jpg"/>
           <a:graphic>
             <a:graphicData uri="http://schemas.openxmlformats.org/drawingml/2006/picture">
               <pic:pic>
                 <pic:nvPicPr>
-                  <pic:cNvPr descr="UNPA.JPG" id="0" name="image2.jpg"/>
+                  <pic:cNvPr descr="UNPA.JPG" id="0" name="image1.jpg"/>
                   <pic:cNvPicPr preferRelativeResize="0"/>
                 </pic:nvPicPr>
                 <pic:blipFill>

--- a/Etapa Construcción - Iteración 1/Arquitectura del Sistema - Kairos - NexTech.docx
+++ b/Etapa Construcción - Iteración 1/Arquitectura del Sistema - Kairos - NexTech.docx
@@ -828,12 +828,12 @@
             <wp:extent cx="1200150" cy="1200150"/>
             <wp:effectExtent b="0" l="0" r="0" t="0"/>
             <wp:wrapSquare wrapText="bothSides" distB="0" distT="0" distL="114300" distR="114300"/>
-            <wp:docPr descr="psi-negro.png" id="19" name="image4.png"/>
+            <wp:docPr descr="psi-negro.png" id="19" name="image1.png"/>
             <a:graphic>
               <a:graphicData uri="http://schemas.openxmlformats.org/drawingml/2006/picture">
                 <pic:pic>
                   <pic:nvPicPr>
-                    <pic:cNvPr descr="psi-negro.png" id="0" name="image4.png"/>
+                    <pic:cNvPr descr="psi-negro.png" id="0" name="image1.png"/>
                     <pic:cNvPicPr preferRelativeResize="0"/>
                   </pic:nvPicPr>
                   <pic:blipFill>
@@ -883,12 +883,12 @@
             <wp:extent cx="1304925" cy="2019300"/>
             <wp:effectExtent b="0" l="0" r="0" t="0"/>
             <wp:wrapSquare wrapText="bothSides" distB="0" distT="0" distL="114300" distR="114300"/>
-            <wp:docPr descr="UNPA.JPG" id="13" name="image3.jpg"/>
+            <wp:docPr descr="UNPA.JPG" id="13" name="image2.jpg"/>
             <a:graphic>
               <a:graphicData uri="http://schemas.openxmlformats.org/drawingml/2006/picture">
                 <pic:pic>
                   <pic:nvPicPr>
-                    <pic:cNvPr descr="UNPA.JPG" id="0" name="image3.jpg"/>
+                    <pic:cNvPr descr="UNPA.JPG" id="0" name="image2.jpg"/>
                     <pic:cNvPicPr preferRelativeResize="0"/>
                   </pic:nvPicPr>
                   <pic:blipFill>
@@ -1204,12 +1204,12 @@
             <wp:extent cx="1200150" cy="1200150"/>
             <wp:effectExtent b="0" l="0" r="0" t="0"/>
             <wp:wrapSquare wrapText="bothSides" distB="0" distT="0" distL="114300" distR="114300"/>
-            <wp:docPr descr="psi-negro.png" id="12" name="image4.png"/>
+            <wp:docPr descr="psi-negro.png" id="12" name="image1.png"/>
             <a:graphic>
               <a:graphicData uri="http://schemas.openxmlformats.org/drawingml/2006/picture">
                 <pic:pic>
                   <pic:nvPicPr>
-                    <pic:cNvPr descr="psi-negro.png" id="0" name="image4.png"/>
+                    <pic:cNvPr descr="psi-negro.png" id="0" name="image1.png"/>
                     <pic:cNvPicPr preferRelativeResize="0"/>
                   </pic:nvPicPr>
                   <pic:blipFill>
@@ -1307,7 +1307,7 @@
     </w:p>
     <w:sdt>
       <w:sdtPr>
-        <w:id w:val="-1688261659"/>
+        <w:id w:val="1982529734"/>
         <w:docPartObj>
           <w:docPartGallery w:val="Table of Contents"/>
           <w:docPartUnique w:val="1"/>
@@ -7839,12 +7839,12 @@
           <wp:extent cx="669290" cy="669290"/>
           <wp:effectExtent b="0" l="0" r="0" t="0"/>
           <wp:wrapSquare wrapText="bothSides" distB="0" distT="0" distL="114300" distR="114300"/>
-          <wp:docPr descr="psi-negro.png" id="14" name="image2.png"/>
+          <wp:docPr descr="psi-negro.png" id="14" name="image4.png"/>
           <a:graphic>
             <a:graphicData uri="http://schemas.openxmlformats.org/drawingml/2006/picture">
               <pic:pic>
                 <pic:nvPicPr>
-                  <pic:cNvPr descr="psi-negro.png" id="0" name="image2.png"/>
+                  <pic:cNvPr descr="psi-negro.png" id="0" name="image4.png"/>
                   <pic:cNvPicPr preferRelativeResize="0"/>
                 </pic:nvPicPr>
                 <pic:blipFill>
@@ -7884,12 +7884,12 @@
           <wp:extent cx="425450" cy="666750"/>
           <wp:effectExtent b="0" l="0" r="0" t="0"/>
           <wp:wrapSquare wrapText="bothSides" distB="0" distT="0" distL="114300" distR="114300"/>
-          <wp:docPr descr="UNPA.JPG" id="17" name="image1.jpg"/>
+          <wp:docPr descr="UNPA.JPG" id="17" name="image3.jpg"/>
           <a:graphic>
             <a:graphicData uri="http://schemas.openxmlformats.org/drawingml/2006/picture">
               <pic:pic>
                 <pic:nvPicPr>
-                  <pic:cNvPr descr="UNPA.JPG" id="0" name="image1.jpg"/>
+                  <pic:cNvPr descr="UNPA.JPG" id="0" name="image3.jpg"/>
                   <pic:cNvPicPr preferRelativeResize="0"/>
                 </pic:nvPicPr>
                 <pic:blipFill>

--- a/Etapa Construcción - Iteración 1/Arquitectura del Sistema - Kairos - NexTech.docx
+++ b/Etapa Construcción - Iteración 1/Arquitectura del Sistema - Kairos - NexTech.docx
@@ -828,12 +828,12 @@
             <wp:extent cx="1200150" cy="1200150"/>
             <wp:effectExtent b="0" l="0" r="0" t="0"/>
             <wp:wrapSquare wrapText="bothSides" distB="0" distT="0" distL="114300" distR="114300"/>
-            <wp:docPr descr="psi-negro.png" id="19" name="image1.png"/>
+            <wp:docPr descr="psi-negro.png" id="19" name="image4.png"/>
             <a:graphic>
               <a:graphicData uri="http://schemas.openxmlformats.org/drawingml/2006/picture">
                 <pic:pic>
                   <pic:nvPicPr>
-                    <pic:cNvPr descr="psi-negro.png" id="0" name="image1.png"/>
+                    <pic:cNvPr descr="psi-negro.png" id="0" name="image4.png"/>
                     <pic:cNvPicPr preferRelativeResize="0"/>
                   </pic:nvPicPr>
                   <pic:blipFill>
@@ -883,12 +883,12 @@
             <wp:extent cx="1304925" cy="2019300"/>
             <wp:effectExtent b="0" l="0" r="0" t="0"/>
             <wp:wrapSquare wrapText="bothSides" distB="0" distT="0" distL="114300" distR="114300"/>
-            <wp:docPr descr="UNPA.JPG" id="13" name="image2.jpg"/>
+            <wp:docPr descr="UNPA.JPG" id="13" name="image3.jpg"/>
             <a:graphic>
               <a:graphicData uri="http://schemas.openxmlformats.org/drawingml/2006/picture">
                 <pic:pic>
                   <pic:nvPicPr>
-                    <pic:cNvPr descr="UNPA.JPG" id="0" name="image2.jpg"/>
+                    <pic:cNvPr descr="UNPA.JPG" id="0" name="image3.jpg"/>
                     <pic:cNvPicPr preferRelativeResize="0"/>
                   </pic:nvPicPr>
                   <pic:blipFill>
@@ -1204,12 +1204,12 @@
             <wp:extent cx="1200150" cy="1200150"/>
             <wp:effectExtent b="0" l="0" r="0" t="0"/>
             <wp:wrapSquare wrapText="bothSides" distB="0" distT="0" distL="114300" distR="114300"/>
-            <wp:docPr descr="psi-negro.png" id="12" name="image1.png"/>
+            <wp:docPr descr="psi-negro.png" id="12" name="image4.png"/>
             <a:graphic>
               <a:graphicData uri="http://schemas.openxmlformats.org/drawingml/2006/picture">
                 <pic:pic>
                   <pic:nvPicPr>
-                    <pic:cNvPr descr="psi-negro.png" id="0" name="image1.png"/>
+                    <pic:cNvPr descr="psi-negro.png" id="0" name="image4.png"/>
                     <pic:cNvPicPr preferRelativeResize="0"/>
                   </pic:nvPicPr>
                   <pic:blipFill>
@@ -1307,7 +1307,7 @@
     </w:p>
     <w:sdt>
       <w:sdtPr>
-        <w:id w:val="1982529734"/>
+        <w:id w:val="-643334569"/>
         <w:docPartObj>
           <w:docPartGallery w:val="Table of Contents"/>
           <w:docPartUnique w:val="1"/>
@@ -4897,12 +4897,12 @@
           <wp:inline distB="114300" distT="114300" distL="114300" distR="114300">
             <wp:extent cx="5399730" cy="4343400"/>
             <wp:effectExtent b="0" l="0" r="0" t="0"/>
-            <wp:docPr id="16" name="image6.png"/>
+            <wp:docPr id="16" name="image5.png"/>
             <a:graphic>
               <a:graphicData uri="http://schemas.openxmlformats.org/drawingml/2006/picture">
                 <pic:pic>
                   <pic:nvPicPr>
-                    <pic:cNvPr id="0" name="image6.png"/>
+                    <pic:cNvPr id="0" name="image5.png"/>
                     <pic:cNvPicPr preferRelativeResize="0"/>
                   </pic:nvPicPr>
                   <pic:blipFill>
@@ -7244,12 +7244,12 @@
           <wp:inline distB="114300" distT="114300" distL="114300" distR="114300">
             <wp:extent cx="5399730" cy="3162300"/>
             <wp:effectExtent b="0" l="0" r="0" t="0"/>
-            <wp:docPr id="18" name="image5.png"/>
+            <wp:docPr id="18" name="image6.png"/>
             <a:graphic>
               <a:graphicData uri="http://schemas.openxmlformats.org/drawingml/2006/picture">
                 <pic:pic>
                   <pic:nvPicPr>
-                    <pic:cNvPr id="0" name="image5.png"/>
+                    <pic:cNvPr id="0" name="image6.png"/>
                     <pic:cNvPicPr preferRelativeResize="0"/>
                   </pic:nvPicPr>
                   <pic:blipFill>
@@ -7839,12 +7839,12 @@
           <wp:extent cx="669290" cy="669290"/>
           <wp:effectExtent b="0" l="0" r="0" t="0"/>
           <wp:wrapSquare wrapText="bothSides" distB="0" distT="0" distL="114300" distR="114300"/>
-          <wp:docPr descr="psi-negro.png" id="14" name="image4.png"/>
+          <wp:docPr descr="psi-negro.png" id="14" name="image1.png"/>
           <a:graphic>
             <a:graphicData uri="http://schemas.openxmlformats.org/drawingml/2006/picture">
               <pic:pic>
                 <pic:nvPicPr>
-                  <pic:cNvPr descr="psi-negro.png" id="0" name="image4.png"/>
+                  <pic:cNvPr descr="psi-negro.png" id="0" name="image1.png"/>
                   <pic:cNvPicPr preferRelativeResize="0"/>
                 </pic:nvPicPr>
                 <pic:blipFill>
@@ -7884,12 +7884,12 @@
           <wp:extent cx="425450" cy="666750"/>
           <wp:effectExtent b="0" l="0" r="0" t="0"/>
           <wp:wrapSquare wrapText="bothSides" distB="0" distT="0" distL="114300" distR="114300"/>
-          <wp:docPr descr="UNPA.JPG" id="17" name="image3.jpg"/>
+          <wp:docPr descr="UNPA.JPG" id="17" name="image2.jpg"/>
           <a:graphic>
             <a:graphicData uri="http://schemas.openxmlformats.org/drawingml/2006/picture">
               <pic:pic>
                 <pic:nvPicPr>
-                  <pic:cNvPr descr="UNPA.JPG" id="0" name="image3.jpg"/>
+                  <pic:cNvPr descr="UNPA.JPG" id="0" name="image2.jpg"/>
                   <pic:cNvPicPr preferRelativeResize="0"/>
                 </pic:nvPicPr>
                 <pic:blipFill>

--- a/Etapa Construcción - Iteración 1/Arquitectura del Sistema - Kairos - NexTech.docx
+++ b/Etapa Construcción - Iteración 1/Arquitectura del Sistema - Kairos - NexTech.docx
@@ -1307,7 +1307,7 @@
     </w:p>
     <w:sdt>
       <w:sdtPr>
-        <w:id w:val="-643334569"/>
+        <w:id w:val="-93187763"/>
         <w:docPartObj>
           <w:docPartGallery w:val="Table of Contents"/>
           <w:docPartUnique w:val="1"/>
@@ -4897,12 +4897,12 @@
           <wp:inline distB="114300" distT="114300" distL="114300" distR="114300">
             <wp:extent cx="5399730" cy="4343400"/>
             <wp:effectExtent b="0" l="0" r="0" t="0"/>
-            <wp:docPr id="16" name="image5.png"/>
+            <wp:docPr id="16" name="image6.png"/>
             <a:graphic>
               <a:graphicData uri="http://schemas.openxmlformats.org/drawingml/2006/picture">
                 <pic:pic>
                   <pic:nvPicPr>
-                    <pic:cNvPr id="0" name="image5.png"/>
+                    <pic:cNvPr id="0" name="image6.png"/>
                     <pic:cNvPicPr preferRelativeResize="0"/>
                   </pic:nvPicPr>
                   <pic:blipFill>
@@ -7244,12 +7244,12 @@
           <wp:inline distB="114300" distT="114300" distL="114300" distR="114300">
             <wp:extent cx="5399730" cy="3162300"/>
             <wp:effectExtent b="0" l="0" r="0" t="0"/>
-            <wp:docPr id="18" name="image6.png"/>
+            <wp:docPr id="18" name="image5.png"/>
             <a:graphic>
               <a:graphicData uri="http://schemas.openxmlformats.org/drawingml/2006/picture">
                 <pic:pic>
                   <pic:nvPicPr>
-                    <pic:cNvPr id="0" name="image6.png"/>
+                    <pic:cNvPr id="0" name="image5.png"/>
                     <pic:cNvPicPr preferRelativeResize="0"/>
                   </pic:nvPicPr>
                   <pic:blipFill>

--- a/Etapa Construcción - Iteración 1/Arquitectura del Sistema - Kairos - NexTech.docx
+++ b/Etapa Construcción - Iteración 1/Arquitectura del Sistema - Kairos - NexTech.docx
@@ -828,12 +828,12 @@
             <wp:extent cx="1200150" cy="1200150"/>
             <wp:effectExtent b="0" l="0" r="0" t="0"/>
             <wp:wrapSquare wrapText="bothSides" distB="0" distT="0" distL="114300" distR="114300"/>
-            <wp:docPr descr="psi-negro.png" id="19" name="image4.png"/>
+            <wp:docPr descr="psi-negro.png" id="19" name="image1.png"/>
             <a:graphic>
               <a:graphicData uri="http://schemas.openxmlformats.org/drawingml/2006/picture">
                 <pic:pic>
                   <pic:nvPicPr>
-                    <pic:cNvPr descr="psi-negro.png" id="0" name="image4.png"/>
+                    <pic:cNvPr descr="psi-negro.png" id="0" name="image1.png"/>
                     <pic:cNvPicPr preferRelativeResize="0"/>
                   </pic:nvPicPr>
                   <pic:blipFill>
@@ -1204,12 +1204,12 @@
             <wp:extent cx="1200150" cy="1200150"/>
             <wp:effectExtent b="0" l="0" r="0" t="0"/>
             <wp:wrapSquare wrapText="bothSides" distB="0" distT="0" distL="114300" distR="114300"/>
-            <wp:docPr descr="psi-negro.png" id="12" name="image4.png"/>
+            <wp:docPr descr="psi-negro.png" id="12" name="image1.png"/>
             <a:graphic>
               <a:graphicData uri="http://schemas.openxmlformats.org/drawingml/2006/picture">
                 <pic:pic>
                   <pic:nvPicPr>
-                    <pic:cNvPr descr="psi-negro.png" id="0" name="image4.png"/>
+                    <pic:cNvPr descr="psi-negro.png" id="0" name="image1.png"/>
                     <pic:cNvPicPr preferRelativeResize="0"/>
                   </pic:nvPicPr>
                   <pic:blipFill>
@@ -1307,7 +1307,7 @@
     </w:p>
     <w:sdt>
       <w:sdtPr>
-        <w:id w:val="-93187763"/>
+        <w:id w:val="1743340501"/>
         <w:docPartObj>
           <w:docPartGallery w:val="Table of Contents"/>
           <w:docPartUnique w:val="1"/>
@@ -7839,12 +7839,12 @@
           <wp:extent cx="669290" cy="669290"/>
           <wp:effectExtent b="0" l="0" r="0" t="0"/>
           <wp:wrapSquare wrapText="bothSides" distB="0" distT="0" distL="114300" distR="114300"/>
-          <wp:docPr descr="psi-negro.png" id="14" name="image1.png"/>
+          <wp:docPr descr="psi-negro.png" id="14" name="image2.png"/>
           <a:graphic>
             <a:graphicData uri="http://schemas.openxmlformats.org/drawingml/2006/picture">
               <pic:pic>
                 <pic:nvPicPr>
-                  <pic:cNvPr descr="psi-negro.png" id="0" name="image1.png"/>
+                  <pic:cNvPr descr="psi-negro.png" id="0" name="image2.png"/>
                   <pic:cNvPicPr preferRelativeResize="0"/>
                 </pic:nvPicPr>
                 <pic:blipFill>
@@ -7884,12 +7884,12 @@
           <wp:extent cx="425450" cy="666750"/>
           <wp:effectExtent b="0" l="0" r="0" t="0"/>
           <wp:wrapSquare wrapText="bothSides" distB="0" distT="0" distL="114300" distR="114300"/>
-          <wp:docPr descr="UNPA.JPG" id="17" name="image2.jpg"/>
+          <wp:docPr descr="UNPA.JPG" id="17" name="image4.jpg"/>
           <a:graphic>
             <a:graphicData uri="http://schemas.openxmlformats.org/drawingml/2006/picture">
               <pic:pic>
                 <pic:nvPicPr>
-                  <pic:cNvPr descr="UNPA.JPG" id="0" name="image2.jpg"/>
+                  <pic:cNvPr descr="UNPA.JPG" id="0" name="image4.jpg"/>
                   <pic:cNvPicPr preferRelativeResize="0"/>
                 </pic:nvPicPr>
                 <pic:blipFill>

--- a/Etapa Construcción - Iteración 1/Arquitectura del Sistema - Kairos - NexTech.docx
+++ b/Etapa Construcción - Iteración 1/Arquitectura del Sistema - Kairos - NexTech.docx
@@ -828,12 +828,12 @@
             <wp:extent cx="1200150" cy="1200150"/>
             <wp:effectExtent b="0" l="0" r="0" t="0"/>
             <wp:wrapSquare wrapText="bothSides" distB="0" distT="0" distL="114300" distR="114300"/>
-            <wp:docPr descr="psi-negro.png" id="19" name="image1.png"/>
+            <wp:docPr descr="psi-negro.png" id="19" name="image2.png"/>
             <a:graphic>
               <a:graphicData uri="http://schemas.openxmlformats.org/drawingml/2006/picture">
                 <pic:pic>
                   <pic:nvPicPr>
-                    <pic:cNvPr descr="psi-negro.png" id="0" name="image1.png"/>
+                    <pic:cNvPr descr="psi-negro.png" id="0" name="image2.png"/>
                     <pic:cNvPicPr preferRelativeResize="0"/>
                   </pic:nvPicPr>
                   <pic:blipFill>
@@ -883,12 +883,12 @@
             <wp:extent cx="1304925" cy="2019300"/>
             <wp:effectExtent b="0" l="0" r="0" t="0"/>
             <wp:wrapSquare wrapText="bothSides" distB="0" distT="0" distL="114300" distR="114300"/>
-            <wp:docPr descr="UNPA.JPG" id="13" name="image3.jpg"/>
+            <wp:docPr descr="UNPA.JPG" id="13" name="image1.jpg"/>
             <a:graphic>
               <a:graphicData uri="http://schemas.openxmlformats.org/drawingml/2006/picture">
                 <pic:pic>
                   <pic:nvPicPr>
-                    <pic:cNvPr descr="UNPA.JPG" id="0" name="image3.jpg"/>
+                    <pic:cNvPr descr="UNPA.JPG" id="0" name="image1.jpg"/>
                     <pic:cNvPicPr preferRelativeResize="0"/>
                   </pic:nvPicPr>
                   <pic:blipFill>
@@ -1204,12 +1204,12 @@
             <wp:extent cx="1200150" cy="1200150"/>
             <wp:effectExtent b="0" l="0" r="0" t="0"/>
             <wp:wrapSquare wrapText="bothSides" distB="0" distT="0" distL="114300" distR="114300"/>
-            <wp:docPr descr="psi-negro.png" id="12" name="image1.png"/>
+            <wp:docPr descr="psi-negro.png" id="12" name="image2.png"/>
             <a:graphic>
               <a:graphicData uri="http://schemas.openxmlformats.org/drawingml/2006/picture">
                 <pic:pic>
                   <pic:nvPicPr>
-                    <pic:cNvPr descr="psi-negro.png" id="0" name="image1.png"/>
+                    <pic:cNvPr descr="psi-negro.png" id="0" name="image2.png"/>
                     <pic:cNvPicPr preferRelativeResize="0"/>
                   </pic:nvPicPr>
                   <pic:blipFill>
@@ -1307,7 +1307,7 @@
     </w:p>
     <w:sdt>
       <w:sdtPr>
-        <w:id w:val="1743340501"/>
+        <w:id w:val="-2144527663"/>
         <w:docPartObj>
           <w:docPartGallery w:val="Table of Contents"/>
           <w:docPartUnique w:val="1"/>
@@ -4897,12 +4897,12 @@
           <wp:inline distB="114300" distT="114300" distL="114300" distR="114300">
             <wp:extent cx="5399730" cy="4343400"/>
             <wp:effectExtent b="0" l="0" r="0" t="0"/>
-            <wp:docPr id="16" name="image6.png"/>
+            <wp:docPr id="16" name="image5.png"/>
             <a:graphic>
               <a:graphicData uri="http://schemas.openxmlformats.org/drawingml/2006/picture">
                 <pic:pic>
                   <pic:nvPicPr>
-                    <pic:cNvPr id="0" name="image6.png"/>
+                    <pic:cNvPr id="0" name="image5.png"/>
                     <pic:cNvPicPr preferRelativeResize="0"/>
                   </pic:nvPicPr>
                   <pic:blipFill>
@@ -7101,12 +7101,12 @@
           <wp:inline distB="114300" distT="114300" distL="114300" distR="114300">
             <wp:extent cx="5399730" cy="2400300"/>
             <wp:effectExtent b="0" l="0" r="0" t="0"/>
-            <wp:docPr id="15" name="image7.png"/>
+            <wp:docPr id="15" name="image6.png"/>
             <a:graphic>
               <a:graphicData uri="http://schemas.openxmlformats.org/drawingml/2006/picture">
                 <pic:pic>
                   <pic:nvPicPr>
-                    <pic:cNvPr id="0" name="image7.png"/>
+                    <pic:cNvPr id="0" name="image6.png"/>
                     <pic:cNvPicPr preferRelativeResize="0"/>
                   </pic:nvPicPr>
                   <pic:blipFill>
@@ -7244,12 +7244,12 @@
           <wp:inline distB="114300" distT="114300" distL="114300" distR="114300">
             <wp:extent cx="5399730" cy="3162300"/>
             <wp:effectExtent b="0" l="0" r="0" t="0"/>
-            <wp:docPr id="18" name="image5.png"/>
+            <wp:docPr id="18" name="image7.png"/>
             <a:graphic>
               <a:graphicData uri="http://schemas.openxmlformats.org/drawingml/2006/picture">
                 <pic:pic>
                   <pic:nvPicPr>
-                    <pic:cNvPr id="0" name="image5.png"/>
+                    <pic:cNvPr id="0" name="image7.png"/>
                     <pic:cNvPicPr preferRelativeResize="0"/>
                   </pic:nvPicPr>
                   <pic:blipFill>
@@ -7839,12 +7839,12 @@
           <wp:extent cx="669290" cy="669290"/>
           <wp:effectExtent b="0" l="0" r="0" t="0"/>
           <wp:wrapSquare wrapText="bothSides" distB="0" distT="0" distL="114300" distR="114300"/>
-          <wp:docPr descr="psi-negro.png" id="14" name="image2.png"/>
+          <wp:docPr descr="psi-negro.png" id="14" name="image3.png"/>
           <a:graphic>
             <a:graphicData uri="http://schemas.openxmlformats.org/drawingml/2006/picture">
               <pic:pic>
                 <pic:nvPicPr>
-                  <pic:cNvPr descr="psi-negro.png" id="0" name="image2.png"/>
+                  <pic:cNvPr descr="psi-negro.png" id="0" name="image3.png"/>
                   <pic:cNvPicPr preferRelativeResize="0"/>
                 </pic:nvPicPr>
                 <pic:blipFill>

--- a/Etapa Construcción - Iteración 1/Arquitectura del Sistema - Kairos - NexTech.docx
+++ b/Etapa Construcción - Iteración 1/Arquitectura del Sistema - Kairos - NexTech.docx
@@ -22,7 +22,9 @@
         <w:rPr>
           <w:rFonts w:ascii="Cambria" w:cs="Cambria" w:eastAsia="Cambria" w:hAnsi="Cambria"/>
           <w:b w:val="0"/>
+          <w:bCs w:val="0"/>
           <w:i w:val="0"/>
+          <w:iCs w:val="0"/>
           <w:smallCaps w:val="0"/>
           <w:strike w:val="0"/>
           <w:color w:val="000000"/>
@@ -59,7 +61,9 @@
         <w:rPr>
           <w:rFonts w:ascii="Cambria" w:cs="Cambria" w:eastAsia="Cambria" w:hAnsi="Cambria"/>
           <w:b w:val="0"/>
+          <w:bCs w:val="0"/>
           <w:i w:val="0"/>
+          <w:iCs w:val="0"/>
           <w:smallCaps w:val="0"/>
           <w:strike w:val="0"/>
           <w:color w:val="000000"/>
@@ -96,7 +100,9 @@
         <w:rPr>
           <w:rFonts w:ascii="Cambria" w:cs="Cambria" w:eastAsia="Cambria" w:hAnsi="Cambria"/>
           <w:b w:val="0"/>
+          <w:bCs w:val="0"/>
           <w:i w:val="0"/>
+          <w:iCs w:val="0"/>
           <w:smallCaps w:val="0"/>
           <w:strike w:val="0"/>
           <w:color w:val="000000"/>
@@ -111,7 +117,9 @@
         <w:rPr>
           <w:rFonts w:ascii="Calibri" w:cs="Calibri" w:eastAsia="Calibri" w:hAnsi="Calibri"/>
           <w:b w:val="0"/>
+          <w:bCs w:val="0"/>
           <w:i w:val="0"/>
+          <w:iCs w:val="0"/>
           <w:smallCaps w:val="0"/>
           <w:strike w:val="0"/>
           <w:color w:val="000000"/>
@@ -231,7 +239,9 @@
         <w:rPr>
           <w:rFonts w:ascii="Calibri" w:cs="Calibri" w:eastAsia="Calibri" w:hAnsi="Calibri"/>
           <w:b w:val="0"/>
+          <w:bCs w:val="0"/>
           <w:i w:val="0"/>
+          <w:iCs w:val="0"/>
           <w:smallCaps w:val="0"/>
           <w:strike w:val="0"/>
           <w:color w:val="000000"/>
@@ -351,7 +361,9 @@
         <w:rPr>
           <w:rFonts w:ascii="Calibri" w:cs="Calibri" w:eastAsia="Calibri" w:hAnsi="Calibri"/>
           <w:b w:val="0"/>
+          <w:bCs w:val="0"/>
           <w:i w:val="0"/>
+          <w:iCs w:val="0"/>
           <w:smallCaps w:val="0"/>
           <w:strike w:val="0"/>
           <w:color w:val="000000"/>
@@ -471,7 +483,9 @@
         <w:rPr>
           <w:rFonts w:ascii="Calibri" w:cs="Calibri" w:eastAsia="Calibri" w:hAnsi="Calibri"/>
           <w:b w:val="0"/>
+          <w:bCs w:val="0"/>
           <w:i w:val="0"/>
+          <w:iCs w:val="0"/>
           <w:smallCaps w:val="0"/>
           <w:strike w:val="0"/>
           <w:color w:val="000000"/>
@@ -613,7 +627,9 @@
         <w:rPr>
           <w:rFonts w:ascii="Cambria" w:cs="Cambria" w:eastAsia="Cambria" w:hAnsi="Cambria"/>
           <w:b w:val="0"/>
+          <w:bCs w:val="0"/>
           <w:i w:val="0"/>
+          <w:iCs w:val="0"/>
           <w:smallCaps w:val="0"/>
           <w:strike w:val="0"/>
           <w:color w:val="000000"/>
@@ -628,7 +644,9 @@
         <w:rPr>
           <w:rFonts w:ascii="Cambria" w:cs="Cambria" w:eastAsia="Cambria" w:hAnsi="Cambria"/>
           <w:b w:val="0"/>
+          <w:bCs w:val="0"/>
           <w:i w:val="0"/>
+          <w:iCs w:val="0"/>
           <w:smallCaps w:val="0"/>
           <w:strike w:val="0"/>
           <w:color w:val="000000"/>
@@ -800,7 +818,9 @@
         <w:rPr>
           <w:rFonts w:ascii="Calibri" w:cs="Calibri" w:eastAsia="Calibri" w:hAnsi="Calibri"/>
           <w:b w:val="0"/>
+          <w:bCs w:val="0"/>
           <w:i w:val="1"/>
+          <w:iCs w:val="1"/>
           <w:smallCaps w:val="0"/>
           <w:strike w:val="0"/>
           <w:color w:val="548dd4"/>
@@ -814,6 +834,7 @@
       <w:r>
         <w:rPr>
           <w:i w:val="1"/>
+          <w:iCs w:val="1"/>
           <w:color w:val="548dd4"/>
         </w:rPr>
         <w:drawing>
@@ -828,12 +849,12 @@
             <wp:extent cx="1200150" cy="1200150"/>
             <wp:effectExtent b="0" l="0" r="0" t="0"/>
             <wp:wrapSquare wrapText="bothSides" distB="0" distT="0" distL="114300" distR="114300"/>
-            <wp:docPr descr="psi-negro.png" id="19" name="image2.png"/>
+            <wp:docPr descr="psi-negro.png" id="19" name="image1.png"/>
             <a:graphic>
               <a:graphicData uri="http://schemas.openxmlformats.org/drawingml/2006/picture">
                 <pic:pic>
                   <pic:nvPicPr>
-                    <pic:cNvPr descr="psi-negro.png" id="0" name="image2.png"/>
+                    <pic:cNvPr descr="psi-negro.png" id="0" name="image1.png"/>
                     <pic:cNvPicPr preferRelativeResize="0"/>
                   </pic:nvPicPr>
                   <pic:blipFill>
@@ -861,7 +882,9 @@
         <w:rPr>
           <w:rFonts w:ascii="Calibri" w:cs="Calibri" w:eastAsia="Calibri" w:hAnsi="Calibri"/>
           <w:b w:val="0"/>
+          <w:bCs w:val="0"/>
           <w:i w:val="1"/>
+          <w:iCs w:val="1"/>
           <w:smallCaps w:val="0"/>
           <w:strike w:val="0"/>
           <w:color w:val="548dd4"/>
@@ -883,12 +906,12 @@
             <wp:extent cx="1304925" cy="2019300"/>
             <wp:effectExtent b="0" l="0" r="0" t="0"/>
             <wp:wrapSquare wrapText="bothSides" distB="0" distT="0" distL="114300" distR="114300"/>
-            <wp:docPr descr="UNPA.JPG" id="13" name="image1.jpg"/>
+            <wp:docPr descr="UNPA.JPG" id="13" name="image4.jpg"/>
             <a:graphic>
               <a:graphicData uri="http://schemas.openxmlformats.org/drawingml/2006/picture">
                 <pic:pic>
                   <pic:nvPicPr>
-                    <pic:cNvPr descr="UNPA.JPG" id="0" name="image1.jpg"/>
+                    <pic:cNvPr descr="UNPA.JPG" id="0" name="image4.jpg"/>
                     <pic:cNvPicPr preferRelativeResize="0"/>
                   </pic:nvPicPr>
                   <pic:blipFill>
@@ -944,7 +967,9 @@
         <w:rPr>
           <w:rFonts w:ascii="Calibri" w:cs="Calibri" w:eastAsia="Calibri" w:hAnsi="Calibri"/>
           <w:b w:val="0"/>
+          <w:bCs w:val="0"/>
           <w:i w:val="1"/>
+          <w:iCs w:val="1"/>
           <w:smallCaps w:val="0"/>
           <w:strike w:val="0"/>
           <w:color w:val="548dd4"/>
@@ -958,6 +983,7 @@
       <w:r>
         <w:rPr>
           <w:i w:val="1"/>
+          <w:iCs w:val="1"/>
           <w:color w:val="548dd4"/>
         </w:rPr>
         <mc:AlternateContent>
@@ -1158,7 +1184,9 @@
         <w:rPr>
           <w:rFonts w:ascii="Calibri" w:cs="Calibri" w:eastAsia="Calibri" w:hAnsi="Calibri"/>
           <w:b w:val="0"/>
+          <w:bCs w:val="0"/>
           <w:i w:val="1"/>
+          <w:iCs w:val="1"/>
           <w:smallCaps w:val="0"/>
           <w:strike w:val="0"/>
           <w:color w:val="548dd4"/>
@@ -1204,12 +1232,12 @@
             <wp:extent cx="1200150" cy="1200150"/>
             <wp:effectExtent b="0" l="0" r="0" t="0"/>
             <wp:wrapSquare wrapText="bothSides" distB="0" distT="0" distL="114300" distR="114300"/>
-            <wp:docPr descr="psi-negro.png" id="12" name="image2.png"/>
+            <wp:docPr descr="psi-negro.png" id="12" name="image1.png"/>
             <a:graphic>
               <a:graphicData uri="http://schemas.openxmlformats.org/drawingml/2006/picture">
                 <pic:pic>
                   <pic:nvPicPr>
-                    <pic:cNvPr descr="psi-negro.png" id="0" name="image2.png"/>
+                    <pic:cNvPr descr="psi-negro.png" id="0" name="image1.png"/>
                     <pic:cNvPicPr preferRelativeResize="0"/>
                   </pic:nvPicPr>
                   <pic:blipFill>
@@ -1276,7 +1304,9 @@
         <w:rPr>
           <w:rFonts w:ascii="Cambria" w:cs="Cambria" w:eastAsia="Cambria" w:hAnsi="Cambria"/>
           <w:b w:val="1"/>
+          <w:bCs w:val="1"/>
           <w:i w:val="0"/>
+          <w:iCs w:val="0"/>
           <w:smallCaps w:val="0"/>
           <w:strike w:val="0"/>
           <w:color w:val="366091"/>
@@ -1291,7 +1321,9 @@
         <w:rPr>
           <w:rFonts w:ascii="Cambria" w:cs="Cambria" w:eastAsia="Cambria" w:hAnsi="Cambria"/>
           <w:b w:val="1"/>
+          <w:bCs w:val="1"/>
           <w:i w:val="0"/>
+          <w:iCs w:val="0"/>
           <w:smallCaps w:val="0"/>
           <w:strike w:val="0"/>
           <w:color w:val="366091"/>
@@ -1307,7 +1339,7 @@
     </w:p>
     <w:sdt>
       <w:sdtPr>
-        <w:id w:val="-2144527663"/>
+        <w:id w:val="923230817"/>
         <w:docPartObj>
           <w:docPartGallery w:val="Table of Contents"/>
           <w:docPartUnique w:val="1"/>
@@ -1325,7 +1357,9 @@
             <w:rPr>
               <w:rFonts w:ascii="Arial" w:cs="Arial" w:eastAsia="Arial" w:hAnsi="Arial"/>
               <w:b w:val="1"/>
+              <w:bCs w:val="1"/>
               <w:i w:val="0"/>
+              <w:iCs w:val="0"/>
               <w:smallCaps w:val="0"/>
               <w:strike w:val="0"/>
               <w:color w:val="000000"/>
@@ -1346,7 +1380,9 @@
               <w:rPr>
                 <w:rFonts w:ascii="Calibri" w:cs="Calibri" w:eastAsia="Calibri" w:hAnsi="Calibri"/>
                 <w:b w:val="1"/>
+                <w:bCs w:val="1"/>
                 <w:i w:val="0"/>
+                <w:iCs w:val="0"/>
                 <w:smallCaps w:val="0"/>
                 <w:strike w:val="0"/>
                 <w:color w:val="366091"/>
@@ -1379,7 +1415,9 @@
             <w:rPr>
               <w:rFonts w:ascii="Arial" w:cs="Arial" w:eastAsia="Arial" w:hAnsi="Arial"/>
               <w:b w:val="0"/>
+              <w:bCs w:val="0"/>
               <w:i w:val="0"/>
+              <w:iCs w:val="0"/>
               <w:smallCaps w:val="0"/>
               <w:strike w:val="0"/>
               <w:color w:val="000000"/>
@@ -1395,7 +1433,9 @@
               <w:rPr>
                 <w:rFonts w:ascii="Calibri" w:cs="Calibri" w:eastAsia="Calibri" w:hAnsi="Calibri"/>
                 <w:b w:val="0"/>
+                <w:bCs w:val="0"/>
                 <w:i w:val="1"/>
+                <w:iCs w:val="1"/>
                 <w:smallCaps w:val="0"/>
                 <w:strike w:val="0"/>
                 <w:color w:val="548dd4"/>
@@ -1428,7 +1468,9 @@
             <w:rPr>
               <w:rFonts w:ascii="Arial" w:cs="Arial" w:eastAsia="Arial" w:hAnsi="Arial"/>
               <w:b w:val="0"/>
+              <w:bCs w:val="0"/>
               <w:i w:val="0"/>
+              <w:iCs w:val="0"/>
               <w:smallCaps w:val="0"/>
               <w:strike w:val="0"/>
               <w:color w:val="000000"/>
@@ -1444,7 +1486,9 @@
               <w:rPr>
                 <w:rFonts w:ascii="Calibri" w:cs="Calibri" w:eastAsia="Calibri" w:hAnsi="Calibri"/>
                 <w:b w:val="0"/>
+                <w:bCs w:val="0"/>
                 <w:i w:val="1"/>
+                <w:iCs w:val="1"/>
                 <w:smallCaps w:val="0"/>
                 <w:strike w:val="0"/>
                 <w:color w:val="548dd4"/>
@@ -1477,7 +1521,9 @@
             <w:rPr>
               <w:rFonts w:ascii="Arial" w:cs="Arial" w:eastAsia="Arial" w:hAnsi="Arial"/>
               <w:b w:val="0"/>
+              <w:bCs w:val="0"/>
               <w:i w:val="0"/>
+              <w:iCs w:val="0"/>
               <w:smallCaps w:val="0"/>
               <w:strike w:val="0"/>
               <w:color w:val="000000"/>
@@ -1493,7 +1539,9 @@
               <w:rPr>
                 <w:rFonts w:ascii="Calibri" w:cs="Calibri" w:eastAsia="Calibri" w:hAnsi="Calibri"/>
                 <w:b w:val="0"/>
+                <w:bCs w:val="0"/>
                 <w:i w:val="1"/>
+                <w:iCs w:val="1"/>
                 <w:smallCaps w:val="0"/>
                 <w:strike w:val="0"/>
                 <w:color w:val="548dd4"/>
@@ -1526,7 +1574,9 @@
             <w:rPr>
               <w:rFonts w:ascii="Arial" w:cs="Arial" w:eastAsia="Arial" w:hAnsi="Arial"/>
               <w:b w:val="0"/>
+              <w:bCs w:val="0"/>
               <w:i w:val="0"/>
+              <w:iCs w:val="0"/>
               <w:smallCaps w:val="0"/>
               <w:strike w:val="0"/>
               <w:color w:val="000000"/>
@@ -1542,7 +1592,9 @@
               <w:rPr>
                 <w:rFonts w:ascii="Calibri" w:cs="Calibri" w:eastAsia="Calibri" w:hAnsi="Calibri"/>
                 <w:b w:val="0"/>
+                <w:bCs w:val="0"/>
                 <w:i w:val="1"/>
+                <w:iCs w:val="1"/>
                 <w:smallCaps w:val="0"/>
                 <w:strike w:val="0"/>
                 <w:color w:val="548dd4"/>
@@ -1575,7 +1627,9 @@
             <w:rPr>
               <w:rFonts w:ascii="Arial" w:cs="Arial" w:eastAsia="Arial" w:hAnsi="Arial"/>
               <w:b w:val="0"/>
+              <w:bCs w:val="0"/>
               <w:i w:val="0"/>
+              <w:iCs w:val="0"/>
               <w:smallCaps w:val="0"/>
               <w:strike w:val="0"/>
               <w:color w:val="000000"/>
@@ -1591,7 +1645,9 @@
               <w:rPr>
                 <w:rFonts w:ascii="Calibri" w:cs="Calibri" w:eastAsia="Calibri" w:hAnsi="Calibri"/>
                 <w:b w:val="0"/>
+                <w:bCs w:val="0"/>
                 <w:i w:val="1"/>
+                <w:iCs w:val="1"/>
                 <w:smallCaps w:val="0"/>
                 <w:strike w:val="0"/>
                 <w:color w:val="548dd4"/>
@@ -1624,7 +1680,9 @@
             <w:rPr>
               <w:rFonts w:ascii="Arial" w:cs="Arial" w:eastAsia="Arial" w:hAnsi="Arial"/>
               <w:b w:val="1"/>
+              <w:bCs w:val="1"/>
               <w:i w:val="0"/>
+              <w:iCs w:val="0"/>
               <w:smallCaps w:val="0"/>
               <w:strike w:val="0"/>
               <w:color w:val="000000"/>
@@ -1640,7 +1698,9 @@
               <w:rPr>
                 <w:rFonts w:ascii="Calibri" w:cs="Calibri" w:eastAsia="Calibri" w:hAnsi="Calibri"/>
                 <w:b w:val="1"/>
+                <w:bCs w:val="1"/>
                 <w:i w:val="0"/>
+                <w:iCs w:val="0"/>
                 <w:smallCaps w:val="0"/>
                 <w:strike w:val="0"/>
                 <w:color w:val="366091"/>
@@ -1673,7 +1733,9 @@
             <w:rPr>
               <w:rFonts w:ascii="Arial" w:cs="Arial" w:eastAsia="Arial" w:hAnsi="Arial"/>
               <w:b w:val="1"/>
+              <w:bCs w:val="1"/>
               <w:i w:val="0"/>
+              <w:iCs w:val="0"/>
               <w:smallCaps w:val="0"/>
               <w:strike w:val="0"/>
               <w:color w:val="000000"/>
@@ -1689,7 +1751,9 @@
               <w:rPr>
                 <w:rFonts w:ascii="Calibri" w:cs="Calibri" w:eastAsia="Calibri" w:hAnsi="Calibri"/>
                 <w:b w:val="1"/>
+                <w:bCs w:val="1"/>
                 <w:i w:val="0"/>
+                <w:iCs w:val="0"/>
                 <w:smallCaps w:val="0"/>
                 <w:strike w:val="0"/>
                 <w:color w:val="366091"/>
@@ -1722,7 +1786,9 @@
             <w:rPr>
               <w:rFonts w:ascii="Arial" w:cs="Arial" w:eastAsia="Arial" w:hAnsi="Arial"/>
               <w:b w:val="0"/>
+              <w:bCs w:val="0"/>
               <w:i w:val="0"/>
+              <w:iCs w:val="0"/>
               <w:smallCaps w:val="0"/>
               <w:strike w:val="0"/>
               <w:color w:val="000000"/>
@@ -1738,7 +1804,9 @@
               <w:rPr>
                 <w:rFonts w:ascii="Calibri" w:cs="Calibri" w:eastAsia="Calibri" w:hAnsi="Calibri"/>
                 <w:b w:val="0"/>
+                <w:bCs w:val="0"/>
                 <w:i w:val="1"/>
+                <w:iCs w:val="1"/>
                 <w:smallCaps w:val="0"/>
                 <w:strike w:val="0"/>
                 <w:color w:val="548dd4"/>
@@ -1771,7 +1839,9 @@
             <w:rPr>
               <w:rFonts w:ascii="Arial" w:cs="Arial" w:eastAsia="Arial" w:hAnsi="Arial"/>
               <w:b w:val="0"/>
+              <w:bCs w:val="0"/>
               <w:i w:val="0"/>
+              <w:iCs w:val="0"/>
               <w:smallCaps w:val="0"/>
               <w:strike w:val="0"/>
               <w:color w:val="000000"/>
@@ -1787,7 +1857,9 @@
               <w:rPr>
                 <w:rFonts w:ascii="Calibri" w:cs="Calibri" w:eastAsia="Calibri" w:hAnsi="Calibri"/>
                 <w:b w:val="0"/>
+                <w:bCs w:val="0"/>
                 <w:i w:val="1"/>
+                <w:iCs w:val="1"/>
                 <w:smallCaps w:val="0"/>
                 <w:strike w:val="0"/>
                 <w:color w:val="548dd4"/>
@@ -1820,7 +1892,9 @@
             <w:rPr>
               <w:rFonts w:ascii="Arial" w:cs="Arial" w:eastAsia="Arial" w:hAnsi="Arial"/>
               <w:b w:val="0"/>
+              <w:bCs w:val="0"/>
               <w:i w:val="0"/>
+              <w:iCs w:val="0"/>
               <w:smallCaps w:val="0"/>
               <w:strike w:val="0"/>
               <w:color w:val="000000"/>
@@ -1836,7 +1910,9 @@
               <w:rPr>
                 <w:rFonts w:ascii="Calibri" w:cs="Calibri" w:eastAsia="Calibri" w:hAnsi="Calibri"/>
                 <w:b w:val="0"/>
+                <w:bCs w:val="0"/>
                 <w:i w:val="1"/>
+                <w:iCs w:val="1"/>
                 <w:smallCaps w:val="0"/>
                 <w:strike w:val="0"/>
                 <w:color w:val="548dd4"/>
@@ -1869,7 +1945,9 @@
             <w:rPr>
               <w:rFonts w:ascii="Arial" w:cs="Arial" w:eastAsia="Arial" w:hAnsi="Arial"/>
               <w:b w:val="1"/>
+              <w:bCs w:val="1"/>
               <w:i w:val="0"/>
+              <w:iCs w:val="0"/>
               <w:smallCaps w:val="0"/>
               <w:strike w:val="0"/>
               <w:color w:val="000000"/>
@@ -1885,7 +1963,9 @@
               <w:rPr>
                 <w:rFonts w:ascii="Calibri" w:cs="Calibri" w:eastAsia="Calibri" w:hAnsi="Calibri"/>
                 <w:b w:val="1"/>
+                <w:bCs w:val="1"/>
                 <w:i w:val="0"/>
+                <w:iCs w:val="0"/>
                 <w:smallCaps w:val="0"/>
                 <w:strike w:val="0"/>
                 <w:color w:val="366091"/>
@@ -1918,7 +1998,9 @@
             <w:rPr>
               <w:rFonts w:ascii="Arial" w:cs="Arial" w:eastAsia="Arial" w:hAnsi="Arial"/>
               <w:b w:val="0"/>
+              <w:bCs w:val="0"/>
               <w:i w:val="0"/>
+              <w:iCs w:val="0"/>
               <w:smallCaps w:val="0"/>
               <w:strike w:val="0"/>
               <w:color w:val="000000"/>
@@ -1934,7 +2016,9 @@
               <w:rPr>
                 <w:rFonts w:ascii="Calibri" w:cs="Calibri" w:eastAsia="Calibri" w:hAnsi="Calibri"/>
                 <w:b w:val="0"/>
+                <w:bCs w:val="0"/>
                 <w:i w:val="1"/>
+                <w:iCs w:val="1"/>
                 <w:smallCaps w:val="0"/>
                 <w:strike w:val="0"/>
                 <w:color w:val="548dd4"/>
@@ -1967,7 +2051,9 @@
             <w:rPr>
               <w:rFonts w:ascii="Arial" w:cs="Arial" w:eastAsia="Arial" w:hAnsi="Arial"/>
               <w:b w:val="0"/>
+              <w:bCs w:val="0"/>
               <w:i w:val="0"/>
+              <w:iCs w:val="0"/>
               <w:smallCaps w:val="0"/>
               <w:strike w:val="0"/>
               <w:color w:val="000000"/>
@@ -1983,7 +2069,9 @@
               <w:rPr>
                 <w:rFonts w:ascii="Calibri" w:cs="Calibri" w:eastAsia="Calibri" w:hAnsi="Calibri"/>
                 <w:b w:val="0"/>
+                <w:bCs w:val="0"/>
                 <w:i w:val="1"/>
+                <w:iCs w:val="1"/>
                 <w:smallCaps w:val="0"/>
                 <w:strike w:val="0"/>
                 <w:color w:val="548dd4"/>
@@ -2016,7 +2104,9 @@
             <w:rPr>
               <w:rFonts w:ascii="Arial" w:cs="Arial" w:eastAsia="Arial" w:hAnsi="Arial"/>
               <w:b w:val="0"/>
+              <w:bCs w:val="0"/>
               <w:i w:val="0"/>
+              <w:iCs w:val="0"/>
               <w:smallCaps w:val="0"/>
               <w:strike w:val="0"/>
               <w:color w:val="000000"/>
@@ -2032,7 +2122,9 @@
               <w:rPr>
                 <w:rFonts w:ascii="Calibri" w:cs="Calibri" w:eastAsia="Calibri" w:hAnsi="Calibri"/>
                 <w:b w:val="0"/>
+                <w:bCs w:val="0"/>
                 <w:i w:val="1"/>
+                <w:iCs w:val="1"/>
                 <w:smallCaps w:val="0"/>
                 <w:strike w:val="0"/>
                 <w:color w:val="548dd4"/>
@@ -2065,7 +2157,9 @@
             <w:rPr>
               <w:rFonts w:ascii="Arial" w:cs="Arial" w:eastAsia="Arial" w:hAnsi="Arial"/>
               <w:b w:val="1"/>
+              <w:bCs w:val="1"/>
               <w:i w:val="0"/>
+              <w:iCs w:val="0"/>
               <w:smallCaps w:val="0"/>
               <w:strike w:val="0"/>
               <w:color w:val="000000"/>
@@ -2081,7 +2175,9 @@
               <w:rPr>
                 <w:rFonts w:ascii="Calibri" w:cs="Calibri" w:eastAsia="Calibri" w:hAnsi="Calibri"/>
                 <w:b w:val="1"/>
+                <w:bCs w:val="1"/>
                 <w:i w:val="0"/>
+                <w:iCs w:val="0"/>
                 <w:smallCaps w:val="0"/>
                 <w:strike w:val="0"/>
                 <w:color w:val="366091"/>
@@ -2114,7 +2210,9 @@
             <w:rPr>
               <w:rFonts w:ascii="Arial" w:cs="Arial" w:eastAsia="Arial" w:hAnsi="Arial"/>
               <w:b w:val="0"/>
+              <w:bCs w:val="0"/>
               <w:i w:val="0"/>
+              <w:iCs w:val="0"/>
               <w:smallCaps w:val="0"/>
               <w:strike w:val="0"/>
               <w:color w:val="000000"/>
@@ -2130,7 +2228,9 @@
               <w:rPr>
                 <w:rFonts w:ascii="Calibri" w:cs="Calibri" w:eastAsia="Calibri" w:hAnsi="Calibri"/>
                 <w:b w:val="0"/>
+                <w:bCs w:val="0"/>
                 <w:i w:val="1"/>
+                <w:iCs w:val="1"/>
                 <w:smallCaps w:val="0"/>
                 <w:strike w:val="0"/>
                 <w:color w:val="548dd4"/>
@@ -2163,7 +2263,9 @@
             <w:rPr>
               <w:rFonts w:ascii="Arial" w:cs="Arial" w:eastAsia="Arial" w:hAnsi="Arial"/>
               <w:b w:val="0"/>
+              <w:bCs w:val="0"/>
               <w:i w:val="0"/>
+              <w:iCs w:val="0"/>
               <w:smallCaps w:val="0"/>
               <w:strike w:val="0"/>
               <w:color w:val="000000"/>
@@ -2179,7 +2281,9 @@
               <w:rPr>
                 <w:rFonts w:ascii="Calibri" w:cs="Calibri" w:eastAsia="Calibri" w:hAnsi="Calibri"/>
                 <w:b w:val="0"/>
+                <w:bCs w:val="0"/>
                 <w:i w:val="1"/>
+                <w:iCs w:val="1"/>
                 <w:smallCaps w:val="0"/>
                 <w:strike w:val="0"/>
                 <w:color w:val="548dd4"/>
@@ -2212,7 +2316,9 @@
             <w:rPr>
               <w:rFonts w:ascii="Arial" w:cs="Arial" w:eastAsia="Arial" w:hAnsi="Arial"/>
               <w:b w:val="1"/>
+              <w:bCs w:val="1"/>
               <w:i w:val="0"/>
+              <w:iCs w:val="0"/>
               <w:smallCaps w:val="0"/>
               <w:strike w:val="0"/>
               <w:color w:val="000000"/>
@@ -2228,7 +2334,9 @@
               <w:rPr>
                 <w:rFonts w:ascii="Calibri" w:cs="Calibri" w:eastAsia="Calibri" w:hAnsi="Calibri"/>
                 <w:b w:val="1"/>
+                <w:bCs w:val="1"/>
                 <w:i w:val="0"/>
+                <w:iCs w:val="0"/>
                 <w:smallCaps w:val="0"/>
                 <w:strike w:val="0"/>
                 <w:color w:val="366091"/>
@@ -2261,7 +2369,9 @@
             <w:rPr>
               <w:rFonts w:ascii="Arial" w:cs="Arial" w:eastAsia="Arial" w:hAnsi="Arial"/>
               <w:b w:val="1"/>
+              <w:bCs w:val="1"/>
               <w:i w:val="0"/>
+              <w:iCs w:val="0"/>
               <w:smallCaps w:val="0"/>
               <w:strike w:val="0"/>
               <w:color w:val="000000"/>
@@ -2277,7 +2387,9 @@
               <w:rPr>
                 <w:rFonts w:ascii="Calibri" w:cs="Calibri" w:eastAsia="Calibri" w:hAnsi="Calibri"/>
                 <w:b w:val="1"/>
+                <w:bCs w:val="1"/>
                 <w:i w:val="0"/>
+                <w:iCs w:val="0"/>
                 <w:smallCaps w:val="0"/>
                 <w:strike w:val="0"/>
                 <w:color w:val="366091"/>
@@ -2310,7 +2422,9 @@
             <w:rPr>
               <w:rFonts w:ascii="Arial" w:cs="Arial" w:eastAsia="Arial" w:hAnsi="Arial"/>
               <w:b w:val="1"/>
+              <w:bCs w:val="1"/>
               <w:i w:val="0"/>
+              <w:iCs w:val="0"/>
               <w:smallCaps w:val="0"/>
               <w:strike w:val="0"/>
               <w:color w:val="000000"/>
@@ -2326,7 +2440,9 @@
               <w:rPr>
                 <w:rFonts w:ascii="Calibri" w:cs="Calibri" w:eastAsia="Calibri" w:hAnsi="Calibri"/>
                 <w:b w:val="1"/>
+                <w:bCs w:val="1"/>
                 <w:i w:val="0"/>
+                <w:iCs w:val="0"/>
                 <w:smallCaps w:val="0"/>
                 <w:strike w:val="0"/>
                 <w:color w:val="366091"/>
@@ -2359,7 +2475,9 @@
             <w:rPr>
               <w:rFonts w:ascii="Arial" w:cs="Arial" w:eastAsia="Arial" w:hAnsi="Arial"/>
               <w:b w:val="0"/>
+              <w:bCs w:val="0"/>
               <w:i w:val="0"/>
+              <w:iCs w:val="0"/>
               <w:smallCaps w:val="0"/>
               <w:strike w:val="0"/>
               <w:color w:val="000000"/>
@@ -2375,7 +2493,9 @@
               <w:rPr>
                 <w:rFonts w:ascii="Calibri" w:cs="Calibri" w:eastAsia="Calibri" w:hAnsi="Calibri"/>
                 <w:b w:val="0"/>
+                <w:bCs w:val="0"/>
                 <w:i w:val="1"/>
+                <w:iCs w:val="1"/>
                 <w:smallCaps w:val="0"/>
                 <w:strike w:val="0"/>
                 <w:color w:val="548dd4"/>
@@ -2408,7 +2528,9 @@
             <w:rPr>
               <w:rFonts w:ascii="Arial" w:cs="Arial" w:eastAsia="Arial" w:hAnsi="Arial"/>
               <w:b w:val="1"/>
+              <w:bCs w:val="1"/>
               <w:i w:val="0"/>
+              <w:iCs w:val="0"/>
               <w:smallCaps w:val="0"/>
               <w:strike w:val="0"/>
               <w:color w:val="000000"/>
@@ -2424,7 +2546,9 @@
               <w:rPr>
                 <w:rFonts w:ascii="Calibri" w:cs="Calibri" w:eastAsia="Calibri" w:hAnsi="Calibri"/>
                 <w:b w:val="1"/>
+                <w:bCs w:val="1"/>
                 <w:i w:val="0"/>
+                <w:iCs w:val="0"/>
                 <w:smallCaps w:val="0"/>
                 <w:strike w:val="0"/>
                 <w:color w:val="366091"/>
@@ -2457,7 +2581,9 @@
             <w:rPr>
               <w:rFonts w:ascii="Arial" w:cs="Arial" w:eastAsia="Arial" w:hAnsi="Arial"/>
               <w:b w:val="0"/>
+              <w:bCs w:val="0"/>
               <w:i w:val="0"/>
+              <w:iCs w:val="0"/>
               <w:smallCaps w:val="0"/>
               <w:strike w:val="0"/>
               <w:color w:val="000000"/>
@@ -2473,7 +2599,9 @@
               <w:rPr>
                 <w:rFonts w:ascii="Calibri" w:cs="Calibri" w:eastAsia="Calibri" w:hAnsi="Calibri"/>
                 <w:b w:val="0"/>
+                <w:bCs w:val="0"/>
                 <w:i w:val="1"/>
+                <w:iCs w:val="1"/>
                 <w:smallCaps w:val="0"/>
                 <w:strike w:val="0"/>
                 <w:color w:val="548dd4"/>
@@ -2506,7 +2634,9 @@
             <w:rPr>
               <w:rFonts w:ascii="Arial" w:cs="Arial" w:eastAsia="Arial" w:hAnsi="Arial"/>
               <w:b w:val="0"/>
+              <w:bCs w:val="0"/>
               <w:i w:val="0"/>
+              <w:iCs w:val="0"/>
               <w:smallCaps w:val="0"/>
               <w:strike w:val="0"/>
               <w:color w:val="000000"/>
@@ -2522,7 +2652,9 @@
               <w:rPr>
                 <w:rFonts w:ascii="Calibri" w:cs="Calibri" w:eastAsia="Calibri" w:hAnsi="Calibri"/>
                 <w:b w:val="0"/>
+                <w:bCs w:val="0"/>
                 <w:i w:val="1"/>
+                <w:iCs w:val="1"/>
                 <w:smallCaps w:val="0"/>
                 <w:strike w:val="0"/>
                 <w:color w:val="548dd4"/>
@@ -2571,6 +2703,7 @@
         <w:jc w:val="left"/>
         <w:rPr>
           <w:i w:val="1"/>
+          <w:iCs w:val="1"/>
           <w:sz w:val="20"/>
           <w:szCs w:val="20"/>
         </w:rPr>
@@ -2603,6 +2736,7 @@
         <w:jc w:val="left"/>
         <w:rPr>
           <w:i w:val="1"/>
+          <w:iCs w:val="1"/>
           <w:sz w:val="20"/>
           <w:szCs w:val="20"/>
         </w:rPr>
@@ -2635,6 +2769,7 @@
         <w:jc w:val="left"/>
         <w:rPr>
           <w:i w:val="1"/>
+          <w:iCs w:val="1"/>
           <w:sz w:val="20"/>
           <w:szCs w:val="20"/>
         </w:rPr>
@@ -2667,6 +2802,7 @@
         <w:jc w:val="left"/>
         <w:rPr>
           <w:i w:val="1"/>
+          <w:iCs w:val="1"/>
           <w:sz w:val="20"/>
           <w:szCs w:val="20"/>
         </w:rPr>
@@ -2699,6 +2835,7 @@
         <w:jc w:val="left"/>
         <w:rPr>
           <w:i w:val="1"/>
+          <w:iCs w:val="1"/>
           <w:sz w:val="20"/>
           <w:szCs w:val="20"/>
         </w:rPr>
@@ -2731,6 +2868,7 @@
         <w:jc w:val="left"/>
         <w:rPr>
           <w:i w:val="1"/>
+          <w:iCs w:val="1"/>
           <w:sz w:val="20"/>
           <w:szCs w:val="20"/>
         </w:rPr>
@@ -2763,6 +2901,7 @@
         <w:jc w:val="left"/>
         <w:rPr>
           <w:i w:val="1"/>
+          <w:iCs w:val="1"/>
           <w:sz w:val="20"/>
           <w:szCs w:val="20"/>
         </w:rPr>
@@ -2795,6 +2934,7 @@
         <w:jc w:val="left"/>
         <w:rPr>
           <w:i w:val="1"/>
+          <w:iCs w:val="1"/>
           <w:sz w:val="20"/>
           <w:szCs w:val="20"/>
         </w:rPr>
@@ -2827,6 +2967,7 @@
         <w:jc w:val="left"/>
         <w:rPr>
           <w:i w:val="1"/>
+          <w:iCs w:val="1"/>
           <w:sz w:val="20"/>
           <w:szCs w:val="20"/>
         </w:rPr>
@@ -2859,6 +3000,7 @@
         <w:jc w:val="left"/>
         <w:rPr>
           <w:i w:val="1"/>
+          <w:iCs w:val="1"/>
           <w:sz w:val="20"/>
           <w:szCs w:val="20"/>
         </w:rPr>
@@ -2879,7 +3021,9 @@
         <w:rPr>
           <w:rFonts w:ascii="Cambria" w:cs="Cambria" w:eastAsia="Cambria" w:hAnsi="Cambria"/>
           <w:b w:val="1"/>
+          <w:bCs w:val="1"/>
           <w:i w:val="0"/>
+          <w:iCs w:val="0"/>
           <w:smallCaps w:val="0"/>
           <w:strike w:val="0"/>
           <w:color w:val="366091"/>
@@ -2918,6 +3062,7 @@
         <w:rPr>
           <w:rFonts w:ascii="Calibri" w:cs="Calibri" w:eastAsia="Calibri" w:hAnsi="Calibri"/>
           <w:b w:val="0"/>
+          <w:bCs w:val="0"/>
           <w:smallCaps w:val="0"/>
           <w:strike w:val="0"/>
           <w:color w:val="548dd4"/>
@@ -3011,7 +3156,9 @@
         <w:rPr>
           <w:rFonts w:ascii="Calibri" w:cs="Calibri" w:eastAsia="Calibri" w:hAnsi="Calibri"/>
           <w:b w:val="0"/>
+          <w:bCs w:val="0"/>
           <w:i w:val="1"/>
+          <w:iCs w:val="1"/>
           <w:smallCaps w:val="0"/>
           <w:strike w:val="0"/>
           <w:color w:val="548dd4"/>
@@ -3102,7 +3249,9 @@
         <w:rPr>
           <w:rFonts w:ascii="Calibri" w:cs="Calibri" w:eastAsia="Calibri" w:hAnsi="Calibri"/>
           <w:b w:val="0"/>
+          <w:bCs w:val="0"/>
           <w:i w:val="1"/>
+          <w:iCs w:val="1"/>
           <w:smallCaps w:val="0"/>
           <w:strike w:val="0"/>
           <w:color w:val="548dd4"/>
@@ -3535,7 +3684,9 @@
         <w:rPr>
           <w:rFonts w:ascii="Calibri" w:cs="Calibri" w:eastAsia="Calibri" w:hAnsi="Calibri"/>
           <w:b w:val="0"/>
+          <w:bCs w:val="0"/>
           <w:i w:val="1"/>
+          <w:iCs w:val="1"/>
           <w:smallCaps w:val="0"/>
           <w:strike w:val="0"/>
           <w:color w:val="548dd4"/>
@@ -3628,7 +3779,9 @@
         <w:rPr>
           <w:rFonts w:ascii="Calibri" w:cs="Calibri" w:eastAsia="Calibri" w:hAnsi="Calibri"/>
           <w:b w:val="0"/>
+          <w:bCs w:val="0"/>
           <w:i w:val="1"/>
+          <w:iCs w:val="1"/>
           <w:smallCaps w:val="0"/>
           <w:strike w:val="0"/>
           <w:color w:val="548dd4"/>
@@ -3664,7 +3817,9 @@
         <w:rPr>
           <w:rFonts w:ascii="Calibri" w:cs="Calibri" w:eastAsia="Calibri" w:hAnsi="Calibri"/>
           <w:b w:val="0"/>
+          <w:bCs w:val="0"/>
           <w:i w:val="1"/>
+          <w:iCs w:val="1"/>
           <w:smallCaps w:val="0"/>
           <w:strike w:val="0"/>
           <w:color w:val="548dd4"/>
@@ -3720,6 +3875,7 @@
         <w:rPr>
           <w:rFonts w:ascii="Calibri" w:cs="Calibri" w:eastAsia="Calibri" w:hAnsi="Calibri"/>
           <w:b w:val="0"/>
+          <w:bCs w:val="0"/>
           <w:smallCaps w:val="0"/>
           <w:strike w:val="0"/>
           <w:sz w:val="22"/>
@@ -3764,7 +3920,9 @@
         <w:rPr>
           <w:rFonts w:ascii="Calibri" w:cs="Calibri" w:eastAsia="Calibri" w:hAnsi="Calibri"/>
           <w:b w:val="0"/>
+          <w:bCs w:val="0"/>
           <w:i w:val="1"/>
+          <w:iCs w:val="1"/>
           <w:smallCaps w:val="0"/>
           <w:strike w:val="0"/>
           <w:color w:val="548dd4"/>
@@ -3989,7 +4147,9 @@
         <w:rPr>
           <w:rFonts w:ascii="Calibri" w:cs="Calibri" w:eastAsia="Calibri" w:hAnsi="Calibri"/>
           <w:b w:val="0"/>
+          <w:bCs w:val="0"/>
           <w:i w:val="1"/>
+          <w:iCs w:val="1"/>
           <w:smallCaps w:val="0"/>
           <w:strike w:val="0"/>
           <w:color w:val="548dd4"/>
@@ -4048,7 +4208,9 @@
         <w:rPr>
           <w:rFonts w:ascii="Calibri" w:cs="Calibri" w:eastAsia="Calibri" w:hAnsi="Calibri"/>
           <w:b w:val="0"/>
+          <w:bCs w:val="0"/>
           <w:i w:val="1"/>
+          <w:iCs w:val="1"/>
           <w:smallCaps w:val="0"/>
           <w:strike w:val="0"/>
           <w:color w:val="548dd4"/>
@@ -4091,7 +4253,9 @@
         <w:rPr>
           <w:rFonts w:ascii="Times New Roman" w:cs="Times New Roman" w:eastAsia="Times New Roman" w:hAnsi="Times New Roman"/>
           <w:b w:val="0"/>
+          <w:bCs w:val="0"/>
           <w:i w:val="0"/>
+          <w:iCs w:val="0"/>
           <w:smallCaps w:val="0"/>
           <w:strike w:val="0"/>
           <w:color w:val="000000"/>
@@ -4121,7 +4285,9 @@
         <w:rPr>
           <w:rFonts w:ascii="Calibri" w:cs="Calibri" w:eastAsia="Calibri" w:hAnsi="Calibri"/>
           <w:b w:val="0"/>
+          <w:bCs w:val="0"/>
           <w:i w:val="1"/>
+          <w:iCs w:val="1"/>
           <w:smallCaps w:val="0"/>
           <w:strike w:val="0"/>
           <w:color w:val="548dd4"/>
@@ -4237,11 +4403,13 @@
               <w:jc w:val="center"/>
               <w:rPr>
                 <w:b w:val="1"/>
+                <w:bCs w:val="1"/>
               </w:rPr>
             </w:pPr>
             <w:r>
               <w:rPr>
                 <w:b w:val="1"/>
+                <w:bCs w:val="1"/>
                 <w:rtl w:val="0"/>
               </w:rPr>
               <w:t xml:space="preserve">Actor</w:t>
@@ -4274,11 +4442,13 @@
               <w:jc w:val="center"/>
               <w:rPr>
                 <w:b w:val="1"/>
+                <w:bCs w:val="1"/>
               </w:rPr>
             </w:pPr>
             <w:r>
               <w:rPr>
                 <w:b w:val="1"/>
+                <w:bCs w:val="1"/>
                 <w:rtl w:val="0"/>
               </w:rPr>
               <w:t xml:space="preserve">Descripción</w:t>
@@ -4317,11 +4487,13 @@
               <w:ind w:left="0"/>
               <w:rPr>
                 <w:b w:val="1"/>
+                <w:bCs w:val="1"/>
               </w:rPr>
             </w:pPr>
             <w:r>
               <w:rPr>
                 <w:b w:val="1"/>
+                <w:bCs w:val="1"/>
                 <w:rtl w:val="0"/>
               </w:rPr>
               <w:t xml:space="preserve">Administrador</w:t>
@@ -4393,11 +4565,13 @@
               <w:ind w:left="0"/>
               <w:rPr>
                 <w:b w:val="1"/>
+                <w:bCs w:val="1"/>
               </w:rPr>
             </w:pPr>
             <w:r>
               <w:rPr>
                 <w:b w:val="1"/>
+                <w:bCs w:val="1"/>
                 <w:rtl w:val="0"/>
               </w:rPr>
               <w:t xml:space="preserve">Líder de proyecto</w:t>
@@ -4469,11 +4643,13 @@
               <w:ind w:left="0"/>
               <w:rPr>
                 <w:b w:val="1"/>
+                <w:bCs w:val="1"/>
               </w:rPr>
             </w:pPr>
             <w:r>
               <w:rPr>
                 <w:b w:val="1"/>
+                <w:bCs w:val="1"/>
                 <w:rtl w:val="0"/>
               </w:rPr>
               <w:t xml:space="preserve">Miembro</w:t>
@@ -4897,12 +5073,12 @@
           <wp:inline distB="114300" distT="114300" distL="114300" distR="114300">
             <wp:extent cx="5399730" cy="4343400"/>
             <wp:effectExtent b="0" l="0" r="0" t="0"/>
-            <wp:docPr id="16" name="image5.png"/>
+            <wp:docPr id="16" name="image6.png"/>
             <a:graphic>
               <a:graphicData uri="http://schemas.openxmlformats.org/drawingml/2006/picture">
                 <pic:pic>
                   <pic:nvPicPr>
-                    <pic:cNvPr id="0" name="image5.png"/>
+                    <pic:cNvPr id="0" name="image6.png"/>
                     <pic:cNvPicPr preferRelativeResize="0"/>
                   </pic:nvPicPr>
                   <pic:blipFill>
@@ -5065,6 +5241,7 @@
         <w:rPr>
           <w:rFonts w:ascii="Calibri" w:cs="Calibri" w:eastAsia="Calibri" w:hAnsi="Calibri"/>
           <w:b w:val="0"/>
+          <w:bCs w:val="0"/>
           <w:smallCaps w:val="0"/>
           <w:strike w:val="0"/>
           <w:sz w:val="22"/>
@@ -5109,7 +5286,9 @@
         <w:rPr>
           <w:rFonts w:ascii="Calibri" w:cs="Calibri" w:eastAsia="Calibri" w:hAnsi="Calibri"/>
           <w:b w:val="0"/>
+          <w:bCs w:val="0"/>
           <w:i w:val="1"/>
+          <w:iCs w:val="1"/>
           <w:smallCaps w:val="0"/>
           <w:strike w:val="0"/>
           <w:color w:val="548dd4"/>
@@ -5234,6 +5413,7 @@
       <w:r>
         <w:rPr>
           <w:b w:val="1"/>
+          <w:bCs w:val="1"/>
           <w:rtl w:val="0"/>
         </w:rPr>
         <w:t xml:space="preserve">Capa de Presentación:</w:t>
@@ -5276,6 +5456,7 @@
       <w:r>
         <w:rPr>
           <w:b w:val="1"/>
+          <w:bCs w:val="1"/>
           <w:rtl w:val="0"/>
         </w:rPr>
         <w:t xml:space="preserve">Capa de Servicio:</w:t>
@@ -5289,6 +5470,7 @@
       <w:r>
         <w:rPr>
           <w:b w:val="1"/>
+          <w:bCs w:val="1"/>
           <w:rtl w:val="0"/>
         </w:rPr>
         <w:t xml:space="preserve"> </w:t>
@@ -5331,6 +5513,7 @@
       <w:r>
         <w:rPr>
           <w:b w:val="1"/>
+          <w:bCs w:val="1"/>
           <w:rtl w:val="0"/>
         </w:rPr>
         <w:t xml:space="preserve">Capa de Persistencia (Base de Datos): </w:t>
@@ -6182,6 +6365,7 @@
       <w:r>
         <w:rPr>
           <w:b w:val="1"/>
+          <w:bCs w:val="1"/>
           <w:rtl w:val="0"/>
         </w:rPr>
         <w:br w:type="textWrapping"/>
@@ -6929,6 +7113,7 @@
       <w:r>
         <w:rPr>
           <w:b w:val="1"/>
+          <w:bCs w:val="1"/>
           <w:rtl w:val="0"/>
         </w:rPr>
         <w:t xml:space="preserve">Presentación: </w:t>
@@ -6955,6 +7140,7 @@
       <w:r>
         <w:rPr>
           <w:b w:val="1"/>
+          <w:bCs w:val="1"/>
           <w:rtl w:val="0"/>
         </w:rPr>
         <w:t xml:space="preserve">Servicio:</w:t>
@@ -6981,6 +7167,7 @@
       <w:r>
         <w:rPr>
           <w:b w:val="1"/>
+          <w:bCs w:val="1"/>
           <w:rtl w:val="0"/>
         </w:rPr>
         <w:t xml:space="preserve">Controladores: </w:t>
@@ -7007,6 +7194,7 @@
       <w:r>
         <w:rPr>
           <w:b w:val="1"/>
+          <w:bCs w:val="1"/>
           <w:rtl w:val="0"/>
         </w:rPr>
         <w:t xml:space="preserve">Modelos y repositorios:</w:t>
@@ -7033,6 +7221,7 @@
       <w:r>
         <w:rPr>
           <w:b w:val="1"/>
+          <w:bCs w:val="1"/>
           <w:rtl w:val="0"/>
         </w:rPr>
         <w:t xml:space="preserve">Clientes externos: </w:t>
@@ -7101,12 +7290,12 @@
           <wp:inline distB="114300" distT="114300" distL="114300" distR="114300">
             <wp:extent cx="5399730" cy="2400300"/>
             <wp:effectExtent b="0" l="0" r="0" t="0"/>
-            <wp:docPr id="15" name="image6.png"/>
+            <wp:docPr id="15" name="image7.png"/>
             <a:graphic>
               <a:graphicData uri="http://schemas.openxmlformats.org/drawingml/2006/picture">
                 <pic:pic>
                   <pic:nvPicPr>
-                    <pic:cNvPr id="0" name="image6.png"/>
+                    <pic:cNvPr id="0" name="image7.png"/>
                     <pic:cNvPicPr preferRelativeResize="0"/>
                   </pic:nvPicPr>
                   <pic:blipFill>
@@ -7143,6 +7332,7 @@
         <w:keepLines w:val="1"/>
         <w:rPr>
           <w:i w:val="1"/>
+          <w:iCs w:val="1"/>
           <w:color w:val="548dd4"/>
         </w:rPr>
       </w:pPr>
@@ -7184,7 +7374,9 @@
         <w:rPr>
           <w:rFonts w:ascii="Calibri" w:cs="Calibri" w:eastAsia="Calibri" w:hAnsi="Calibri"/>
           <w:b w:val="0"/>
+          <w:bCs w:val="0"/>
           <w:i w:val="1"/>
+          <w:iCs w:val="1"/>
           <w:smallCaps w:val="0"/>
           <w:strike w:val="0"/>
           <w:color w:val="548dd4"/>
@@ -7224,7 +7416,9 @@
         <w:rPr>
           <w:rFonts w:ascii="Calibri" w:cs="Calibri" w:eastAsia="Calibri" w:hAnsi="Calibri"/>
           <w:b w:val="0"/>
+          <w:bCs w:val="0"/>
           <w:i w:val="1"/>
+          <w:iCs w:val="1"/>
           <w:smallCaps w:val="0"/>
           <w:strike w:val="0"/>
           <w:color w:val="548dd4"/>
@@ -7238,18 +7432,19 @@
       <w:r>
         <w:rPr>
           <w:i w:val="1"/>
+          <w:iCs w:val="1"/>
           <w:color w:val="548dd4"/>
         </w:rPr>
         <w:drawing>
           <wp:inline distB="114300" distT="114300" distL="114300" distR="114300">
             <wp:extent cx="5399730" cy="3162300"/>
             <wp:effectExtent b="0" l="0" r="0" t="0"/>
-            <wp:docPr id="18" name="image7.png"/>
+            <wp:docPr id="18" name="image5.png"/>
             <a:graphic>
               <a:graphicData uri="http://schemas.openxmlformats.org/drawingml/2006/picture">
                 <pic:pic>
                   <pic:nvPicPr>
-                    <pic:cNvPr id="0" name="image7.png"/>
+                    <pic:cNvPr id="0" name="image5.png"/>
                     <pic:cNvPicPr preferRelativeResize="0"/>
                   </pic:nvPicPr>
                   <pic:blipFill>
@@ -7839,12 +8034,12 @@
           <wp:extent cx="669290" cy="669290"/>
           <wp:effectExtent b="0" l="0" r="0" t="0"/>
           <wp:wrapSquare wrapText="bothSides" distB="0" distT="0" distL="114300" distR="114300"/>
-          <wp:docPr descr="psi-negro.png" id="14" name="image3.png"/>
+          <wp:docPr descr="psi-negro.png" id="14" name="image2.png"/>
           <a:graphic>
             <a:graphicData uri="http://schemas.openxmlformats.org/drawingml/2006/picture">
               <pic:pic>
                 <pic:nvPicPr>
-                  <pic:cNvPr descr="psi-negro.png" id="0" name="image3.png"/>
+                  <pic:cNvPr descr="psi-negro.png" id="0" name="image2.png"/>
                   <pic:cNvPicPr preferRelativeResize="0"/>
                 </pic:nvPicPr>
                 <pic:blipFill>
@@ -7884,12 +8079,12 @@
           <wp:extent cx="425450" cy="666750"/>
           <wp:effectExtent b="0" l="0" r="0" t="0"/>
           <wp:wrapSquare wrapText="bothSides" distB="0" distT="0" distL="114300" distR="114300"/>
-          <wp:docPr descr="UNPA.JPG" id="17" name="image4.jpg"/>
+          <wp:docPr descr="UNPA.JPG" id="17" name="image3.jpg"/>
           <a:graphic>
             <a:graphicData uri="http://schemas.openxmlformats.org/drawingml/2006/picture">
               <pic:pic>
                 <pic:nvPicPr>
-                  <pic:cNvPr descr="UNPA.JPG" id="0" name="image4.jpg"/>
+                  <pic:cNvPr descr="UNPA.JPG" id="0" name="image3.jpg"/>
                   <pic:cNvPicPr preferRelativeResize="0"/>
                 </pic:nvPicPr>
                 <pic:blipFill>
@@ -11113,6 +11308,7 @@
     <w:rPr>
       <w:rFonts w:ascii="Cambria" w:cs="Cambria" w:eastAsia="Cambria" w:hAnsi="Cambria"/>
       <w:b w:val="1"/>
+      <w:bCs w:val="1"/>
       <w:color w:val="366091"/>
       <w:sz w:val="28"/>
       <w:szCs w:val="28"/>
@@ -11131,6 +11327,7 @@
     <w:rPr>
       <w:rFonts w:ascii="Cambria" w:cs="Cambria" w:eastAsia="Cambria" w:hAnsi="Cambria"/>
       <w:b w:val="1"/>
+      <w:bCs w:val="1"/>
       <w:color w:val="4f81bd"/>
       <w:sz w:val="26"/>
       <w:szCs w:val="26"/>
@@ -11147,6 +11344,7 @@
     <w:rPr>
       <w:rFonts w:ascii="Cambria" w:cs="Cambria" w:eastAsia="Cambria" w:hAnsi="Cambria"/>
       <w:b w:val="1"/>
+      <w:bCs w:val="1"/>
       <w:color w:val="4f81bd"/>
     </w:rPr>
   </w:style>
@@ -11161,7 +11359,9 @@
     <w:rPr>
       <w:rFonts w:ascii="Cambria" w:cs="Cambria" w:eastAsia="Cambria" w:hAnsi="Cambria"/>
       <w:b w:val="1"/>
+      <w:bCs w:val="1"/>
       <w:i w:val="1"/>
+      <w:iCs w:val="1"/>
       <w:color w:val="4f81bd"/>
     </w:rPr>
   </w:style>
@@ -11177,6 +11377,7 @@
     </w:pPr>
     <w:rPr>
       <w:b w:val="1"/>
+      <w:bCs w:val="1"/>
       <w:sz w:val="22"/>
       <w:szCs w:val="22"/>
     </w:rPr>
@@ -11193,6 +11394,7 @@
     </w:pPr>
     <w:rPr>
       <w:b w:val="1"/>
+      <w:bCs w:val="1"/>
       <w:sz w:val="20"/>
       <w:szCs w:val="20"/>
     </w:rPr>
@@ -11228,6 +11430,7 @@
     <w:rPr>
       <w:rFonts w:ascii="Georgia" w:cs="Georgia" w:eastAsia="Georgia" w:hAnsi="Georgia"/>
       <w:i w:val="1"/>
+      <w:iCs w:val="1"/>
       <w:color w:val="666666"/>
       <w:sz w:val="48"/>
       <w:szCs w:val="48"/>

--- a/Etapa Construcción - Iteración 1/Arquitectura del Sistema - Kairos - NexTech.docx
+++ b/Etapa Construcción - Iteración 1/Arquitectura del Sistema - Kairos - NexTech.docx
@@ -1339,7 +1339,7 @@
     </w:p>
     <w:sdt>
       <w:sdtPr>
-        <w:id w:val="923230817"/>
+        <w:id w:val="463337202"/>
         <w:docPartObj>
           <w:docPartGallery w:val="Table of Contents"/>
           <w:docPartUnique w:val="1"/>
@@ -5073,12 +5073,12 @@
           <wp:inline distB="114300" distT="114300" distL="114300" distR="114300">
             <wp:extent cx="5399730" cy="4343400"/>
             <wp:effectExtent b="0" l="0" r="0" t="0"/>
-            <wp:docPr id="16" name="image6.png"/>
+            <wp:docPr id="16" name="image7.png"/>
             <a:graphic>
               <a:graphicData uri="http://schemas.openxmlformats.org/drawingml/2006/picture">
                 <pic:pic>
                   <pic:nvPicPr>
-                    <pic:cNvPr id="0" name="image6.png"/>
+                    <pic:cNvPr id="0" name="image7.png"/>
                     <pic:cNvPicPr preferRelativeResize="0"/>
                   </pic:nvPicPr>
                   <pic:blipFill>
@@ -7290,12 +7290,12 @@
           <wp:inline distB="114300" distT="114300" distL="114300" distR="114300">
             <wp:extent cx="5399730" cy="2400300"/>
             <wp:effectExtent b="0" l="0" r="0" t="0"/>
-            <wp:docPr id="15" name="image7.png"/>
+            <wp:docPr id="15" name="image5.png"/>
             <a:graphic>
               <a:graphicData uri="http://schemas.openxmlformats.org/drawingml/2006/picture">
                 <pic:pic>
                   <pic:nvPicPr>
-                    <pic:cNvPr id="0" name="image7.png"/>
+                    <pic:cNvPr id="0" name="image5.png"/>
                     <pic:cNvPicPr preferRelativeResize="0"/>
                   </pic:nvPicPr>
                   <pic:blipFill>
@@ -7439,12 +7439,12 @@
           <wp:inline distB="114300" distT="114300" distL="114300" distR="114300">
             <wp:extent cx="5399730" cy="3162300"/>
             <wp:effectExtent b="0" l="0" r="0" t="0"/>
-            <wp:docPr id="18" name="image5.png"/>
+            <wp:docPr id="18" name="image6.png"/>
             <a:graphic>
               <a:graphicData uri="http://schemas.openxmlformats.org/drawingml/2006/picture">
                 <pic:pic>
                   <pic:nvPicPr>
-                    <pic:cNvPr id="0" name="image5.png"/>
+                    <pic:cNvPr id="0" name="image6.png"/>
                     <pic:cNvPicPr preferRelativeResize="0"/>
                   </pic:nvPicPr>
                   <pic:blipFill>

--- a/Etapa Construcción - Iteración 1/Arquitectura del Sistema - Kairos - NexTech.docx
+++ b/Etapa Construcción - Iteración 1/Arquitectura del Sistema - Kairos - NexTech.docx
@@ -849,12 +849,12 @@
             <wp:extent cx="1200150" cy="1200150"/>
             <wp:effectExtent b="0" l="0" r="0" t="0"/>
             <wp:wrapSquare wrapText="bothSides" distB="0" distT="0" distL="114300" distR="114300"/>
-            <wp:docPr descr="psi-negro.png" id="19" name="image1.png"/>
+            <wp:docPr descr="psi-negro.png" id="19" name="image3.png"/>
             <a:graphic>
               <a:graphicData uri="http://schemas.openxmlformats.org/drawingml/2006/picture">
                 <pic:pic>
                   <pic:nvPicPr>
-                    <pic:cNvPr descr="psi-negro.png" id="0" name="image1.png"/>
+                    <pic:cNvPr descr="psi-negro.png" id="0" name="image3.png"/>
                     <pic:cNvPicPr preferRelativeResize="0"/>
                   </pic:nvPicPr>
                   <pic:blipFill>
@@ -906,12 +906,12 @@
             <wp:extent cx="1304925" cy="2019300"/>
             <wp:effectExtent b="0" l="0" r="0" t="0"/>
             <wp:wrapSquare wrapText="bothSides" distB="0" distT="0" distL="114300" distR="114300"/>
-            <wp:docPr descr="UNPA.JPG" id="13" name="image4.jpg"/>
+            <wp:docPr descr="UNPA.JPG" id="13" name="image2.jpg"/>
             <a:graphic>
               <a:graphicData uri="http://schemas.openxmlformats.org/drawingml/2006/picture">
                 <pic:pic>
                   <pic:nvPicPr>
-                    <pic:cNvPr descr="UNPA.JPG" id="0" name="image4.jpg"/>
+                    <pic:cNvPr descr="UNPA.JPG" id="0" name="image2.jpg"/>
                     <pic:cNvPicPr preferRelativeResize="0"/>
                   </pic:nvPicPr>
                   <pic:blipFill>
@@ -1232,12 +1232,12 @@
             <wp:extent cx="1200150" cy="1200150"/>
             <wp:effectExtent b="0" l="0" r="0" t="0"/>
             <wp:wrapSquare wrapText="bothSides" distB="0" distT="0" distL="114300" distR="114300"/>
-            <wp:docPr descr="psi-negro.png" id="12" name="image1.png"/>
+            <wp:docPr descr="psi-negro.png" id="12" name="image3.png"/>
             <a:graphic>
               <a:graphicData uri="http://schemas.openxmlformats.org/drawingml/2006/picture">
                 <pic:pic>
                   <pic:nvPicPr>
-                    <pic:cNvPr descr="psi-negro.png" id="0" name="image1.png"/>
+                    <pic:cNvPr descr="psi-negro.png" id="0" name="image3.png"/>
                     <pic:cNvPicPr preferRelativeResize="0"/>
                   </pic:nvPicPr>
                   <pic:blipFill>
@@ -1339,7 +1339,7 @@
     </w:p>
     <w:sdt>
       <w:sdtPr>
-        <w:id w:val="463337202"/>
+        <w:id w:val="1390231253"/>
         <w:docPartObj>
           <w:docPartGallery w:val="Table of Contents"/>
           <w:docPartUnique w:val="1"/>
@@ -7290,12 +7290,12 @@
           <wp:inline distB="114300" distT="114300" distL="114300" distR="114300">
             <wp:extent cx="5399730" cy="2400300"/>
             <wp:effectExtent b="0" l="0" r="0" t="0"/>
-            <wp:docPr id="15" name="image5.png"/>
+            <wp:docPr id="15" name="image6.png"/>
             <a:graphic>
               <a:graphicData uri="http://schemas.openxmlformats.org/drawingml/2006/picture">
                 <pic:pic>
                   <pic:nvPicPr>
-                    <pic:cNvPr id="0" name="image5.png"/>
+                    <pic:cNvPr id="0" name="image6.png"/>
                     <pic:cNvPicPr preferRelativeResize="0"/>
                   </pic:nvPicPr>
                   <pic:blipFill>
@@ -7439,12 +7439,12 @@
           <wp:inline distB="114300" distT="114300" distL="114300" distR="114300">
             <wp:extent cx="5399730" cy="3162300"/>
             <wp:effectExtent b="0" l="0" r="0" t="0"/>
-            <wp:docPr id="18" name="image6.png"/>
+            <wp:docPr id="18" name="image5.png"/>
             <a:graphic>
               <a:graphicData uri="http://schemas.openxmlformats.org/drawingml/2006/picture">
                 <pic:pic>
                   <pic:nvPicPr>
-                    <pic:cNvPr id="0" name="image6.png"/>
+                    <pic:cNvPr id="0" name="image5.png"/>
                     <pic:cNvPicPr preferRelativeResize="0"/>
                   </pic:nvPicPr>
                   <pic:blipFill>
@@ -8034,12 +8034,12 @@
           <wp:extent cx="669290" cy="669290"/>
           <wp:effectExtent b="0" l="0" r="0" t="0"/>
           <wp:wrapSquare wrapText="bothSides" distB="0" distT="0" distL="114300" distR="114300"/>
-          <wp:docPr descr="psi-negro.png" id="14" name="image2.png"/>
+          <wp:docPr descr="psi-negro.png" id="14" name="image4.png"/>
           <a:graphic>
             <a:graphicData uri="http://schemas.openxmlformats.org/drawingml/2006/picture">
               <pic:pic>
                 <pic:nvPicPr>
-                  <pic:cNvPr descr="psi-negro.png" id="0" name="image2.png"/>
+                  <pic:cNvPr descr="psi-negro.png" id="0" name="image4.png"/>
                   <pic:cNvPicPr preferRelativeResize="0"/>
                 </pic:nvPicPr>
                 <pic:blipFill>
@@ -8079,12 +8079,12 @@
           <wp:extent cx="425450" cy="666750"/>
           <wp:effectExtent b="0" l="0" r="0" t="0"/>
           <wp:wrapSquare wrapText="bothSides" distB="0" distT="0" distL="114300" distR="114300"/>
-          <wp:docPr descr="UNPA.JPG" id="17" name="image3.jpg"/>
+          <wp:docPr descr="UNPA.JPG" id="17" name="image1.jpg"/>
           <a:graphic>
             <a:graphicData uri="http://schemas.openxmlformats.org/drawingml/2006/picture">
               <pic:pic>
                 <pic:nvPicPr>
-                  <pic:cNvPr descr="UNPA.JPG" id="0" name="image3.jpg"/>
+                  <pic:cNvPr descr="UNPA.JPG" id="0" name="image1.jpg"/>
                   <pic:cNvPicPr preferRelativeResize="0"/>
                 </pic:nvPicPr>
                 <pic:blipFill>

--- a/Etapa Construcción - Iteración 1/Arquitectura del Sistema - Kairos - NexTech.docx
+++ b/Etapa Construcción - Iteración 1/Arquitectura del Sistema - Kairos - NexTech.docx
@@ -906,12 +906,12 @@
             <wp:extent cx="1304925" cy="2019300"/>
             <wp:effectExtent b="0" l="0" r="0" t="0"/>
             <wp:wrapSquare wrapText="bothSides" distB="0" distT="0" distL="114300" distR="114300"/>
-            <wp:docPr descr="UNPA.JPG" id="13" name="image2.jpg"/>
+            <wp:docPr descr="UNPA.JPG" id="13" name="image1.jpg"/>
             <a:graphic>
               <a:graphicData uri="http://schemas.openxmlformats.org/drawingml/2006/picture">
                 <pic:pic>
                   <pic:nvPicPr>
-                    <pic:cNvPr descr="UNPA.JPG" id="0" name="image2.jpg"/>
+                    <pic:cNvPr descr="UNPA.JPG" id="0" name="image1.jpg"/>
                     <pic:cNvPicPr preferRelativeResize="0"/>
                   </pic:nvPicPr>
                   <pic:blipFill>
@@ -1339,7 +1339,7 @@
     </w:p>
     <w:sdt>
       <w:sdtPr>
-        <w:id w:val="1390231253"/>
+        <w:id w:val="-487435273"/>
         <w:docPartObj>
           <w:docPartGallery w:val="Table of Contents"/>
           <w:docPartUnique w:val="1"/>
@@ -5073,12 +5073,12 @@
           <wp:inline distB="114300" distT="114300" distL="114300" distR="114300">
             <wp:extent cx="5399730" cy="4343400"/>
             <wp:effectExtent b="0" l="0" r="0" t="0"/>
-            <wp:docPr id="16" name="image7.png"/>
+            <wp:docPr id="16" name="image6.png"/>
             <a:graphic>
               <a:graphicData uri="http://schemas.openxmlformats.org/drawingml/2006/picture">
                 <pic:pic>
                   <pic:nvPicPr>
-                    <pic:cNvPr id="0" name="image7.png"/>
+                    <pic:cNvPr id="0" name="image6.png"/>
                     <pic:cNvPicPr preferRelativeResize="0"/>
                   </pic:nvPicPr>
                   <pic:blipFill>
@@ -7290,12 +7290,12 @@
           <wp:inline distB="114300" distT="114300" distL="114300" distR="114300">
             <wp:extent cx="5399730" cy="2400300"/>
             <wp:effectExtent b="0" l="0" r="0" t="0"/>
-            <wp:docPr id="15" name="image6.png"/>
+            <wp:docPr id="15" name="image7.png"/>
             <a:graphic>
               <a:graphicData uri="http://schemas.openxmlformats.org/drawingml/2006/picture">
                 <pic:pic>
                   <pic:nvPicPr>
-                    <pic:cNvPr id="0" name="image6.png"/>
+                    <pic:cNvPr id="0" name="image7.png"/>
                     <pic:cNvPicPr preferRelativeResize="0"/>
                   </pic:nvPicPr>
                   <pic:blipFill>
@@ -8034,12 +8034,12 @@
           <wp:extent cx="669290" cy="669290"/>
           <wp:effectExtent b="0" l="0" r="0" t="0"/>
           <wp:wrapSquare wrapText="bothSides" distB="0" distT="0" distL="114300" distR="114300"/>
-          <wp:docPr descr="psi-negro.png" id="14" name="image4.png"/>
+          <wp:docPr descr="psi-negro.png" id="14" name="image2.png"/>
           <a:graphic>
             <a:graphicData uri="http://schemas.openxmlformats.org/drawingml/2006/picture">
               <pic:pic>
                 <pic:nvPicPr>
-                  <pic:cNvPr descr="psi-negro.png" id="0" name="image4.png"/>
+                  <pic:cNvPr descr="psi-negro.png" id="0" name="image2.png"/>
                   <pic:cNvPicPr preferRelativeResize="0"/>
                 </pic:nvPicPr>
                 <pic:blipFill>
@@ -8079,12 +8079,12 @@
           <wp:extent cx="425450" cy="666750"/>
           <wp:effectExtent b="0" l="0" r="0" t="0"/>
           <wp:wrapSquare wrapText="bothSides" distB="0" distT="0" distL="114300" distR="114300"/>
-          <wp:docPr descr="UNPA.JPG" id="17" name="image1.jpg"/>
+          <wp:docPr descr="UNPA.JPG" id="17" name="image4.jpg"/>
           <a:graphic>
             <a:graphicData uri="http://schemas.openxmlformats.org/drawingml/2006/picture">
               <pic:pic>
                 <pic:nvPicPr>
-                  <pic:cNvPr descr="UNPA.JPG" id="0" name="image1.jpg"/>
+                  <pic:cNvPr descr="UNPA.JPG" id="0" name="image4.jpg"/>
                   <pic:cNvPicPr preferRelativeResize="0"/>
                 </pic:nvPicPr>
                 <pic:blipFill>

--- a/Etapa Construcción - Iteración 1/Arquitectura del Sistema - Kairos - NexTech.docx
+++ b/Etapa Construcción - Iteración 1/Arquitectura del Sistema - Kairos - NexTech.docx
@@ -204,12 +204,12 @@
                 <wp:extent cx="7940040" cy="810895"/>
                 <wp:effectExtent b="0" l="0" r="0" t="0"/>
                 <wp:wrapNone/>
-                <wp:docPr id="2" name="image9.png"/>
+                <wp:docPr id="2" name="image10.png"/>
                 <a:graphic>
                   <a:graphicData uri="http://schemas.openxmlformats.org/drawingml/2006/picture">
                     <pic:pic>
                       <pic:nvPicPr>
-                        <pic:cNvPr id="0" name="image9.png"/>
+                        <pic:cNvPr id="0" name="image10.png"/>
                         <pic:cNvPicPr preferRelativeResize="0"/>
                       </pic:nvPicPr>
                       <pic:blipFill>
@@ -326,12 +326,12 @@
                 <wp:extent cx="103505" cy="11228070"/>
                 <wp:effectExtent b="0" l="0" r="0" t="0"/>
                 <wp:wrapNone/>
-                <wp:docPr id="11" name="image18.png"/>
+                <wp:docPr id="11" name="image19.png"/>
                 <a:graphic>
                   <a:graphicData uri="http://schemas.openxmlformats.org/drawingml/2006/picture">
                     <pic:pic>
                       <pic:nvPicPr>
-                        <pic:cNvPr id="0" name="image18.png"/>
+                        <pic:cNvPr id="0" name="image19.png"/>
                         <pic:cNvPicPr preferRelativeResize="0"/>
                       </pic:nvPicPr>
                       <pic:blipFill>
@@ -448,12 +448,12 @@
                 <wp:extent cx="103505" cy="11228070"/>
                 <wp:effectExtent b="0" l="0" r="0" t="0"/>
                 <wp:wrapNone/>
-                <wp:docPr id="6" name="image13.png"/>
+                <wp:docPr id="6" name="image14.png"/>
                 <a:graphic>
                   <a:graphicData uri="http://schemas.openxmlformats.org/drawingml/2006/picture">
                     <pic:pic>
                       <pic:nvPicPr>
-                        <pic:cNvPr id="0" name="image13.png"/>
+                        <pic:cNvPr id="0" name="image14.png"/>
                         <pic:cNvPicPr preferRelativeResize="0"/>
                       </pic:nvPicPr>
                       <pic:blipFill>
@@ -570,12 +570,12 @@
                 <wp:extent cx="7940040" cy="810895"/>
                 <wp:effectExtent b="0" l="0" r="0" t="0"/>
                 <wp:wrapNone/>
-                <wp:docPr id="9" name="image16.png"/>
+                <wp:docPr id="9" name="image17.png"/>
                 <a:graphic>
                   <a:graphicData uri="http://schemas.openxmlformats.org/drawingml/2006/picture">
                     <pic:pic>
                       <pic:nvPicPr>
-                        <pic:cNvPr id="0" name="image16.png"/>
+                        <pic:cNvPr id="0" name="image17.png"/>
                         <pic:cNvPicPr preferRelativeResize="0"/>
                       </pic:nvPicPr>
                       <pic:blipFill>
@@ -849,12 +849,12 @@
             <wp:extent cx="1200150" cy="1200150"/>
             <wp:effectExtent b="0" l="0" r="0" t="0"/>
             <wp:wrapSquare wrapText="bothSides" distB="0" distT="0" distL="114300" distR="114300"/>
-            <wp:docPr descr="psi-negro.png" id="19" name="image3.png"/>
+            <wp:docPr descr="psi-negro.png" id="20" name="image2.png"/>
             <a:graphic>
               <a:graphicData uri="http://schemas.openxmlformats.org/drawingml/2006/picture">
                 <pic:pic>
                   <pic:nvPicPr>
-                    <pic:cNvPr descr="psi-negro.png" id="0" name="image3.png"/>
+                    <pic:cNvPr descr="psi-negro.png" id="0" name="image2.png"/>
                     <pic:cNvPicPr preferRelativeResize="0"/>
                   </pic:nvPicPr>
                   <pic:blipFill>
@@ -906,12 +906,12 @@
             <wp:extent cx="1304925" cy="2019300"/>
             <wp:effectExtent b="0" l="0" r="0" t="0"/>
             <wp:wrapSquare wrapText="bothSides" distB="0" distT="0" distL="114300" distR="114300"/>
-            <wp:docPr descr="UNPA.JPG" id="13" name="image1.jpg"/>
+            <wp:docPr descr="UNPA.JPG" id="13" name="image4.jpg"/>
             <a:graphic>
               <a:graphicData uri="http://schemas.openxmlformats.org/drawingml/2006/picture">
                 <pic:pic>
                   <pic:nvPicPr>
-                    <pic:cNvPr descr="UNPA.JPG" id="0" name="image1.jpg"/>
+                    <pic:cNvPr descr="UNPA.JPG" id="0" name="image4.jpg"/>
                     <pic:cNvPicPr preferRelativeResize="0"/>
                   </pic:nvPicPr>
                   <pic:blipFill>
@@ -1124,12 +1124,12 @@
                 <wp:extent cx="2060575" cy="7330709"/>
                 <wp:effectExtent b="0" l="0" r="0" t="0"/>
                 <wp:wrapSquare wrapText="bothSides" distB="0" distT="0" distL="114300" distR="114300"/>
-                <wp:docPr id="1" name="image8.png"/>
+                <wp:docPr id="1" name="image9.png"/>
                 <a:graphic>
                   <a:graphicData uri="http://schemas.openxmlformats.org/drawingml/2006/picture">
                     <pic:pic>
                       <pic:nvPicPr>
-                        <pic:cNvPr id="0" name="image8.png"/>
+                        <pic:cNvPr id="0" name="image9.png"/>
                         <pic:cNvPicPr preferRelativeResize="0"/>
                       </pic:nvPicPr>
                       <pic:blipFill>
@@ -1232,12 +1232,12 @@
             <wp:extent cx="1200150" cy="1200150"/>
             <wp:effectExtent b="0" l="0" r="0" t="0"/>
             <wp:wrapSquare wrapText="bothSides" distB="0" distT="0" distL="114300" distR="114300"/>
-            <wp:docPr descr="psi-negro.png" id="12" name="image3.png"/>
+            <wp:docPr descr="psi-negro.png" id="12" name="image2.png"/>
             <a:graphic>
               <a:graphicData uri="http://schemas.openxmlformats.org/drawingml/2006/picture">
                 <pic:pic>
                   <pic:nvPicPr>
-                    <pic:cNvPr descr="psi-negro.png" id="0" name="image3.png"/>
+                    <pic:cNvPr descr="psi-negro.png" id="0" name="image2.png"/>
                     <pic:cNvPicPr preferRelativeResize="0"/>
                   </pic:nvPicPr>
                   <pic:blipFill>
@@ -1339,7 +1339,7 @@
     </w:p>
     <w:sdt>
       <w:sdtPr>
-        <w:id w:val="-487435273"/>
+        <w:id w:val="-1067050327"/>
         <w:docPartObj>
           <w:docPartGallery w:val="Table of Contents"/>
           <w:docPartUnique w:val="1"/>
@@ -3291,7 +3291,7 @@
       <w:pPr>
         <w:numPr>
           <w:ilvl w:val="0"/>
-          <w:numId w:val="22"/>
+          <w:numId w:val="21"/>
         </w:numPr>
         <w:tabs>
           <w:tab w:val="left" w:leader="none" w:pos="0"/>
@@ -3314,7 +3314,7 @@
       <w:pPr>
         <w:numPr>
           <w:ilvl w:val="0"/>
-          <w:numId w:val="22"/>
+          <w:numId w:val="21"/>
         </w:numPr>
         <w:tabs>
           <w:tab w:val="left" w:leader="none" w:pos="0"/>
@@ -3337,7 +3337,7 @@
       <w:pPr>
         <w:numPr>
           <w:ilvl w:val="0"/>
-          <w:numId w:val="22"/>
+          <w:numId w:val="21"/>
         </w:numPr>
         <w:tabs>
           <w:tab w:val="left" w:leader="none" w:pos="0"/>
@@ -3360,7 +3360,7 @@
       <w:pPr>
         <w:numPr>
           <w:ilvl w:val="0"/>
-          <w:numId w:val="22"/>
+          <w:numId w:val="21"/>
         </w:numPr>
         <w:tabs>
           <w:tab w:val="left" w:leader="none" w:pos="0"/>
@@ -3383,7 +3383,7 @@
       <w:pPr>
         <w:numPr>
           <w:ilvl w:val="0"/>
-          <w:numId w:val="22"/>
+          <w:numId w:val="21"/>
         </w:numPr>
         <w:tabs>
           <w:tab w:val="left" w:leader="none" w:pos="0"/>
@@ -3406,7 +3406,7 @@
       <w:pPr>
         <w:numPr>
           <w:ilvl w:val="0"/>
-          <w:numId w:val="22"/>
+          <w:numId w:val="21"/>
         </w:numPr>
         <w:tabs>
           <w:tab w:val="left" w:leader="none" w:pos="0"/>
@@ -3429,7 +3429,7 @@
       <w:pPr>
         <w:numPr>
           <w:ilvl w:val="0"/>
-          <w:numId w:val="22"/>
+          <w:numId w:val="21"/>
         </w:numPr>
         <w:tabs>
           <w:tab w:val="left" w:leader="none" w:pos="0"/>
@@ -4895,7 +4895,7 @@
       <w:pPr>
         <w:numPr>
           <w:ilvl w:val="0"/>
-          <w:numId w:val="24"/>
+          <w:numId w:val="23"/>
         </w:numPr>
         <w:tabs>
           <w:tab w:val="left" w:leader="none" w:pos="0"/>
@@ -5009,19 +5009,7 @@
         <w:rPr>
           <w:rtl w:val="0"/>
         </w:rPr>
-        <w:t xml:space="preserve">CU20: </w:t>
-      </w:r>
-      <w:r>
-        <w:rPr>
-          <w:rtl w:val="0"/>
-        </w:rPr>
-        <w:t xml:space="preserve">Registrar tiempo por cronómetro. I</w:t>
-      </w:r>
-      <w:r>
-        <w:rPr>
-          <w:rtl w:val="0"/>
-        </w:rPr>
-        <w:t xml:space="preserve">ntegra Toggl Track para registrar tiempos en tiempo real.</w:t>
+        <w:t xml:space="preserve">CU20: Registrar tiempo por cronómetro. Permite registrar el tiempo de trabajo en tiempo real desde el sistema Kairos.</w:t>
       </w:r>
     </w:p>
     <w:p>
@@ -5073,12 +5061,12 @@
           <wp:inline distB="114300" distT="114300" distL="114300" distR="114300">
             <wp:extent cx="5399730" cy="4343400"/>
             <wp:effectExtent b="0" l="0" r="0" t="0"/>
-            <wp:docPr id="16" name="image6.png"/>
+            <wp:docPr id="17" name="image7.png"/>
             <a:graphic>
               <a:graphicData uri="http://schemas.openxmlformats.org/drawingml/2006/picture">
                 <pic:pic>
                   <pic:nvPicPr>
-                    <pic:cNvPr id="0" name="image6.png"/>
+                    <pic:cNvPr id="0" name="image7.png"/>
                     <pic:cNvPicPr preferRelativeResize="0"/>
                   </pic:nvPicPr>
                   <pic:blipFill>
@@ -5110,6 +5098,32 @@
     </w:p>
     <w:p>
       <w:pPr>
+        <w:tabs>
+          <w:tab w:val="left" w:leader="none" w:pos="0"/>
+        </w:tabs>
+        <w:spacing w:after="240" w:before="240" w:lineRule="auto"/>
+        <w:ind w:left="0"/>
+        <w:jc w:val="center"/>
+        <w:rPr/>
+      </w:pPr>
+      <w:r>
+        <w:rPr>
+          <w:b w:val="1"/>
+          <w:bCs w:val="1"/>
+          <w:i w:val="1"/>
+          <w:iCs w:val="1"/>
+          <w:rtl w:val="0"/>
+        </w:rPr>
+        <w:t xml:space="preserve">Figura 1 - Diagrama de Casos de Uso</w:t>
+      </w:r>
+      <w:r>
+        <w:rPr>
+          <w:rtl w:val="0"/>
+        </w:rPr>
+      </w:r>
+    </w:p>
+    <w:p>
+      <w:pPr>
         <w:pStyle w:val="Heading2"/>
         <w:keepNext w:val="1"/>
         <w:keepLines w:val="1"/>
@@ -5136,45 +5150,7 @@
         <w:rPr>
           <w:rtl w:val="0"/>
         </w:rPr>
-        <w:t xml:space="preserve">Kairos se despliega como un sistema cliente‑servidor donde los usuarios interactúan a través de una aplicación web desarrollada en Angular. El servidor se implementa en Spring Boot y expone servicios RESTful. La base de datos MySQL almacena la información de usuarios, proyectos, tareas, tiempos y configuraciones. La base de datos MySQL almacena la información de usuarios, proyectos, tareas, tiempos y configuraciones. El sistema se integra con:</w:t>
-      </w:r>
-    </w:p>
-    <w:p>
-      <w:pPr>
-        <w:numPr>
-          <w:ilvl w:val="0"/>
-          <w:numId w:val="19"/>
-        </w:numPr>
-        <w:spacing w:after="0" w:afterAutospacing="0"/>
-        <w:ind w:left="720" w:hanging="360"/>
-        <w:rPr>
-          <w:u w:val="none"/>
-        </w:rPr>
-      </w:pPr>
-      <w:r>
-        <w:rPr>
-          <w:rtl w:val="0"/>
-        </w:rPr>
-        <w:t xml:space="preserve">Google OAuth 2.0 para la autenticación.</w:t>
-      </w:r>
-    </w:p>
-    <w:p>
-      <w:pPr>
-        <w:numPr>
-          <w:ilvl w:val="0"/>
-          <w:numId w:val="19"/>
-        </w:numPr>
-        <w:spacing w:before="0" w:beforeAutospacing="0"/>
-        <w:ind w:left="720" w:hanging="360"/>
-        <w:rPr>
-          <w:u w:val="none"/>
-        </w:rPr>
-      </w:pPr>
-      <w:r>
-        <w:rPr>
-          <w:rtl w:val="0"/>
-        </w:rPr>
-        <w:t xml:space="preserve">Toggl Track para la medición de tiempos.</w:t>
+        <w:t xml:space="preserve">Kairos se despliega como un sistema cliente‑servidor donde los usuarios interactúan a través de una aplicación web desarrollada en Angular. El servidor se implementa en Spring Boot y expone servicios RESTful. La base de datos MySQL almacena la información de usuarios, proyectos, tareas, tiempos y configuraciones. El sistema se integra con Google OAuth 2.0 para la autenticación.</w:t>
       </w:r>
     </w:p>
     <w:p>
@@ -5186,7 +5162,7 @@
         <w:rPr>
           <w:rtl w:val="0"/>
         </w:rPr>
-        <w:t xml:space="preserve">Los actores utilizan un navegador para acceder a la UI. El servidor gestiona la lógica de negocio, controla la persistencia de datos y se comunica con servicios externos (Google y Toggl).</w:t>
+        <w:t xml:space="preserve">Los actores utilizan un navegador para acceder a la UI. El servidor gestiona la lógica de negocio, controla la persistencia de datos y se comunica con servicios externos (Google).</w:t>
       </w:r>
       <w:r>
         <w:rPr>
@@ -6058,13 +6034,90 @@
         <w:rPr>
           <w:rtl w:val="0"/>
         </w:rPr>
-        <w:t xml:space="preserve">describe cómo se organiza la concurrencia y la comunicación entre los distintos componentes que conforman la arquitectura cliente-servidor. Kairos se compone de procesos ligeros (hilos de control) y procesos pesados (grupos de procesos concurrentes) que operan en conjunto para permitir la interacción fluida entre los usuarios, el servidor y los servicios externos integrados. Este modelo permite que múltiples usuarios interactúen con el sistema de manera concurrente sin afectar la integridad ni el rendimiento general, garantizando la sincronización de datos y </w:t>
-      </w:r>
-      <w:r>
-        <w:rPr>
-          <w:rtl w:val="0"/>
-        </w:rPr>
-        <w:t xml:space="preserve">una experiencia fluida.</w:t>
+        <w:t xml:space="preserve">describe cómo se organiza la concurrencia y la comunicación entre los distintos componentes que conforman la arquitectura cliente-servidor. Kairos se compone de procesos ligeros (hilos de control) y procesos pesados (grupos de procesos concurrentes) que operan en conjunto para permitir la interacción fluida entre los usuarios, el servidor y los servicios externos integrados. Este modelo permite que múltiples usuarios interactúen con el sistema de manera concurrente sin afectar la integridad ni el rendimiento general, garantizando la sincronización de datos y una experiencia fluida. </w:t>
+      </w:r>
+      <w:r>
+        <w:rPr>
+          <w:rtl w:val="0"/>
+        </w:rPr>
+        <w:t xml:space="preserve">La interacción entre estos procesos se ilustra en la Figura 2.</w:t>
+      </w:r>
+    </w:p>
+    <w:p>
+      <w:pPr>
+        <w:tabs>
+          <w:tab w:val="left" w:leader="none" w:pos="0"/>
+        </w:tabs>
+        <w:spacing w:after="240" w:before="240" w:lineRule="auto"/>
+        <w:ind w:left="0"/>
+        <w:jc w:val="center"/>
+        <w:rPr/>
+      </w:pPr>
+      <w:r>
+        <w:rPr/>
+        <w:drawing>
+          <wp:inline distB="114300" distT="114300" distL="114300" distR="114300">
+            <wp:extent cx="2514600" cy="3019916"/>
+            <wp:effectExtent b="0" l="0" r="0" t="0"/>
+            <wp:docPr id="14" name="image5.jpg"/>
+            <a:graphic>
+              <a:graphicData uri="http://schemas.openxmlformats.org/drawingml/2006/picture">
+                <pic:pic>
+                  <pic:nvPicPr>
+                    <pic:cNvPr id="0" name="image5.jpg"/>
+                    <pic:cNvPicPr preferRelativeResize="0"/>
+                  </pic:nvPicPr>
+                  <pic:blipFill>
+                    <a:blip r:embed="rId10"/>
+                    <a:srcRect b="56970" l="24068" r="29347" t="3486"/>
+                    <a:stretch>
+                      <a:fillRect/>
+                    </a:stretch>
+                  </pic:blipFill>
+                  <pic:spPr>
+                    <a:xfrm>
+                      <a:off x="0" y="0"/>
+                      <a:ext cx="2514600" cy="3019916"/>
+                    </a:xfrm>
+                    <a:prstGeom prst="rect"/>
+                    <a:ln/>
+                  </pic:spPr>
+                </pic:pic>
+              </a:graphicData>
+            </a:graphic>
+          </wp:inline>
+        </w:drawing>
+      </w:r>
+      <w:r>
+        <w:rPr>
+          <w:rtl w:val="0"/>
+        </w:rPr>
+      </w:r>
+    </w:p>
+    <w:p>
+      <w:pPr>
+        <w:tabs>
+          <w:tab w:val="left" w:leader="none" w:pos="0"/>
+        </w:tabs>
+        <w:spacing w:after="240" w:before="240" w:lineRule="auto"/>
+        <w:ind w:left="0"/>
+        <w:jc w:val="center"/>
+        <w:rPr>
+          <w:b w:val="1"/>
+          <w:bCs w:val="1"/>
+          <w:i w:val="1"/>
+          <w:iCs w:val="1"/>
+        </w:rPr>
+      </w:pPr>
+      <w:r>
+        <w:rPr>
+          <w:b w:val="1"/>
+          <w:bCs w:val="1"/>
+          <w:i w:val="1"/>
+          <w:iCs w:val="1"/>
+          <w:rtl w:val="0"/>
+        </w:rPr>
+        <w:t xml:space="preserve">Figura 2 - Diagrama de Procesos</w:t>
       </w:r>
     </w:p>
     <w:p>
@@ -6205,22 +6258,6 @@
         <w:t xml:space="preserve">Comunicación:</w:t>
         <w:br w:type="textWrapping"/>
         <w:t xml:space="preserve">Se comunica con el servidor Spring Boot a través de solicitudes HTTP RESTful, intercambiando información en formato JSON. La comunicación es asíncrona (mediante llamadas HTTP), lo que permite mantener la interfaz reactiva y sin bloqueos durante las operaciones.</w:t>
-        <w:br w:type="textWrapping"/>
-      </w:r>
-    </w:p>
-    <w:p>
-      <w:pPr>
-        <w:tabs>
-          <w:tab w:val="left" w:leader="none" w:pos="0"/>
-        </w:tabs>
-        <w:spacing w:after="240" w:before="240" w:lineRule="auto"/>
-        <w:ind w:left="0" w:firstLine="0"/>
-        <w:rPr/>
-      </w:pPr>
-      <w:r>
-        <w:rPr>
-          <w:rtl w:val="0"/>
-        </w:rPr>
       </w:r>
     </w:p>
     <w:p>
@@ -6374,7 +6411,7 @@
         <w:rPr>
           <w:rtl w:val="0"/>
         </w:rPr>
-        <w:t xml:space="preserve">Se comunica con la base de datos MySQL mediante el uso de repositorios JPA y con los servicios externos (Toggl y Google) mediante solicitudes REST. Internamente, los distintos componentes del servidor se comunican por medio de invocación de métodos directos (síncronos) y el mecanismo de Inyección de Dependencias de Spring.</w:t>
+        <w:t xml:space="preserve">Se comunica con la base de datos MySQL mediante el uso de repositorios JPA y con los servicios externos (Google) mediante solicitudes REST. Internamente, los distintos componentes del servidor se comunican por medio de invocación de métodos directos (síncronos) y el mecanismo de Inyección de Dependencias de Spring.</w:t>
       </w:r>
     </w:p>
     <w:p>
@@ -6481,7 +6518,7 @@
       <w:pPr>
         <w:numPr>
           <w:ilvl w:val="0"/>
-          <w:numId w:val="23"/>
+          <w:numId w:val="22"/>
         </w:numPr>
         <w:tabs>
           <w:tab w:val="left" w:leader="none" w:pos="0"/>
@@ -6524,14 +6561,28 @@
         <w:rPr>
           <w:rtl w:val="0"/>
         </w:rPr>
-        <w:t xml:space="preserve">: Este grupo agrupa los procesos que gestionan la comunicación con servicios externos utilizados por Kairos; Google OAuth 2.0, para la autenticación de usuarios, y Toggl Track, para la sincronización y registro de tiempos de trabajo.</w:t>
+        <w:t xml:space="preserve">: Este grupo gestiona la comunicación con servicios externos utilizados por Kairos, principalmente </w:t>
+      </w:r>
+      <w:r>
+        <w:rPr>
+          <w:b w:val="1"/>
+          <w:bCs w:val="1"/>
+          <w:rtl w:val="0"/>
+        </w:rPr>
+        <w:t xml:space="preserve">Google OAuth 2.0</w:t>
+      </w:r>
+      <w:r>
+        <w:rPr>
+          <w:rtl w:val="0"/>
+        </w:rPr>
+        <w:t xml:space="preserve">, que se utiliza para la autenticación de usuarios.</w:t>
       </w:r>
     </w:p>
     <w:p>
       <w:pPr>
         <w:numPr>
           <w:ilvl w:val="0"/>
-          <w:numId w:val="21"/>
+          <w:numId w:val="20"/>
         </w:numPr>
         <w:tabs>
           <w:tab w:val="left" w:leader="none" w:pos="0"/>
@@ -6554,7 +6605,7 @@
       <w:pPr>
         <w:numPr>
           <w:ilvl w:val="1"/>
-          <w:numId w:val="21"/>
+          <w:numId w:val="20"/>
         </w:numPr>
         <w:tabs>
           <w:tab w:val="left" w:leader="none" w:pos="0"/>
@@ -6573,28 +6624,8 @@
     <w:p>
       <w:pPr>
         <w:numPr>
-          <w:ilvl w:val="1"/>
-          <w:numId w:val="21"/>
-        </w:numPr>
-        <w:tabs>
-          <w:tab w:val="left" w:leader="none" w:pos="0"/>
-        </w:tabs>
-        <w:spacing w:after="0" w:afterAutospacing="0" w:before="0" w:beforeAutospacing="0" w:lineRule="auto"/>
-        <w:ind w:left="1440" w:hanging="360"/>
-        <w:jc w:val="both"/>
-      </w:pPr>
-      <w:r>
-        <w:rPr>
-          <w:rtl w:val="0"/>
-        </w:rPr>
-        <w:t xml:space="preserve">Hilo de sincronización de tiempos: se encarga de enviar y recibir datos desde la API de Toggl mediante solicitudes REST.</w:t>
-      </w:r>
-    </w:p>
-    <w:p>
-      <w:pPr>
-        <w:numPr>
           <w:ilvl w:val="0"/>
-          <w:numId w:val="21"/>
+          <w:numId w:val="20"/>
         </w:numPr>
         <w:tabs>
           <w:tab w:val="left" w:leader="none" w:pos="0"/>
@@ -6786,23 +6817,11 @@
     </w:p>
     <w:p>
       <w:pPr>
-        <w:keepNext w:val="0"/>
-        <w:keepLines w:val="0"/>
-        <w:pageBreakBefore w:val="0"/>
-        <w:widowControl w:val="1"/>
-        <w:pBdr>
-          <w:top w:space="0" w:sz="0" w:val="nil"/>
-          <w:left w:space="0" w:sz="0" w:val="nil"/>
-          <w:bottom w:space="0" w:sz="0" w:val="nil"/>
-          <w:right w:space="0" w:sz="0" w:val="nil"/>
-          <w:between w:space="0" w:sz="0" w:val="nil"/>
-        </w:pBdr>
-        <w:shd w:fill="auto" w:val="clear"/>
-        <w:tabs>
-          <w:tab w:val="left" w:leader="none" w:pos="0"/>
-        </w:tabs>
-        <w:spacing w:after="0" w:before="200" w:line="276" w:lineRule="auto"/>
-        <w:ind w:left="115" w:right="0" w:hanging="5.9999999999999964"/>
+        <w:tabs>
+          <w:tab w:val="left" w:leader="none" w:pos="0"/>
+        </w:tabs>
+        <w:spacing w:after="240" w:before="240" w:lineRule="auto"/>
+        <w:ind w:left="0"/>
         <w:jc w:val="both"/>
         <w:rPr/>
       </w:pPr>
@@ -6810,99 +6829,99 @@
         <w:rPr>
           <w:rtl w:val="0"/>
         </w:rPr>
-        <w:t xml:space="preserve">El sistema Kairos se libera en un entorno de red local (LAN) perteneciente a la UNPA UARG, garantizando conectividad interna, seguridad y un acceso controlado para alumnos y docentes. En esta vista se contempla diferentes componentes físicos y configuraciones sobre los mismos:</w:t>
-      </w:r>
-    </w:p>
-    <w:p>
-      <w:pPr>
-        <w:keepNext w:val="0"/>
-        <w:keepLines w:val="0"/>
-        <w:pageBreakBefore w:val="0"/>
-        <w:widowControl w:val="1"/>
-        <w:pBdr>
-          <w:top w:space="0" w:sz="0" w:val="nil"/>
-          <w:left w:space="0" w:sz="0" w:val="nil"/>
-          <w:bottom w:space="0" w:sz="0" w:val="nil"/>
-          <w:right w:space="0" w:sz="0" w:val="nil"/>
-          <w:between w:space="0" w:sz="0" w:val="nil"/>
-        </w:pBdr>
-        <w:shd w:fill="auto" w:val="clear"/>
-        <w:tabs>
-          <w:tab w:val="left" w:leader="none" w:pos="0"/>
-        </w:tabs>
-        <w:spacing w:after="0" w:before="200" w:line="276" w:lineRule="auto"/>
-        <w:ind w:left="115" w:right="0" w:hanging="5.9999999999999964"/>
+        <w:t xml:space="preserve">El sistema Kairos se despliega en un entorno cliente-servidor dentro de la red local (LAN) de la UNPA UARG. La arquitectura contempla los siguientes nodos principales:</w:t>
+      </w:r>
+    </w:p>
+    <w:p>
+      <w:pPr>
+        <w:tabs>
+          <w:tab w:val="left" w:leader="none" w:pos="0"/>
+        </w:tabs>
+        <w:spacing w:after="240" w:before="240" w:lineRule="auto"/>
+        <w:ind w:left="0"/>
         <w:jc w:val="both"/>
         <w:rPr/>
       </w:pPr>
       <w:r>
         <w:rPr>
-          <w:rtl w:val="0"/>
-        </w:rPr>
-        <w:t xml:space="preserve">Red local (LAN): en esta configuración, los componentes serán nodos conectados al sistema por medio de la red LAN de la UNPA UARG, lo qué asegura buena comunicación estable y segura.</w:t>
-      </w:r>
-    </w:p>
-    <w:p>
-      <w:pPr>
-        <w:keepNext w:val="0"/>
-        <w:keepLines w:val="0"/>
-        <w:pageBreakBefore w:val="0"/>
-        <w:widowControl w:val="1"/>
-        <w:pBdr>
-          <w:top w:space="0" w:sz="0" w:val="nil"/>
-          <w:left w:space="0" w:sz="0" w:val="nil"/>
-          <w:bottom w:space="0" w:sz="0" w:val="nil"/>
-          <w:right w:space="0" w:sz="0" w:val="nil"/>
-          <w:between w:space="0" w:sz="0" w:val="nil"/>
-        </w:pBdr>
-        <w:shd w:fill="auto" w:val="clear"/>
-        <w:tabs>
-          <w:tab w:val="left" w:leader="none" w:pos="0"/>
-        </w:tabs>
-        <w:spacing w:after="0" w:before="200" w:line="276" w:lineRule="auto"/>
-        <w:ind w:left="115" w:right="0" w:hanging="5.9999999999999964"/>
+          <w:b w:val="1"/>
+          <w:bCs w:val="1"/>
+          <w:rtl w:val="0"/>
+        </w:rPr>
+        <w:t xml:space="preserve">Nodo Cliente: </w:t>
+      </w:r>
+      <w:r>
+        <w:rPr>
+          <w:rtl w:val="0"/>
+        </w:rPr>
+        <w:t xml:space="preserve">Corresponde a los navegadores web utilizados por los usuarios (estudiantes y docentes). Desde estos dispositivos se accede a la aplicación web desarrollada en Angular.</w:t>
+      </w:r>
+    </w:p>
+    <w:p>
+      <w:pPr>
+        <w:tabs>
+          <w:tab w:val="left" w:leader="none" w:pos="0"/>
+        </w:tabs>
+        <w:spacing w:after="240" w:before="240" w:lineRule="auto"/>
+        <w:ind w:left="0"/>
         <w:jc w:val="both"/>
         <w:rPr/>
       </w:pPr>
       <w:r>
         <w:rPr>
-          <w:rtl w:val="0"/>
-        </w:rPr>
-        <w:t xml:space="preserve">Los nodos conectados serán los equipos pertenecientes a los laboratorios de informática de las aulas del área de informática de la UNPA UARG, donde los estudiantes podrán hacer uso para acceder al sistema y gestionar sus proyectos, tiempos y tareas.</w:t>
-      </w:r>
-    </w:p>
-    <w:p>
-      <w:pPr>
-        <w:keepNext w:val="0"/>
-        <w:keepLines w:val="0"/>
-        <w:pageBreakBefore w:val="0"/>
-        <w:widowControl w:val="1"/>
-        <w:pBdr>
-          <w:top w:space="0" w:sz="0" w:val="nil"/>
-          <w:left w:space="0" w:sz="0" w:val="nil"/>
-          <w:bottom w:space="0" w:sz="0" w:val="nil"/>
-          <w:right w:space="0" w:sz="0" w:val="nil"/>
-          <w:between w:space="0" w:sz="0" w:val="nil"/>
-        </w:pBdr>
-        <w:shd w:fill="auto" w:val="clear"/>
-        <w:tabs>
-          <w:tab w:val="left" w:leader="none" w:pos="0"/>
-        </w:tabs>
-        <w:spacing w:after="0" w:before="200" w:line="276" w:lineRule="auto"/>
-        <w:ind w:left="115" w:right="0" w:hanging="5.9999999999999964"/>
+          <w:b w:val="1"/>
+          <w:bCs w:val="1"/>
+          <w:rtl w:val="0"/>
+        </w:rPr>
+        <w:t xml:space="preserve">Nodo Servidor de Aplicación: </w:t>
+      </w:r>
+      <w:r>
+        <w:rPr>
+          <w:rtl w:val="0"/>
+        </w:rPr>
+        <w:t xml:space="preserve">Servidor donde se ejecuta la aplicación backend desarrollada en Spring Boot. Este componente procesa las solicitudes del cliente, gestiona la lógica de negocio y coordina el acceso a los datos.</w:t>
+      </w:r>
+    </w:p>
+    <w:p>
+      <w:pPr>
+        <w:tabs>
+          <w:tab w:val="left" w:leader="none" w:pos="0"/>
+        </w:tabs>
+        <w:spacing w:after="240" w:before="240" w:lineRule="auto"/>
+        <w:ind w:left="0"/>
         <w:jc w:val="both"/>
         <w:rPr/>
       </w:pPr>
       <w:r>
         <w:rPr>
-          <w:rtl w:val="0"/>
-        </w:rPr>
-        <w:t xml:space="preserve">Por fuera de los equipos pertenecientes a los laboratorios de informática, se encuentran también los equipos personales de los estudiantes, estos nodos podrán acceder al sistema cuando se encuentren dentro del área de cobertura de la red local de la UNPA UARG.</w:t>
-      </w:r>
-      <w:r>
-        <w:rPr>
-          <w:rtl w:val="0"/>
-        </w:rPr>
+          <w:b w:val="1"/>
+          <w:bCs w:val="1"/>
+          <w:rtl w:val="0"/>
+        </w:rPr>
+        <w:t xml:space="preserve">Nodo Servidor de Base de Datos: </w:t>
+      </w:r>
+      <w:r>
+        <w:rPr>
+          <w:rtl w:val="0"/>
+        </w:rPr>
+        <w:t xml:space="preserve">Servidor que ejecuta MySQL y almacena la información del sistema, incluyendo usuarios, proyectos, tareas, tiempos y configuraciones.</w:t>
+      </w:r>
+    </w:p>
+    <w:p>
+      <w:pPr>
+        <w:tabs>
+          <w:tab w:val="left" w:leader="none" w:pos="0"/>
+        </w:tabs>
+        <w:spacing w:after="240" w:before="240" w:lineRule="auto"/>
+        <w:ind w:left="0"/>
+        <w:jc w:val="both"/>
+        <w:rPr/>
+      </w:pPr>
+      <w:r>
+        <w:rPr>
+          <w:rtl w:val="0"/>
+        </w:rPr>
+        <w:t xml:space="preserve">Estos nodos se encuentran conectados a través de la red LAN de la UNPA UARG, permitiendo el acceso desde equipos de laboratorio o dispositivos personales dentro de la red institucional.</w:t>
       </w:r>
     </w:p>
     <w:p>
@@ -7015,7 +7034,7 @@
       <w:pPr>
         <w:numPr>
           <w:ilvl w:val="0"/>
-          <w:numId w:val="20"/>
+          <w:numId w:val="19"/>
         </w:numPr>
         <w:tabs>
           <w:tab w:val="left" w:leader="none" w:pos="0"/>
@@ -7230,7 +7249,7 @@
         <w:rPr>
           <w:rtl w:val="0"/>
         </w:rPr>
-        <w:t xml:space="preserve">componentes para consumir APIs de Google y Toggl.</w:t>
+        <w:t xml:space="preserve">componentes para consumir APIs de Google.</w:t>
       </w:r>
     </w:p>
     <w:p>
@@ -7290,17 +7309,17 @@
           <wp:inline distB="114300" distT="114300" distL="114300" distR="114300">
             <wp:extent cx="5399730" cy="2400300"/>
             <wp:effectExtent b="0" l="0" r="0" t="0"/>
-            <wp:docPr id="15" name="image7.png"/>
+            <wp:docPr id="16" name="image8.png"/>
             <a:graphic>
               <a:graphicData uri="http://schemas.openxmlformats.org/drawingml/2006/picture">
                 <pic:pic>
                   <pic:nvPicPr>
-                    <pic:cNvPr id="0" name="image7.png"/>
+                    <pic:cNvPr id="0" name="image8.png"/>
                     <pic:cNvPicPr preferRelativeResize="0"/>
                   </pic:nvPicPr>
                   <pic:blipFill>
-                    <a:blip r:embed="rId10"/>
-                    <a:srcRect b="0" l="8" r="8" t="0"/>
+                    <a:blip r:embed="rId11"/>
+                    <a:srcRect b="0" l="9" r="9" t="0"/>
                     <a:stretch>
                       <a:fillRect/>
                     </a:stretch>
@@ -7327,6 +7346,46 @@
     </w:p>
     <w:p>
       <w:pPr>
+        <w:tabs>
+          <w:tab w:val="left" w:leader="none" w:pos="0"/>
+        </w:tabs>
+        <w:spacing w:after="240" w:before="240" w:lineRule="auto"/>
+        <w:ind w:left="0"/>
+        <w:jc w:val="center"/>
+        <w:rPr>
+          <w:b w:val="1"/>
+          <w:bCs w:val="1"/>
+          <w:i w:val="1"/>
+          <w:iCs w:val="1"/>
+        </w:rPr>
+      </w:pPr>
+      <w:r>
+        <w:rPr>
+          <w:b w:val="1"/>
+          <w:bCs w:val="1"/>
+          <w:i w:val="1"/>
+          <w:iCs w:val="1"/>
+          <w:rtl w:val="0"/>
+        </w:rPr>
+        <w:t xml:space="preserve">Figura 3 - Diagrama de Objetos</w:t>
+      </w:r>
+    </w:p>
+    <w:p>
+      <w:pPr>
+        <w:tabs>
+          <w:tab w:val="left" w:leader="none" w:pos="0"/>
+        </w:tabs>
+        <w:jc w:val="center"/>
+        <w:rPr/>
+      </w:pPr>
+      <w:r>
+        <w:rPr>
+          <w:rtl w:val="0"/>
+        </w:rPr>
+      </w:r>
+    </w:p>
+    <w:p>
+      <w:pPr>
         <w:pStyle w:val="Heading2"/>
         <w:keepNext w:val="1"/>
         <w:keepLines w:val="1"/>
@@ -7414,19 +7473,9 @@
         <w:ind w:left="115" w:right="0" w:hanging="5.9999999999999964"/>
         <w:jc w:val="both"/>
         <w:rPr>
-          <w:rFonts w:ascii="Calibri" w:cs="Calibri" w:eastAsia="Calibri" w:hAnsi="Calibri"/>
-          <w:b w:val="0"/>
-          <w:bCs w:val="0"/>
           <w:i w:val="1"/>
           <w:iCs w:val="1"/>
-          <w:smallCaps w:val="0"/>
-          <w:strike w:val="0"/>
           <w:color w:val="548dd4"/>
-          <w:sz w:val="22"/>
-          <w:szCs w:val="22"/>
-          <w:u w:val="none"/>
-          <w:shd w:fill="auto" w:val="clear"/>
-          <w:vertAlign w:val="baseline"/>
         </w:rPr>
       </w:pPr>
       <w:r>
@@ -7439,16 +7488,16 @@
           <wp:inline distB="114300" distT="114300" distL="114300" distR="114300">
             <wp:extent cx="5399730" cy="3162300"/>
             <wp:effectExtent b="0" l="0" r="0" t="0"/>
-            <wp:docPr id="18" name="image5.png"/>
+            <wp:docPr id="19" name="image6.png"/>
             <a:graphic>
               <a:graphicData uri="http://schemas.openxmlformats.org/drawingml/2006/picture">
                 <pic:pic>
                   <pic:nvPicPr>
-                    <pic:cNvPr id="0" name="image5.png"/>
+                    <pic:cNvPr id="0" name="image6.png"/>
                     <pic:cNvPicPr preferRelativeResize="0"/>
                   </pic:nvPicPr>
                   <pic:blipFill>
-                    <a:blip r:embed="rId11"/>
+                    <a:blip r:embed="rId12"/>
                     <a:srcRect b="0" l="0" r="0" t="0"/>
                     <a:stretch>
                       <a:fillRect/>
@@ -7476,6 +7525,64 @@
     </w:p>
     <w:p>
       <w:pPr>
+        <w:tabs>
+          <w:tab w:val="left" w:leader="none" w:pos="0"/>
+        </w:tabs>
+        <w:spacing w:after="240" w:before="240" w:lineRule="auto"/>
+        <w:ind w:left="0"/>
+        <w:jc w:val="center"/>
+        <w:rPr>
+          <w:b w:val="1"/>
+          <w:bCs w:val="1"/>
+          <w:i w:val="1"/>
+          <w:iCs w:val="1"/>
+        </w:rPr>
+      </w:pPr>
+      <w:r>
+        <w:rPr>
+          <w:b w:val="1"/>
+          <w:bCs w:val="1"/>
+          <w:i w:val="1"/>
+          <w:iCs w:val="1"/>
+          <w:rtl w:val="0"/>
+        </w:rPr>
+        <w:t xml:space="preserve">Figura 4 - Diagrama de Paquetes</w:t>
+      </w:r>
+    </w:p>
+    <w:p>
+      <w:pPr>
+        <w:keepNext w:val="0"/>
+        <w:keepLines w:val="0"/>
+        <w:pageBreakBefore w:val="0"/>
+        <w:widowControl w:val="1"/>
+        <w:pBdr>
+          <w:top w:space="0" w:sz="0" w:val="nil"/>
+          <w:left w:space="0" w:sz="0" w:val="nil"/>
+          <w:bottom w:space="0" w:sz="0" w:val="nil"/>
+          <w:right w:space="0" w:sz="0" w:val="nil"/>
+          <w:between w:space="0" w:sz="0" w:val="nil"/>
+        </w:pBdr>
+        <w:shd w:fill="auto" w:val="clear"/>
+        <w:tabs>
+          <w:tab w:val="left" w:leader="none" w:pos="0"/>
+        </w:tabs>
+        <w:spacing w:after="0" w:before="200" w:line="276" w:lineRule="auto"/>
+        <w:ind w:left="115" w:right="0" w:hanging="5.9999999999999964"/>
+        <w:jc w:val="both"/>
+        <w:rPr>
+          <w:i w:val="1"/>
+          <w:iCs w:val="1"/>
+          <w:color w:val="548dd4"/>
+        </w:rPr>
+      </w:pPr>
+      <w:r>
+        <w:rPr>
+          <w:rtl w:val="0"/>
+        </w:rPr>
+      </w:r>
+    </w:p>
+    <w:p>
+      <w:pPr>
         <w:pStyle w:val="Heading4"/>
         <w:ind w:left="0" w:firstLine="0"/>
         <w:rPr/>
@@ -7489,8 +7596,8 @@
       </w:r>
     </w:p>
     <w:sectPr>
-      <w:headerReference r:id="rId12" w:type="default"/>
-      <w:footerReference r:id="rId13" w:type="default"/>
+      <w:headerReference r:id="rId13" w:type="default"/>
+      <w:footerReference r:id="rId14" w:type="default"/>
       <w:pgSz w:h="16838" w:w="11906" w:orient="portrait"/>
       <w:pgMar w:bottom="1417" w:top="1535" w:left="1701" w:right="1701" w:header="567" w:footer="572"/>
       <w:pgNumType w:start="1"/>
@@ -7715,12 +7822,12 @@
               <wp:extent cx="7761605" cy="822325"/>
               <wp:effectExtent b="0" l="0" r="0" t="0"/>
               <wp:wrapNone/>
-              <wp:docPr id="7" name="image14.png"/>
+              <wp:docPr id="7" name="image15.png"/>
               <a:graphic>
                 <a:graphicData uri="http://schemas.openxmlformats.org/drawingml/2006/picture">
                   <pic:pic>
                     <pic:nvPicPr>
-                      <pic:cNvPr id="0" name="image14.png"/>
+                      <pic:cNvPr id="0" name="image15.png"/>
                       <pic:cNvPicPr preferRelativeResize="0"/>
                     </pic:nvPicPr>
                     <pic:blipFill>
@@ -7822,12 +7929,12 @@
               <wp:extent cx="103505" cy="824865"/>
               <wp:effectExtent b="0" l="0" r="0" t="0"/>
               <wp:wrapNone/>
-              <wp:docPr id="3" name="image10.png"/>
+              <wp:docPr id="3" name="image11.png"/>
               <a:graphic>
                 <a:graphicData uri="http://schemas.openxmlformats.org/drawingml/2006/picture">
                   <pic:pic>
                     <pic:nvPicPr>
-                      <pic:cNvPr id="0" name="image10.png"/>
+                      <pic:cNvPr id="0" name="image11.png"/>
                       <pic:cNvPicPr preferRelativeResize="0"/>
                     </pic:nvPicPr>
                     <pic:blipFill>
@@ -7929,12 +8036,12 @@
               <wp:extent cx="103505" cy="824865"/>
               <wp:effectExtent b="0" l="0" r="0" t="0"/>
               <wp:wrapNone/>
-              <wp:docPr id="10" name="image17.png"/>
+              <wp:docPr id="10" name="image18.png"/>
               <a:graphic>
                 <a:graphicData uri="http://schemas.openxmlformats.org/drawingml/2006/picture">
                   <pic:pic>
                     <pic:nvPicPr>
-                      <pic:cNvPr id="0" name="image17.png"/>
+                      <pic:cNvPr id="0" name="image18.png"/>
                       <pic:cNvPicPr preferRelativeResize="0"/>
                     </pic:nvPicPr>
                     <pic:blipFill>
@@ -8034,12 +8141,12 @@
           <wp:extent cx="669290" cy="669290"/>
           <wp:effectExtent b="0" l="0" r="0" t="0"/>
           <wp:wrapSquare wrapText="bothSides" distB="0" distT="0" distL="114300" distR="114300"/>
-          <wp:docPr descr="psi-negro.png" id="14" name="image2.png"/>
+          <wp:docPr descr="psi-negro.png" id="15" name="image1.png"/>
           <a:graphic>
             <a:graphicData uri="http://schemas.openxmlformats.org/drawingml/2006/picture">
               <pic:pic>
                 <pic:nvPicPr>
-                  <pic:cNvPr descr="psi-negro.png" id="0" name="image2.png"/>
+                  <pic:cNvPr descr="psi-negro.png" id="0" name="image1.png"/>
                   <pic:cNvPicPr preferRelativeResize="0"/>
                 </pic:nvPicPr>
                 <pic:blipFill>
@@ -8079,12 +8186,12 @@
           <wp:extent cx="425450" cy="666750"/>
           <wp:effectExtent b="0" l="0" r="0" t="0"/>
           <wp:wrapSquare wrapText="bothSides" distB="0" distT="0" distL="114300" distR="114300"/>
-          <wp:docPr descr="UNPA.JPG" id="17" name="image4.jpg"/>
+          <wp:docPr descr="UNPA.JPG" id="18" name="image3.jpg"/>
           <a:graphic>
             <a:graphicData uri="http://schemas.openxmlformats.org/drawingml/2006/picture">
               <pic:pic>
                 <pic:nvPicPr>
-                  <pic:cNvPr descr="UNPA.JPG" id="0" name="image4.jpg"/>
+                  <pic:cNvPr descr="UNPA.JPG" id="0" name="image3.jpg"/>
                   <pic:cNvPicPr preferRelativeResize="0"/>
                 </pic:nvPicPr>
                 <pic:blipFill>
@@ -8187,12 +8294,12 @@
               <wp:extent cx="103505" cy="811530"/>
               <wp:effectExtent b="0" l="0" r="0" t="0"/>
               <wp:wrapNone/>
-              <wp:docPr id="8" name="image15.png"/>
+              <wp:docPr id="8" name="image16.png"/>
               <a:graphic>
                 <a:graphicData uri="http://schemas.openxmlformats.org/drawingml/2006/picture">
                   <pic:pic>
                     <pic:nvPicPr>
-                      <pic:cNvPr id="0" name="image15.png"/>
+                      <pic:cNvPr id="0" name="image16.png"/>
                       <pic:cNvPicPr preferRelativeResize="0"/>
                     </pic:nvPicPr>
                     <pic:blipFill>
@@ -8297,12 +8404,12 @@
               <wp:extent cx="103505" cy="812165"/>
               <wp:effectExtent b="0" l="0" r="0" t="0"/>
               <wp:wrapNone/>
-              <wp:docPr id="5" name="image12.png"/>
+              <wp:docPr id="5" name="image13.png"/>
               <a:graphic>
                 <a:graphicData uri="http://schemas.openxmlformats.org/drawingml/2006/picture">
                   <pic:pic>
                     <pic:nvPicPr>
-                      <pic:cNvPr id="0" name="image12.png"/>
+                      <pic:cNvPr id="0" name="image13.png"/>
                       <pic:cNvPicPr preferRelativeResize="0"/>
                     </pic:nvPicPr>
                     <pic:blipFill>
@@ -8498,12 +8605,12 @@
               <wp:extent cx="7549515" cy="815340"/>
               <wp:effectExtent b="0" l="0" r="0" t="0"/>
               <wp:wrapNone/>
-              <wp:docPr id="4" name="image11.png"/>
+              <wp:docPr id="4" name="image12.png"/>
               <a:graphic>
                 <a:graphicData uri="http://schemas.openxmlformats.org/drawingml/2006/picture">
                   <pic:pic>
                     <pic:nvPicPr>
-                      <pic:cNvPr id="0" name="image11.png"/>
+                      <pic:cNvPr id="0" name="image12.png"/>
                       <pic:cNvPicPr preferRelativeResize="0"/>
                     </pic:nvPicPr>
                     <pic:blipFill>
@@ -10532,10 +10639,10 @@
     <w:lvl w:ilvl="0">
       <w:start w:val="1"/>
       <w:numFmt w:val="bullet"/>
-      <w:lvlText w:val="❖"/>
-      <w:lvlJc w:val="left"/>
-      <w:pPr>
-        <w:ind w:left="720" w:hanging="360"/>
+      <w:lvlText w:val="-"/>
+      <w:lvlJc w:val="left"/>
+      <w:pPr>
+        <w:ind w:left="1440" w:hanging="360"/>
       </w:pPr>
       <w:rPr>
         <w:u w:val="none"/>
@@ -10544,10 +10651,10 @@
     <w:lvl w:ilvl="1">
       <w:start w:val="1"/>
       <w:numFmt w:val="bullet"/>
-      <w:lvlText w:val="➢"/>
-      <w:lvlJc w:val="left"/>
-      <w:pPr>
-        <w:ind w:left="1440" w:hanging="360"/>
+      <w:lvlText w:val="-"/>
+      <w:lvlJc w:val="left"/>
+      <w:pPr>
+        <w:ind w:left="2160" w:hanging="360"/>
       </w:pPr>
       <w:rPr>
         <w:u w:val="none"/>
@@ -10556,10 +10663,10 @@
     <w:lvl w:ilvl="2">
       <w:start w:val="1"/>
       <w:numFmt w:val="bullet"/>
-      <w:lvlText w:val="■"/>
-      <w:lvlJc w:val="left"/>
-      <w:pPr>
-        <w:ind w:left="2160" w:hanging="360"/>
+      <w:lvlText w:val="-"/>
+      <w:lvlJc w:val="left"/>
+      <w:pPr>
+        <w:ind w:left="2880" w:hanging="360"/>
       </w:pPr>
       <w:rPr>
         <w:u w:val="none"/>
@@ -10568,10 +10675,10 @@
     <w:lvl w:ilvl="3">
       <w:start w:val="1"/>
       <w:numFmt w:val="bullet"/>
-      <w:lvlText w:val="●"/>
-      <w:lvlJc w:val="left"/>
-      <w:pPr>
-        <w:ind w:left="2880" w:hanging="360"/>
+      <w:lvlText w:val="-"/>
+      <w:lvlJc w:val="left"/>
+      <w:pPr>
+        <w:ind w:left="3600" w:hanging="360"/>
       </w:pPr>
       <w:rPr>
         <w:u w:val="none"/>
@@ -10580,10 +10687,10 @@
     <w:lvl w:ilvl="4">
       <w:start w:val="1"/>
       <w:numFmt w:val="bullet"/>
-      <w:lvlText w:val="◆"/>
-      <w:lvlJc w:val="left"/>
-      <w:pPr>
-        <w:ind w:left="3600" w:hanging="360"/>
+      <w:lvlText w:val="-"/>
+      <w:lvlJc w:val="left"/>
+      <w:pPr>
+        <w:ind w:left="4320" w:hanging="360"/>
       </w:pPr>
       <w:rPr>
         <w:u w:val="none"/>
@@ -10592,10 +10699,10 @@
     <w:lvl w:ilvl="5">
       <w:start w:val="1"/>
       <w:numFmt w:val="bullet"/>
-      <w:lvlText w:val="➢"/>
-      <w:lvlJc w:val="left"/>
-      <w:pPr>
-        <w:ind w:left="4320" w:hanging="360"/>
+      <w:lvlText w:val="-"/>
+      <w:lvlJc w:val="left"/>
+      <w:pPr>
+        <w:ind w:left="5040" w:hanging="360"/>
       </w:pPr>
       <w:rPr>
         <w:u w:val="none"/>
@@ -10604,10 +10711,10 @@
     <w:lvl w:ilvl="6">
       <w:start w:val="1"/>
       <w:numFmt w:val="bullet"/>
-      <w:lvlText w:val="■"/>
-      <w:lvlJc w:val="left"/>
-      <w:pPr>
-        <w:ind w:left="5040" w:hanging="360"/>
+      <w:lvlText w:val="-"/>
+      <w:lvlJc w:val="left"/>
+      <w:pPr>
+        <w:ind w:left="5760" w:hanging="360"/>
       </w:pPr>
       <w:rPr>
         <w:u w:val="none"/>
@@ -10616,10 +10723,10 @@
     <w:lvl w:ilvl="7">
       <w:start w:val="1"/>
       <w:numFmt w:val="bullet"/>
-      <w:lvlText w:val="●"/>
-      <w:lvlJc w:val="left"/>
-      <w:pPr>
-        <w:ind w:left="5760" w:hanging="360"/>
+      <w:lvlText w:val="-"/>
+      <w:lvlJc w:val="left"/>
+      <w:pPr>
+        <w:ind w:left="6480" w:hanging="360"/>
       </w:pPr>
       <w:rPr>
         <w:u w:val="none"/>
@@ -10628,10 +10735,10 @@
     <w:lvl w:ilvl="8">
       <w:start w:val="1"/>
       <w:numFmt w:val="bullet"/>
-      <w:lvlText w:val="◆"/>
-      <w:lvlJc w:val="left"/>
-      <w:pPr>
-        <w:ind w:left="6480" w:hanging="360"/>
+      <w:lvlText w:val="-"/>
+      <w:lvlJc w:val="left"/>
+      <w:pPr>
+        <w:ind w:left="7200" w:hanging="360"/>
       </w:pPr>
       <w:rPr>
         <w:u w:val="none"/>
@@ -10642,7 +10749,19 @@
     <w:lvl w:ilvl="0">
       <w:start w:val="1"/>
       <w:numFmt w:val="bullet"/>
-      <w:lvlText w:val="-"/>
+      <w:lvlText w:val="❖"/>
+      <w:lvlJc w:val="left"/>
+      <w:pPr>
+        <w:ind w:left="720" w:hanging="360"/>
+      </w:pPr>
+      <w:rPr>
+        <w:u w:val="none"/>
+      </w:rPr>
+    </w:lvl>
+    <w:lvl w:ilvl="1">
+      <w:start w:val="1"/>
+      <w:numFmt w:val="bullet"/>
+      <w:lvlText w:val="➢"/>
       <w:lvlJc w:val="left"/>
       <w:pPr>
         <w:ind w:left="1440" w:hanging="360"/>
@@ -10651,10 +10770,10 @@
         <w:u w:val="none"/>
       </w:rPr>
     </w:lvl>
-    <w:lvl w:ilvl="1">
-      <w:start w:val="1"/>
-      <w:numFmt w:val="bullet"/>
-      <w:lvlText w:val="-"/>
+    <w:lvl w:ilvl="2">
+      <w:start w:val="1"/>
+      <w:numFmt w:val="bullet"/>
+      <w:lvlText w:val="■"/>
       <w:lvlJc w:val="left"/>
       <w:pPr>
         <w:ind w:left="2160" w:hanging="360"/>
@@ -10663,10 +10782,10 @@
         <w:u w:val="none"/>
       </w:rPr>
     </w:lvl>
-    <w:lvl w:ilvl="2">
-      <w:start w:val="1"/>
-      <w:numFmt w:val="bullet"/>
-      <w:lvlText w:val="-"/>
+    <w:lvl w:ilvl="3">
+      <w:start w:val="1"/>
+      <w:numFmt w:val="bullet"/>
+      <w:lvlText w:val="●"/>
       <w:lvlJc w:val="left"/>
       <w:pPr>
         <w:ind w:left="2880" w:hanging="360"/>
@@ -10675,10 +10794,10 @@
         <w:u w:val="none"/>
       </w:rPr>
     </w:lvl>
-    <w:lvl w:ilvl="3">
-      <w:start w:val="1"/>
-      <w:numFmt w:val="bullet"/>
-      <w:lvlText w:val="-"/>
+    <w:lvl w:ilvl="4">
+      <w:start w:val="1"/>
+      <w:numFmt w:val="bullet"/>
+      <w:lvlText w:val="◆"/>
       <w:lvlJc w:val="left"/>
       <w:pPr>
         <w:ind w:left="3600" w:hanging="360"/>
@@ -10687,10 +10806,10 @@
         <w:u w:val="none"/>
       </w:rPr>
     </w:lvl>
-    <w:lvl w:ilvl="4">
-      <w:start w:val="1"/>
-      <w:numFmt w:val="bullet"/>
-      <w:lvlText w:val="-"/>
+    <w:lvl w:ilvl="5">
+      <w:start w:val="1"/>
+      <w:numFmt w:val="bullet"/>
+      <w:lvlText w:val="➢"/>
       <w:lvlJc w:val="left"/>
       <w:pPr>
         <w:ind w:left="4320" w:hanging="360"/>
@@ -10699,10 +10818,10 @@
         <w:u w:val="none"/>
       </w:rPr>
     </w:lvl>
-    <w:lvl w:ilvl="5">
-      <w:start w:val="1"/>
-      <w:numFmt w:val="bullet"/>
-      <w:lvlText w:val="-"/>
+    <w:lvl w:ilvl="6">
+      <w:start w:val="1"/>
+      <w:numFmt w:val="bullet"/>
+      <w:lvlText w:val="■"/>
       <w:lvlJc w:val="left"/>
       <w:pPr>
         <w:ind w:left="5040" w:hanging="360"/>
@@ -10711,10 +10830,10 @@
         <w:u w:val="none"/>
       </w:rPr>
     </w:lvl>
-    <w:lvl w:ilvl="6">
-      <w:start w:val="1"/>
-      <w:numFmt w:val="bullet"/>
-      <w:lvlText w:val="-"/>
+    <w:lvl w:ilvl="7">
+      <w:start w:val="1"/>
+      <w:numFmt w:val="bullet"/>
+      <w:lvlText w:val="●"/>
       <w:lvlJc w:val="left"/>
       <w:pPr>
         <w:ind w:left="5760" w:hanging="360"/>
@@ -10723,25 +10842,13 @@
         <w:u w:val="none"/>
       </w:rPr>
     </w:lvl>
-    <w:lvl w:ilvl="7">
-      <w:start w:val="1"/>
-      <w:numFmt w:val="bullet"/>
-      <w:lvlText w:val="-"/>
+    <w:lvl w:ilvl="8">
+      <w:start w:val="1"/>
+      <w:numFmt w:val="bullet"/>
+      <w:lvlText w:val="◆"/>
       <w:lvlJc w:val="left"/>
       <w:pPr>
         <w:ind w:left="6480" w:hanging="360"/>
-      </w:pPr>
-      <w:rPr>
-        <w:u w:val="none"/>
-      </w:rPr>
-    </w:lvl>
-    <w:lvl w:ilvl="8">
-      <w:start w:val="1"/>
-      <w:numFmt w:val="bullet"/>
-      <w:lvlText w:val="-"/>
-      <w:lvlJc w:val="left"/>
-      <w:pPr>
-        <w:ind w:left="7200" w:hanging="360"/>
       </w:pPr>
       <w:rPr>
         <w:u w:val="none"/>
@@ -10969,116 +11076,6 @@
     </w:lvl>
   </w:abstractNum>
   <w:abstractNum w:abstractNumId="23">
-    <w:lvl w:ilvl="0">
-      <w:start w:val="1"/>
-      <w:numFmt w:val="bullet"/>
-      <w:lvlText w:val="❖"/>
-      <w:lvlJc w:val="left"/>
-      <w:pPr>
-        <w:ind w:left="720" w:hanging="360"/>
-      </w:pPr>
-      <w:rPr>
-        <w:u w:val="none"/>
-      </w:rPr>
-    </w:lvl>
-    <w:lvl w:ilvl="1">
-      <w:start w:val="1"/>
-      <w:numFmt w:val="bullet"/>
-      <w:lvlText w:val="➢"/>
-      <w:lvlJc w:val="left"/>
-      <w:pPr>
-        <w:ind w:left="1440" w:hanging="360"/>
-      </w:pPr>
-      <w:rPr>
-        <w:u w:val="none"/>
-      </w:rPr>
-    </w:lvl>
-    <w:lvl w:ilvl="2">
-      <w:start w:val="1"/>
-      <w:numFmt w:val="bullet"/>
-      <w:lvlText w:val="■"/>
-      <w:lvlJc w:val="left"/>
-      <w:pPr>
-        <w:ind w:left="2160" w:hanging="360"/>
-      </w:pPr>
-      <w:rPr>
-        <w:u w:val="none"/>
-      </w:rPr>
-    </w:lvl>
-    <w:lvl w:ilvl="3">
-      <w:start w:val="1"/>
-      <w:numFmt w:val="bullet"/>
-      <w:lvlText w:val="●"/>
-      <w:lvlJc w:val="left"/>
-      <w:pPr>
-        <w:ind w:left="2880" w:hanging="360"/>
-      </w:pPr>
-      <w:rPr>
-        <w:u w:val="none"/>
-      </w:rPr>
-    </w:lvl>
-    <w:lvl w:ilvl="4">
-      <w:start w:val="1"/>
-      <w:numFmt w:val="bullet"/>
-      <w:lvlText w:val="◆"/>
-      <w:lvlJc w:val="left"/>
-      <w:pPr>
-        <w:ind w:left="3600" w:hanging="360"/>
-      </w:pPr>
-      <w:rPr>
-        <w:u w:val="none"/>
-      </w:rPr>
-    </w:lvl>
-    <w:lvl w:ilvl="5">
-      <w:start w:val="1"/>
-      <w:numFmt w:val="bullet"/>
-      <w:lvlText w:val="➢"/>
-      <w:lvlJc w:val="left"/>
-      <w:pPr>
-        <w:ind w:left="4320" w:hanging="360"/>
-      </w:pPr>
-      <w:rPr>
-        <w:u w:val="none"/>
-      </w:rPr>
-    </w:lvl>
-    <w:lvl w:ilvl="6">
-      <w:start w:val="1"/>
-      <w:numFmt w:val="bullet"/>
-      <w:lvlText w:val="■"/>
-      <w:lvlJc w:val="left"/>
-      <w:pPr>
-        <w:ind w:left="5040" w:hanging="360"/>
-      </w:pPr>
-      <w:rPr>
-        <w:u w:val="none"/>
-      </w:rPr>
-    </w:lvl>
-    <w:lvl w:ilvl="7">
-      <w:start w:val="1"/>
-      <w:numFmt w:val="bullet"/>
-      <w:lvlText w:val="●"/>
-      <w:lvlJc w:val="left"/>
-      <w:pPr>
-        <w:ind w:left="5760" w:hanging="360"/>
-      </w:pPr>
-      <w:rPr>
-        <w:u w:val="none"/>
-      </w:rPr>
-    </w:lvl>
-    <w:lvl w:ilvl="8">
-      <w:start w:val="1"/>
-      <w:numFmt w:val="bullet"/>
-      <w:lvlText w:val="◆"/>
-      <w:lvlJc w:val="left"/>
-      <w:pPr>
-        <w:ind w:left="6480" w:hanging="360"/>
-      </w:pPr>
-      <w:rPr>
-        <w:u w:val="none"/>
-      </w:rPr>
-    </w:lvl>
-  </w:abstractNum>
-  <w:abstractNum w:abstractNumId="24">
     <w:lvl w:ilvl="0">
       <w:start w:val="1"/>
       <w:numFmt w:val="bullet"/>
@@ -11256,9 +11253,6 @@
   </w:num>
   <w:num w:numId="23">
     <w:abstractNumId w:val="23"/>
-  </w:num>
-  <w:num w:numId="24">
-    <w:abstractNumId w:val="24"/>
   </w:num>
 </w:numbering>
 </file>
